--- a/kit/UNDERCITY_RoleCards.docx
+++ b/kit/UNDERCITY_RoleCards.docx
@@ -85,93 +85,205 @@
       </w:pPr>
       <w:r>
         <w:rPr>
-          <w:rFonts w:ascii="Courier New" w:cs="Courier New" w:eastAsia="Courier New" w:hAnsi="Courier New"/>
-          <w:color w:val="1A1A1A"/>
-          <w:sz w:val="18"/>
-          <w:szCs w:val="18"/>
-        </w:rPr>
-        <w:t xml:space="preserve">—  </w:t>
-      </w:r>
-      <w:r>
-        <w:rPr>
-          <w:rFonts w:ascii="Arial" w:cs="Arial" w:eastAsia="Arial" w:hAnsi="Arial"/>
-          <w:color w:val="1A1A1A"/>
-          <w:sz w:val="18"/>
-          <w:szCs w:val="18"/>
-        </w:rPr>
-        <w:t xml:space="preserve">You hold the final call inside this station.</w:t>
-      </w:r>
-    </w:p>
-    <w:p>
-      <w:pPr>
-        <w:spacing w:after="40"/>
-        <w:ind w:left="260" w:hanging="260"/>
-      </w:pPr>
-      <w:r>
-        <w:rPr>
-          <w:rFonts w:ascii="Courier New" w:cs="Courier New" w:eastAsia="Courier New" w:hAnsi="Courier New"/>
-          <w:color w:val="1A1A1A"/>
-          <w:sz w:val="18"/>
-          <w:szCs w:val="18"/>
-        </w:rPr>
-        <w:t xml:space="preserve">—  </w:t>
-      </w:r>
-      <w:r>
-        <w:rPr>
-          <w:rFonts w:ascii="Arial" w:cs="Arial" w:eastAsia="Arial" w:hAnsi="Arial"/>
-          <w:color w:val="1A1A1A"/>
-          <w:sz w:val="18"/>
-          <w:szCs w:val="18"/>
-        </w:rPr>
-        <w:t xml:space="preserve">You attend every Council sitting. Your voice is the sector's voice.</w:t>
-      </w:r>
-    </w:p>
-    <w:p>
-      <w:pPr>
-        <w:spacing w:after="40"/>
-        <w:ind w:left="260" w:hanging="260"/>
-      </w:pPr>
-      <w:r>
-        <w:rPr>
-          <w:rFonts w:ascii="Courier New" w:cs="Courier New" w:eastAsia="Courier New" w:hAnsi="Courier New"/>
-          <w:color w:val="1A1A1A"/>
-          <w:sz w:val="18"/>
-          <w:szCs w:val="18"/>
-        </w:rPr>
-        <w:t xml:space="preserve">—  </w:t>
-      </w:r>
-      <w:r>
-        <w:rPr>
-          <w:rFonts w:ascii="Arial" w:cs="Arial" w:eastAsia="Arial" w:hAnsi="Arial"/>
-          <w:color w:val="1A1A1A"/>
-          <w:sz w:val="18"/>
-          <w:szCs w:val="18"/>
-        </w:rPr>
-        <w:t xml:space="preserve">You cannot leave the station except for Council.</w:t>
-      </w:r>
-    </w:p>
-    <w:p>
-      <w:pPr>
-        <w:spacing w:after="40"/>
-        <w:ind w:left="260" w:hanging="260"/>
-      </w:pPr>
-      <w:r>
-        <w:rPr>
-          <w:rFonts w:ascii="Courier New" w:cs="Courier New" w:eastAsia="Courier New" w:hAnsi="Courier New"/>
-          <w:color w:val="1A1A1A"/>
-          <w:sz w:val="18"/>
-          <w:szCs w:val="18"/>
-        </w:rPr>
-        <w:t xml:space="preserve">—  </w:t>
-      </w:r>
-      <w:r>
-        <w:rPr>
-          <w:rFonts w:ascii="Arial" w:cs="Arial" w:eastAsia="Arial" w:hAnsi="Arial"/>
-          <w:color w:val="1A1A1A"/>
-          <w:sz w:val="18"/>
-          <w:szCs w:val="18"/>
-        </w:rPr>
-        <w:t xml:space="preserve">If you are not at Council, your sector has no voice.</w:t>
+          <w:rFonts w:ascii="Arial" w:cs="Arial" w:eastAsia="Arial" w:hAnsi="Arial"/>
+          <w:b/>
+          <w:bCs/>
+          <w:color w:val="2E7D32"/>
+          <w:sz w:val="18"/>
+          <w:szCs w:val="18"/>
+        </w:rPr>
+        <w:t xml:space="preserve">✓  </w:t>
+      </w:r>
+      <w:r>
+        <w:rPr>
+          <w:rFonts w:ascii="Arial" w:cs="Arial" w:eastAsia="Arial" w:hAnsi="Arial"/>
+          <w:color w:val="1A1A1A"/>
+          <w:sz w:val="18"/>
+          <w:szCs w:val="18"/>
+        </w:rPr>
+        <w:t xml:space="preserve">Make the final call inside the station when the team cannot agree.</w:t>
+      </w:r>
+    </w:p>
+    <w:p>
+      <w:pPr>
+        <w:spacing w:after="40"/>
+        <w:ind w:left="260" w:hanging="260"/>
+      </w:pPr>
+      <w:r>
+        <w:rPr>
+          <w:rFonts w:ascii="Arial" w:cs="Arial" w:eastAsia="Arial" w:hAnsi="Arial"/>
+          <w:b/>
+          <w:bCs/>
+          <w:color w:val="2E7D32"/>
+          <w:sz w:val="18"/>
+          <w:szCs w:val="18"/>
+        </w:rPr>
+        <w:t xml:space="preserve">✓  </w:t>
+      </w:r>
+      <w:r>
+        <w:rPr>
+          <w:rFonts w:ascii="Arial" w:cs="Arial" w:eastAsia="Arial" w:hAnsi="Arial"/>
+          <w:color w:val="1A1A1A"/>
+          <w:sz w:val="18"/>
+          <w:szCs w:val="18"/>
+        </w:rPr>
+        <w:t xml:space="preserve">Decide what the sector pays for, trades away, and keeps.</w:t>
+      </w:r>
+    </w:p>
+    <w:p>
+      <w:pPr>
+        <w:spacing w:after="40"/>
+        <w:ind w:left="260" w:hanging="260"/>
+      </w:pPr>
+      <w:r>
+        <w:rPr>
+          <w:rFonts w:ascii="Arial" w:cs="Arial" w:eastAsia="Arial" w:hAnsi="Arial"/>
+          <w:b/>
+          <w:bCs/>
+          <w:color w:val="2E7D32"/>
+          <w:sz w:val="18"/>
+          <w:szCs w:val="18"/>
+        </w:rPr>
+        <w:t xml:space="preserve">✓  </w:t>
+      </w:r>
+      <w:r>
+        <w:rPr>
+          <w:rFonts w:ascii="Arial" w:cs="Arial" w:eastAsia="Arial" w:hAnsi="Arial"/>
+          <w:color w:val="1A1A1A"/>
+          <w:sz w:val="18"/>
+          <w:szCs w:val="18"/>
+        </w:rPr>
+        <w:t xml:space="preserve">Go to the central Council table the moment COUNCIL IN SESSION shows on the console, with the Liaison.</w:t>
+      </w:r>
+    </w:p>
+    <w:p>
+      <w:pPr>
+        <w:spacing w:after="40"/>
+        <w:ind w:left="260" w:hanging="260"/>
+      </w:pPr>
+      <w:r>
+        <w:rPr>
+          <w:rFonts w:ascii="Arial" w:cs="Arial" w:eastAsia="Arial" w:hAnsi="Arial"/>
+          <w:b/>
+          <w:bCs/>
+          <w:color w:val="2E7D32"/>
+          <w:sz w:val="18"/>
+          <w:szCs w:val="18"/>
+        </w:rPr>
+        <w:t xml:space="preserve">✓  </w:t>
+      </w:r>
+      <w:r>
+        <w:rPr>
+          <w:rFonts w:ascii="Arial" w:cs="Arial" w:eastAsia="Arial" w:hAnsi="Arial"/>
+          <w:color w:val="1A1A1A"/>
+          <w:sz w:val="18"/>
+          <w:szCs w:val="18"/>
+        </w:rPr>
+        <w:t xml:space="preserve">Speak for the sector at Council. One seat, one voice: yours.</w:t>
+      </w:r>
+    </w:p>
+    <w:p>
+      <w:pPr>
+        <w:spacing w:after="40"/>
+        <w:ind w:left="260" w:hanging="260"/>
+      </w:pPr>
+      <w:r>
+        <w:rPr>
+          <w:rFonts w:ascii="Arial" w:cs="Arial" w:eastAsia="Arial" w:hAnsi="Arial"/>
+          <w:b/>
+          <w:bCs/>
+          <w:color w:val="B00000"/>
+          <w:sz w:val="18"/>
+          <w:szCs w:val="18"/>
+        </w:rPr>
+        <w:t xml:space="preserve">✗  </w:t>
+      </w:r>
+      <w:r>
+        <w:rPr>
+          <w:rFonts w:ascii="Arial" w:cs="Arial" w:eastAsia="Arial" w:hAnsi="Arial"/>
+          <w:color w:val="1A1A1A"/>
+          <w:sz w:val="18"/>
+          <w:szCs w:val="18"/>
+        </w:rPr>
+        <w:t xml:space="preserve">Leave the station for any reason except Council.</w:t>
+      </w:r>
+    </w:p>
+    <w:p>
+      <w:pPr>
+        <w:spacing w:after="40"/>
+        <w:ind w:left="260" w:hanging="260"/>
+      </w:pPr>
+      <w:r>
+        <w:rPr>
+          <w:rFonts w:ascii="Arial" w:cs="Arial" w:eastAsia="Arial" w:hAnsi="Arial"/>
+          <w:b/>
+          <w:bCs/>
+          <w:color w:val="B00000"/>
+          <w:sz w:val="18"/>
+          <w:szCs w:val="18"/>
+        </w:rPr>
+        <w:t xml:space="preserve">✗  </w:t>
+      </w:r>
+      <w:r>
+        <w:rPr>
+          <w:rFonts w:ascii="Arial" w:cs="Arial" w:eastAsia="Arial" w:hAnsi="Arial"/>
+          <w:color w:val="1A1A1A"/>
+          <w:sz w:val="18"/>
+          <w:szCs w:val="18"/>
+        </w:rPr>
+        <w:t xml:space="preserve">Sign Transfer Chits. That is the Liaison's signature.</w:t>
+      </w:r>
+    </w:p>
+    <w:p>
+      <w:pPr>
+        <w:spacing w:after="40"/>
+        <w:ind w:left="260" w:hanging="260"/>
+      </w:pPr>
+      <w:r>
+        <w:rPr>
+          <w:rFonts w:ascii="Arial" w:cs="Arial" w:eastAsia="Arial" w:hAnsi="Arial"/>
+          <w:b/>
+          <w:bCs/>
+          <w:color w:val="8A5A00"/>
+          <w:sz w:val="18"/>
+          <w:szCs w:val="18"/>
+        </w:rPr>
+        <w:t xml:space="preserve">→  </w:t>
+      </w:r>
+      <w:r>
+        <w:rPr>
+          <w:rFonts w:ascii="Arial" w:cs="Arial" w:eastAsia="Arial" w:hAnsi="Arial"/>
+          <w:color w:val="1A1A1A"/>
+          <w:sz w:val="18"/>
+          <w:szCs w:val="18"/>
+        </w:rPr>
+        <w:t xml:space="preserve">If you are not at Council, your sector has no voice for that sitting.</w:t>
+      </w:r>
+    </w:p>
+    <w:p>
+      <w:pPr>
+        <w:spacing w:after="40"/>
+        <w:ind w:left="260" w:hanging="260"/>
+      </w:pPr>
+      <w:r>
+        <w:rPr>
+          <w:rFonts w:ascii="Arial" w:cs="Arial" w:eastAsia="Arial" w:hAnsi="Arial"/>
+          <w:b/>
+          <w:bCs/>
+          <w:color w:val="8A5A00"/>
+          <w:sz w:val="18"/>
+          <w:szCs w:val="18"/>
+        </w:rPr>
+        <w:t xml:space="preserve">→  </w:t>
+      </w:r>
+      <w:r>
+        <w:rPr>
+          <w:rFonts w:ascii="Arial" w:cs="Arial" w:eastAsia="Arial" w:hAnsi="Arial"/>
+          <w:color w:val="1A1A1A"/>
+          <w:sz w:val="18"/>
+          <w:szCs w:val="18"/>
+        </w:rPr>
+        <w:t xml:space="preserve">If the team is three people, you also keep the Station Operations Log.</w:t>
       </w:r>
     </w:p>
     <w:p>
@@ -274,93 +386,205 @@
       </w:pPr>
       <w:r>
         <w:rPr>
-          <w:rFonts w:ascii="Courier New" w:cs="Courier New" w:eastAsia="Courier New" w:hAnsi="Courier New"/>
-          <w:color w:val="1A1A1A"/>
-          <w:sz w:val="18"/>
-          <w:szCs w:val="18"/>
-        </w:rPr>
-        <w:t xml:space="preserve">—  </w:t>
-      </w:r>
-      <w:r>
-        <w:rPr>
-          <w:rFonts w:ascii="Arial" w:cs="Arial" w:eastAsia="Arial" w:hAnsi="Arial"/>
-          <w:color w:val="1A1A1A"/>
-          <w:sz w:val="18"/>
-          <w:szCs w:val="18"/>
-        </w:rPr>
-        <w:t xml:space="preserve">All trade, negotiation and physical delivery goes through you.</w:t>
-      </w:r>
-    </w:p>
-    <w:p>
-      <w:pPr>
-        <w:spacing w:after="40"/>
-        <w:ind w:left="260" w:hanging="260"/>
-      </w:pPr>
-      <w:r>
-        <w:rPr>
-          <w:rFonts w:ascii="Courier New" w:cs="Courier New" w:eastAsia="Courier New" w:hAnsi="Courier New"/>
-          <w:color w:val="1A1A1A"/>
-          <w:sz w:val="18"/>
-          <w:szCs w:val="18"/>
-        </w:rPr>
-        <w:t xml:space="preserve">—  </w:t>
-      </w:r>
-      <w:r>
-        <w:rPr>
-          <w:rFonts w:ascii="Arial" w:cs="Arial" w:eastAsia="Arial" w:hAnsi="Arial"/>
-          <w:color w:val="1A1A1A"/>
-          <w:sz w:val="18"/>
-          <w:szCs w:val="18"/>
-        </w:rPr>
-        <w:t xml:space="preserve">You carry and sign every Transfer Chit.</w:t>
-      </w:r>
-    </w:p>
-    <w:p>
-      <w:pPr>
-        <w:spacing w:after="40"/>
-        <w:ind w:left="260" w:hanging="260"/>
-      </w:pPr>
-      <w:r>
-        <w:rPr>
-          <w:rFonts w:ascii="Courier New" w:cs="Courier New" w:eastAsia="Courier New" w:hAnsi="Courier New"/>
-          <w:color w:val="1A1A1A"/>
-          <w:sz w:val="18"/>
-          <w:szCs w:val="18"/>
-        </w:rPr>
-        <w:t xml:space="preserve">—  </w:t>
-      </w:r>
-      <w:r>
-        <w:rPr>
-          <w:rFonts w:ascii="Arial" w:cs="Arial" w:eastAsia="Arial" w:hAnsi="Arial"/>
-          <w:color w:val="1A1A1A"/>
-          <w:sz w:val="18"/>
-          <w:szCs w:val="18"/>
-        </w:rPr>
-        <w:t xml:space="preserve">You attend Council alongside the Chief.</w:t>
-      </w:r>
-    </w:p>
-    <w:p>
-      <w:pPr>
-        <w:spacing w:after="40"/>
-        <w:ind w:left="260" w:hanging="260"/>
-      </w:pPr>
-      <w:r>
-        <w:rPr>
-          <w:rFonts w:ascii="Courier New" w:cs="Courier New" w:eastAsia="Courier New" w:hAnsi="Courier New"/>
-          <w:color w:val="1A1A1A"/>
-          <w:sz w:val="18"/>
-          <w:szCs w:val="18"/>
-        </w:rPr>
-        <w:t xml:space="preserve">—  </w:t>
-      </w:r>
-      <w:r>
-        <w:rPr>
-          <w:rFonts w:ascii="Arial" w:cs="Arial" w:eastAsia="Arial" w:hAnsi="Arial"/>
-          <w:color w:val="1A1A1A"/>
-          <w:sz w:val="18"/>
-          <w:szCs w:val="18"/>
-        </w:rPr>
-        <w:t xml:space="preserve">While you are away, your station cannot trade.</w:t>
+          <w:rFonts w:ascii="Arial" w:cs="Arial" w:eastAsia="Arial" w:hAnsi="Arial"/>
+          <w:b/>
+          <w:bCs/>
+          <w:color w:val="2E7D32"/>
+          <w:sz w:val="18"/>
+          <w:szCs w:val="18"/>
+        </w:rPr>
+        <w:t xml:space="preserve">✓  </w:t>
+      </w:r>
+      <w:r>
+        <w:rPr>
+          <w:rFonts w:ascii="Arial" w:cs="Arial" w:eastAsia="Arial" w:hAnsi="Arial"/>
+          <w:color w:val="1A1A1A"/>
+          <w:sz w:val="18"/>
+          <w:szCs w:val="18"/>
+        </w:rPr>
+        <w:t xml:space="preserve">Carry every question to other stations: a specification value, a trade, a worker.</w:t>
+      </w:r>
+    </w:p>
+    <w:p>
+      <w:pPr>
+        <w:spacing w:after="40"/>
+        <w:ind w:left="260" w:hanging="260"/>
+      </w:pPr>
+      <w:r>
+        <w:rPr>
+          <w:rFonts w:ascii="Arial" w:cs="Arial" w:eastAsia="Arial" w:hAnsi="Arial"/>
+          <w:b/>
+          <w:bCs/>
+          <w:color w:val="2E7D32"/>
+          <w:sz w:val="18"/>
+          <w:szCs w:val="18"/>
+        </w:rPr>
+        <w:t xml:space="preserve">✓  </w:t>
+      </w:r>
+      <w:r>
+        <w:rPr>
+          <w:rFonts w:ascii="Arial" w:cs="Arial" w:eastAsia="Arial" w:hAnsi="Arial"/>
+          <w:color w:val="1A1A1A"/>
+          <w:sz w:val="18"/>
+          <w:szCs w:val="18"/>
+        </w:rPr>
+        <w:t xml:space="preserve">Negotiate every trade, fill in and sign every Transfer Chit, and carry it to Transport.</w:t>
+      </w:r>
+    </w:p>
+    <w:p>
+      <w:pPr>
+        <w:spacing w:after="40"/>
+        <w:ind w:left="260" w:hanging="260"/>
+      </w:pPr>
+      <w:r>
+        <w:rPr>
+          <w:rFonts w:ascii="Arial" w:cs="Arial" w:eastAsia="Arial" w:hAnsi="Arial"/>
+          <w:b/>
+          <w:bCs/>
+          <w:color w:val="2E7D32"/>
+          <w:sz w:val="18"/>
+          <w:szCs w:val="18"/>
+        </w:rPr>
+        <w:t xml:space="preserve">✓  </w:t>
+      </w:r>
+      <w:r>
+        <w:rPr>
+          <w:rFonts w:ascii="Arial" w:cs="Arial" w:eastAsia="Arial" w:hAnsi="Arial"/>
+          <w:color w:val="1A1A1A"/>
+          <w:sz w:val="18"/>
+          <w:szCs w:val="18"/>
+        </w:rPr>
+        <w:t xml:space="preserve">Bring the three-digit value your procedure needs back to the Systems Lead, written down.</w:t>
+      </w:r>
+    </w:p>
+    <w:p>
+      <w:pPr>
+        <w:spacing w:after="40"/>
+        <w:ind w:left="260" w:hanging="260"/>
+      </w:pPr>
+      <w:r>
+        <w:rPr>
+          <w:rFonts w:ascii="Arial" w:cs="Arial" w:eastAsia="Arial" w:hAnsi="Arial"/>
+          <w:b/>
+          <w:bCs/>
+          <w:color w:val="2E7D32"/>
+          <w:sz w:val="18"/>
+          <w:szCs w:val="18"/>
+        </w:rPr>
+        <w:t xml:space="preserve">✓  </w:t>
+      </w:r>
+      <w:r>
+        <w:rPr>
+          <w:rFonts w:ascii="Arial" w:cs="Arial" w:eastAsia="Arial" w:hAnsi="Arial"/>
+          <w:color w:val="1A1A1A"/>
+          <w:sz w:val="18"/>
+          <w:szCs w:val="18"/>
+        </w:rPr>
+        <w:t xml:space="preserve">Go to Council with the Chief when it is called. You may speak there; you hold no seat.</w:t>
+      </w:r>
+    </w:p>
+    <w:p>
+      <w:pPr>
+        <w:spacing w:after="40"/>
+        <w:ind w:left="260" w:hanging="260"/>
+      </w:pPr>
+      <w:r>
+        <w:rPr>
+          <w:rFonts w:ascii="Arial" w:cs="Arial" w:eastAsia="Arial" w:hAnsi="Arial"/>
+          <w:b/>
+          <w:bCs/>
+          <w:color w:val="B00000"/>
+          <w:sz w:val="18"/>
+          <w:szCs w:val="18"/>
+        </w:rPr>
+        <w:t xml:space="preserve">✗  </w:t>
+      </w:r>
+      <w:r>
+        <w:rPr>
+          <w:rFonts w:ascii="Arial" w:cs="Arial" w:eastAsia="Arial" w:hAnsi="Arial"/>
+          <w:color w:val="1A1A1A"/>
+          <w:sz w:val="18"/>
+          <w:szCs w:val="18"/>
+        </w:rPr>
+        <w:t xml:space="preserve">Send anyone else out. Nobody else leaves the station.</w:t>
+      </w:r>
+    </w:p>
+    <w:p>
+      <w:pPr>
+        <w:spacing w:after="40"/>
+        <w:ind w:left="260" w:hanging="260"/>
+      </w:pPr>
+      <w:r>
+        <w:rPr>
+          <w:rFonts w:ascii="Arial" w:cs="Arial" w:eastAsia="Arial" w:hAnsi="Arial"/>
+          <w:b/>
+          <w:bCs/>
+          <w:color w:val="B00000"/>
+          <w:sz w:val="18"/>
+          <w:szCs w:val="18"/>
+        </w:rPr>
+        <w:t xml:space="preserve">✗  </w:t>
+      </w:r>
+      <w:r>
+        <w:rPr>
+          <w:rFonts w:ascii="Arial" w:cs="Arial" w:eastAsia="Arial" w:hAnsi="Arial"/>
+          <w:color w:val="1A1A1A"/>
+          <w:sz w:val="18"/>
+          <w:szCs w:val="18"/>
+        </w:rPr>
+        <w:t xml:space="preserve">Hand over stock without a chit the receiving Liaison has signed.</w:t>
+      </w:r>
+    </w:p>
+    <w:p>
+      <w:pPr>
+        <w:spacing w:after="40"/>
+        <w:ind w:left="260" w:hanging="260"/>
+      </w:pPr>
+      <w:r>
+        <w:rPr>
+          <w:rFonts w:ascii="Arial" w:cs="Arial" w:eastAsia="Arial" w:hAnsi="Arial"/>
+          <w:b/>
+          <w:bCs/>
+          <w:color w:val="8A5A00"/>
+          <w:sz w:val="18"/>
+          <w:szCs w:val="18"/>
+        </w:rPr>
+        <w:t xml:space="preserve">→  </w:t>
+      </w:r>
+      <w:r>
+        <w:rPr>
+          <w:rFonts w:ascii="Arial" w:cs="Arial" w:eastAsia="Arial" w:hAnsi="Arial"/>
+          <w:color w:val="1A1A1A"/>
+          <w:sz w:val="18"/>
+          <w:szCs w:val="18"/>
+        </w:rPr>
+        <w:t xml:space="preserve">While you are away no chit can be signed, so no transfer can be completed.</w:t>
+      </w:r>
+    </w:p>
+    <w:p>
+      <w:pPr>
+        <w:spacing w:after="40"/>
+        <w:ind w:left="260" w:hanging="260"/>
+      </w:pPr>
+      <w:r>
+        <w:rPr>
+          <w:rFonts w:ascii="Arial" w:cs="Arial" w:eastAsia="Arial" w:hAnsi="Arial"/>
+          <w:b/>
+          <w:bCs/>
+          <w:color w:val="8A5A00"/>
+          <w:sz w:val="18"/>
+          <w:szCs w:val="18"/>
+        </w:rPr>
+        <w:t xml:space="preserve">→  </w:t>
+      </w:r>
+      <w:r>
+        <w:rPr>
+          <w:rFonts w:ascii="Arial" w:cs="Arial" w:eastAsia="Arial" w:hAnsi="Arial"/>
+          <w:color w:val="1A1A1A"/>
+          <w:sz w:val="18"/>
+          <w:szCs w:val="18"/>
+        </w:rPr>
+        <w:t xml:space="preserve">Before you go, tell the team what you are asking for and what you can offer.</w:t>
       </w:r>
     </w:p>
     <w:p>
@@ -463,93 +687,205 @@
       </w:pPr>
       <w:r>
         <w:rPr>
-          <w:rFonts w:ascii="Courier New" w:cs="Courier New" w:eastAsia="Courier New" w:hAnsi="Courier New"/>
-          <w:color w:val="1A1A1A"/>
-          <w:sz w:val="18"/>
-          <w:szCs w:val="18"/>
-        </w:rPr>
-        <w:t xml:space="preserve">—  </w:t>
-      </w:r>
-      <w:r>
-        <w:rPr>
-          <w:rFonts w:ascii="Arial" w:cs="Arial" w:eastAsia="Arial" w:hAnsi="Arial"/>
-          <w:color w:val="1A1A1A"/>
-          <w:sz w:val="18"/>
-          <w:szCs w:val="18"/>
-        </w:rPr>
-        <w:t xml:space="preserve">You look up every fault code and read the procedure aloud.</w:t>
-      </w:r>
-    </w:p>
-    <w:p>
-      <w:pPr>
-        <w:spacing w:after="40"/>
-        <w:ind w:left="260" w:hanging="260"/>
-      </w:pPr>
-      <w:r>
-        <w:rPr>
-          <w:rFonts w:ascii="Courier New" w:cs="Courier New" w:eastAsia="Courier New" w:hAnsi="Courier New"/>
-          <w:color w:val="1A1A1A"/>
-          <w:sz w:val="18"/>
-          <w:szCs w:val="18"/>
-        </w:rPr>
-        <w:t xml:space="preserve">—  </w:t>
-      </w:r>
-      <w:r>
-        <w:rPr>
-          <w:rFonts w:ascii="Arial" w:cs="Arial" w:eastAsia="Arial" w:hAnsi="Arial"/>
-          <w:color w:val="1A1A1A"/>
-          <w:sz w:val="18"/>
-          <w:szCs w:val="18"/>
-        </w:rPr>
-        <w:t xml:space="preserve">You enter resolution codes. Three wrong entries lock the console for 20 seconds.</w:t>
-      </w:r>
-    </w:p>
-    <w:p>
-      <w:pPr>
-        <w:spacing w:after="40"/>
-        <w:ind w:left="260" w:hanging="260"/>
-      </w:pPr>
-      <w:r>
-        <w:rPr>
-          <w:rFonts w:ascii="Courier New" w:cs="Courier New" w:eastAsia="Courier New" w:hAnsi="Courier New"/>
-          <w:color w:val="1A1A1A"/>
-          <w:sz w:val="18"/>
-          <w:szCs w:val="18"/>
-        </w:rPr>
-        <w:t xml:space="preserve">—  </w:t>
-      </w:r>
-      <w:r>
-        <w:rPr>
-          <w:rFonts w:ascii="Arial" w:cs="Arial" w:eastAsia="Arial" w:hAnsi="Arial"/>
-          <w:color w:val="1A1A1A"/>
-          <w:sz w:val="18"/>
-          <w:szCs w:val="18"/>
-        </w:rPr>
-        <w:t xml:space="preserve">You keep the console stock figures matching the chits on the table.</w:t>
-      </w:r>
-    </w:p>
-    <w:p>
-      <w:pPr>
-        <w:spacing w:after="40"/>
-        <w:ind w:left="260" w:hanging="260"/>
-      </w:pPr>
-      <w:r>
-        <w:rPr>
-          <w:rFonts w:ascii="Courier New" w:cs="Courier New" w:eastAsia="Courier New" w:hAnsi="Courier New"/>
-          <w:color w:val="1A1A1A"/>
-          <w:sz w:val="18"/>
-          <w:szCs w:val="18"/>
-        </w:rPr>
-        <w:t xml:space="preserve">—  </w:t>
-      </w:r>
-      <w:r>
-        <w:rPr>
-          <w:rFonts w:ascii="Arial" w:cs="Arial" w:eastAsia="Arial" w:hAnsi="Arial"/>
-          <w:color w:val="1A1A1A"/>
-          <w:sz w:val="18"/>
-          <w:szCs w:val="18"/>
-        </w:rPr>
-        <w:t xml:space="preserve">You do not leave the station.</w:t>
+          <w:rFonts w:ascii="Arial" w:cs="Arial" w:eastAsia="Arial" w:hAnsi="Arial"/>
+          <w:b/>
+          <w:bCs/>
+          <w:color w:val="2E7D32"/>
+          <w:sz w:val="18"/>
+          <w:szCs w:val="18"/>
+        </w:rPr>
+        <w:t xml:space="preserve">✓  </w:t>
+      </w:r>
+      <w:r>
+        <w:rPr>
+          <w:rFonts w:ascii="Arial" w:cs="Arial" w:eastAsia="Arial" w:hAnsi="Arial"/>
+          <w:color w:val="1A1A1A"/>
+          <w:sz w:val="18"/>
+          <w:szCs w:val="18"/>
+        </w:rPr>
+        <w:t xml:space="preserve">Look up every fault code in section 12 and read the procedure in section 13 aloud, all of it.</w:t>
+      </w:r>
+    </w:p>
+    <w:p>
+      <w:pPr>
+        <w:spacing w:after="40"/>
+        <w:ind w:left="260" w:hanging="260"/>
+      </w:pPr>
+      <w:r>
+        <w:rPr>
+          <w:rFonts w:ascii="Arial" w:cs="Arial" w:eastAsia="Arial" w:hAnsi="Arial"/>
+          <w:b/>
+          <w:bCs/>
+          <w:color w:val="2E7D32"/>
+          <w:sz w:val="18"/>
+          <w:szCs w:val="18"/>
+        </w:rPr>
+        <w:t xml:space="preserve">✓  </w:t>
+      </w:r>
+      <w:r>
+        <w:rPr>
+          <w:rFonts w:ascii="Arial" w:cs="Arial" w:eastAsia="Arial" w:hAnsi="Arial"/>
+          <w:color w:val="1A1A1A"/>
+          <w:sz w:val="18"/>
+          <w:szCs w:val="18"/>
+        </w:rPr>
+        <w:t xml:space="preserve">Enter the resolution code and the Workers assigned count, then press SUBMIT REPAIR.</w:t>
+      </w:r>
+    </w:p>
+    <w:p>
+      <w:pPr>
+        <w:spacing w:after="40"/>
+        <w:ind w:left="260" w:hanging="260"/>
+      </w:pPr>
+      <w:r>
+        <w:rPr>
+          <w:rFonts w:ascii="Arial" w:cs="Arial" w:eastAsia="Arial" w:hAnsi="Arial"/>
+          <w:b/>
+          <w:bCs/>
+          <w:color w:val="2E7D32"/>
+          <w:sz w:val="18"/>
+          <w:szCs w:val="18"/>
+        </w:rPr>
+        <w:t xml:space="preserve">✓  </w:t>
+      </w:r>
+      <w:r>
+        <w:rPr>
+          <w:rFonts w:ascii="Arial" w:cs="Arial" w:eastAsia="Arial" w:hAnsi="Arial"/>
+          <w:color w:val="1A1A1A"/>
+          <w:sz w:val="18"/>
+          <w:szCs w:val="18"/>
+        </w:rPr>
+        <w:t xml:space="preserve">Send and answer requests in RESOURCE EXCHANGE, and run the sector's own panel.</w:t>
+      </w:r>
+    </w:p>
+    <w:p>
+      <w:pPr>
+        <w:spacing w:after="40"/>
+        <w:ind w:left="260" w:hanging="260"/>
+      </w:pPr>
+      <w:r>
+        <w:rPr>
+          <w:rFonts w:ascii="Arial" w:cs="Arial" w:eastAsia="Arial" w:hAnsi="Arial"/>
+          <w:b/>
+          <w:bCs/>
+          <w:color w:val="2E7D32"/>
+          <w:sz w:val="18"/>
+          <w:szCs w:val="18"/>
+        </w:rPr>
+        <w:t xml:space="preserve">✓  </w:t>
+      </w:r>
+      <w:r>
+        <w:rPr>
+          <w:rFonts w:ascii="Arial" w:cs="Arial" w:eastAsia="Arial" w:hAnsi="Arial"/>
+          <w:color w:val="1A1A1A"/>
+          <w:sz w:val="18"/>
+          <w:szCs w:val="18"/>
+        </w:rPr>
+        <w:t xml:space="preserve">Keep the console's INVENTORY and the chits on the table matching.</w:t>
+      </w:r>
+    </w:p>
+    <w:p>
+      <w:pPr>
+        <w:spacing w:after="40"/>
+        <w:ind w:left="260" w:hanging="260"/>
+      </w:pPr>
+      <w:r>
+        <w:rPr>
+          <w:rFonts w:ascii="Arial" w:cs="Arial" w:eastAsia="Arial" w:hAnsi="Arial"/>
+          <w:b/>
+          <w:bCs/>
+          <w:color w:val="B00000"/>
+          <w:sz w:val="18"/>
+          <w:szCs w:val="18"/>
+        </w:rPr>
+        <w:t xml:space="preserve">✗  </w:t>
+      </w:r>
+      <w:r>
+        <w:rPr>
+          <w:rFonts w:ascii="Arial" w:cs="Arial" w:eastAsia="Arial" w:hAnsi="Arial"/>
+          <w:color w:val="1A1A1A"/>
+          <w:sz w:val="18"/>
+          <w:szCs w:val="18"/>
+        </w:rPr>
+        <w:t xml:space="preserve">Leave the station.</w:t>
+      </w:r>
+    </w:p>
+    <w:p>
+      <w:pPr>
+        <w:spacing w:after="40"/>
+        <w:ind w:left="260" w:hanging="260"/>
+      </w:pPr>
+      <w:r>
+        <w:rPr>
+          <w:rFonts w:ascii="Arial" w:cs="Arial" w:eastAsia="Arial" w:hAnsi="Arial"/>
+          <w:b/>
+          <w:bCs/>
+          <w:color w:val="B00000"/>
+          <w:sz w:val="18"/>
+          <w:szCs w:val="18"/>
+        </w:rPr>
+        <w:t xml:space="preserve">✗  </w:t>
+      </w:r>
+      <w:r>
+        <w:rPr>
+          <w:rFonts w:ascii="Arial" w:cs="Arial" w:eastAsia="Arial" w:hAnsi="Arial"/>
+          <w:color w:val="1A1A1A"/>
+          <w:sz w:val="18"/>
+          <w:szCs w:val="18"/>
+        </w:rPr>
+        <w:t xml:space="preserve">Guess a code. Three wrong codes in a row lock the console for 20 seconds.</w:t>
+      </w:r>
+    </w:p>
+    <w:p>
+      <w:pPr>
+        <w:spacing w:after="40"/>
+        <w:ind w:left="260" w:hanging="260"/>
+      </w:pPr>
+      <w:r>
+        <w:rPr>
+          <w:rFonts w:ascii="Arial" w:cs="Arial" w:eastAsia="Arial" w:hAnsi="Arial"/>
+          <w:b/>
+          <w:bCs/>
+          <w:color w:val="8A5A00"/>
+          <w:sz w:val="18"/>
+          <w:szCs w:val="18"/>
+        </w:rPr>
+        <w:t xml:space="preserve">→  </w:t>
+      </w:r>
+      <w:r>
+        <w:rPr>
+          <w:rFonts w:ascii="Arial" w:cs="Arial" w:eastAsia="Arial" w:hAnsi="Arial"/>
+          <w:color w:val="1A1A1A"/>
+          <w:sz w:val="18"/>
+          <w:szCs w:val="18"/>
+        </w:rPr>
+        <w:t xml:space="preserve">RESOLUTION REJECTED: re-verify the source table or the sector that gave the value before trying again.</w:t>
+      </w:r>
+    </w:p>
+    <w:p>
+      <w:pPr>
+        <w:spacing w:after="40"/>
+        <w:ind w:left="260" w:hanging="260"/>
+      </w:pPr>
+      <w:r>
+        <w:rPr>
+          <w:rFonts w:ascii="Arial" w:cs="Arial" w:eastAsia="Arial" w:hAnsi="Arial"/>
+          <w:b/>
+          <w:bCs/>
+          <w:color w:val="8A5A00"/>
+          <w:sz w:val="18"/>
+          <w:szCs w:val="18"/>
+        </w:rPr>
+        <w:t xml:space="preserve">→  </w:t>
+      </w:r>
+      <w:r>
+        <w:rPr>
+          <w:rFonts w:ascii="Arial" w:cs="Arial" w:eastAsia="Arial" w:hAnsi="Arial"/>
+          <w:color w:val="1A1A1A"/>
+          <w:sz w:val="18"/>
+          <w:szCs w:val="18"/>
+        </w:rPr>
+        <w:t xml:space="preserve">MATERIALS NOT READY or INSUFFICIENT CREW: stop, stage what the procedure lists, then submit.</w:t>
       </w:r>
     </w:p>
     <w:p>
@@ -652,93 +988,205 @@
       </w:pPr>
       <w:r>
         <w:rPr>
-          <w:rFonts w:ascii="Courier New" w:cs="Courier New" w:eastAsia="Courier New" w:hAnsi="Courier New"/>
-          <w:color w:val="1A1A1A"/>
-          <w:sz w:val="18"/>
-          <w:szCs w:val="18"/>
-        </w:rPr>
-        <w:t xml:space="preserve">—  </w:t>
-      </w:r>
-      <w:r>
-        <w:rPr>
-          <w:rFonts w:ascii="Arial" w:cs="Arial" w:eastAsia="Arial" w:hAnsi="Arial"/>
-          <w:color w:val="1A1A1A"/>
-          <w:sz w:val="18"/>
-          <w:szCs w:val="18"/>
-        </w:rPr>
-        <w:t xml:space="preserve">You track physical chits and workers.</w:t>
-      </w:r>
-    </w:p>
-    <w:p>
-      <w:pPr>
-        <w:spacing w:after="40"/>
-        <w:ind w:left="260" w:hanging="260"/>
-      </w:pPr>
-      <w:r>
-        <w:rPr>
-          <w:rFonts w:ascii="Courier New" w:cs="Courier New" w:eastAsia="Courier New" w:hAnsi="Courier New"/>
-          <w:color w:val="1A1A1A"/>
-          <w:sz w:val="18"/>
-          <w:szCs w:val="18"/>
-        </w:rPr>
-        <w:t xml:space="preserve">—  </w:t>
-      </w:r>
-      <w:r>
-        <w:rPr>
-          <w:rFonts w:ascii="Arial" w:cs="Arial" w:eastAsia="Arial" w:hAnsi="Arial"/>
-          <w:color w:val="1A1A1A"/>
-          <w:sz w:val="18"/>
-          <w:szCs w:val="18"/>
-        </w:rPr>
-        <w:t xml:space="preserve">You keep the Station Operations Log current.</w:t>
-      </w:r>
-    </w:p>
-    <w:p>
-      <w:pPr>
-        <w:spacing w:after="40"/>
-        <w:ind w:left="260" w:hanging="260"/>
-      </w:pPr>
-      <w:r>
-        <w:rPr>
-          <w:rFonts w:ascii="Courier New" w:cs="Courier New" w:eastAsia="Courier New" w:hAnsi="Courier New"/>
-          <w:color w:val="1A1A1A"/>
-          <w:sz w:val="18"/>
-          <w:szCs w:val="18"/>
-        </w:rPr>
-        <w:t xml:space="preserve">—  </w:t>
-      </w:r>
-      <w:r>
-        <w:rPr>
-          <w:rFonts w:ascii="Arial" w:cs="Arial" w:eastAsia="Arial" w:hAnsi="Arial"/>
-          <w:color w:val="1A1A1A"/>
-          <w:sz w:val="18"/>
-          <w:szCs w:val="18"/>
-        </w:rPr>
-        <w:t xml:space="preserve">You assign crew to procedures.</w:t>
-      </w:r>
-    </w:p>
-    <w:p>
-      <w:pPr>
-        <w:spacing w:after="40"/>
-        <w:ind w:left="260" w:hanging="260"/>
-      </w:pPr>
-      <w:r>
-        <w:rPr>
-          <w:rFonts w:ascii="Courier New" w:cs="Courier New" w:eastAsia="Courier New" w:hAnsi="Courier New"/>
-          <w:color w:val="1A1A1A"/>
-          <w:sz w:val="18"/>
-          <w:szCs w:val="18"/>
-        </w:rPr>
-        <w:t xml:space="preserve">—  </w:t>
-      </w:r>
-      <w:r>
-        <w:rPr>
-          <w:rFonts w:ascii="Arial" w:cs="Arial" w:eastAsia="Arial" w:hAnsi="Arial"/>
-          <w:color w:val="1A1A1A"/>
-          <w:sz w:val="18"/>
-          <w:szCs w:val="18"/>
-        </w:rPr>
-        <w:t xml:space="preserve">You do not leave the station.</w:t>
+          <w:rFonts w:ascii="Arial" w:cs="Arial" w:eastAsia="Arial" w:hAnsi="Arial"/>
+          <w:b/>
+          <w:bCs/>
+          <w:color w:val="2E7D32"/>
+          <w:sz w:val="18"/>
+          <w:szCs w:val="18"/>
+        </w:rPr>
+        <w:t xml:space="preserve">✓  </w:t>
+      </w:r>
+      <w:r>
+        <w:rPr>
+          <w:rFonts w:ascii="Arial" w:cs="Arial" w:eastAsia="Arial" w:hAnsi="Arial"/>
+          <w:color w:val="1A1A1A"/>
+          <w:sz w:val="18"/>
+          <w:szCs w:val="18"/>
+        </w:rPr>
+        <w:t xml:space="preserve">Count the chits and workforce tokens, and move them whenever the console moves stock.</w:t>
+      </w:r>
+    </w:p>
+    <w:p>
+      <w:pPr>
+        <w:spacing w:after="40"/>
+        <w:ind w:left="260" w:hanging="260"/>
+      </w:pPr>
+      <w:r>
+        <w:rPr>
+          <w:rFonts w:ascii="Arial" w:cs="Arial" w:eastAsia="Arial" w:hAnsi="Arial"/>
+          <w:b/>
+          <w:bCs/>
+          <w:color w:val="2E7D32"/>
+          <w:sz w:val="18"/>
+          <w:szCs w:val="18"/>
+        </w:rPr>
+        <w:t xml:space="preserve">✓  </w:t>
+      </w:r>
+      <w:r>
+        <w:rPr>
+          <w:rFonts w:ascii="Arial" w:cs="Arial" w:eastAsia="Arial" w:hAnsi="Arial"/>
+          <w:color w:val="1A1A1A"/>
+          <w:sz w:val="18"/>
+          <w:szCs w:val="18"/>
+        </w:rPr>
+        <w:t xml:space="preserve">Keep the Station Operations Log in section 15: time, event, decision, who agreed.</w:t>
+      </w:r>
+    </w:p>
+    <w:p>
+      <w:pPr>
+        <w:spacing w:after="40"/>
+        <w:ind w:left="260" w:hanging="260"/>
+      </w:pPr>
+      <w:r>
+        <w:rPr>
+          <w:rFonts w:ascii="Arial" w:cs="Arial" w:eastAsia="Arial" w:hAnsi="Arial"/>
+          <w:b/>
+          <w:bCs/>
+          <w:color w:val="2E7D32"/>
+          <w:sz w:val="18"/>
+          <w:szCs w:val="18"/>
+        </w:rPr>
+        <w:t xml:space="preserve">✓  </w:t>
+      </w:r>
+      <w:r>
+        <w:rPr>
+          <w:rFonts w:ascii="Arial" w:cs="Arial" w:eastAsia="Arial" w:hAnsi="Arial"/>
+          <w:color w:val="1A1A1A"/>
+          <w:sz w:val="18"/>
+          <w:szCs w:val="18"/>
+        </w:rPr>
+        <w:t xml:space="preserve">Stage the workers and materials a procedure lists before the Systems Lead submits.</w:t>
+      </w:r>
+    </w:p>
+    <w:p>
+      <w:pPr>
+        <w:spacing w:after="40"/>
+        <w:ind w:left="260" w:hanging="260"/>
+      </w:pPr>
+      <w:r>
+        <w:rPr>
+          <w:rFonts w:ascii="Arial" w:cs="Arial" w:eastAsia="Arial" w:hAnsi="Arial"/>
+          <w:b/>
+          <w:bCs/>
+          <w:color w:val="2E7D32"/>
+          <w:sz w:val="18"/>
+          <w:szCs w:val="18"/>
+        </w:rPr>
+        <w:t xml:space="preserve">✓  </w:t>
+      </w:r>
+      <w:r>
+        <w:rPr>
+          <w:rFonts w:ascii="Arial" w:cs="Arial" w:eastAsia="Arial" w:hAnsi="Arial"/>
+          <w:color w:val="1A1A1A"/>
+          <w:sz w:val="18"/>
+          <w:szCs w:val="18"/>
+        </w:rPr>
+        <w:t xml:space="preserve">Watch NEXT UPKEEP and say out loud when the sector cannot afford it.</w:t>
+      </w:r>
+    </w:p>
+    <w:p>
+      <w:pPr>
+        <w:spacing w:after="40"/>
+        <w:ind w:left="260" w:hanging="260"/>
+      </w:pPr>
+      <w:r>
+        <w:rPr>
+          <w:rFonts w:ascii="Arial" w:cs="Arial" w:eastAsia="Arial" w:hAnsi="Arial"/>
+          <w:b/>
+          <w:bCs/>
+          <w:color w:val="B00000"/>
+          <w:sz w:val="18"/>
+          <w:szCs w:val="18"/>
+        </w:rPr>
+        <w:t xml:space="preserve">✗  </w:t>
+      </w:r>
+      <w:r>
+        <w:rPr>
+          <w:rFonts w:ascii="Arial" w:cs="Arial" w:eastAsia="Arial" w:hAnsi="Arial"/>
+          <w:color w:val="1A1A1A"/>
+          <w:sz w:val="18"/>
+          <w:szCs w:val="18"/>
+        </w:rPr>
+        <w:t xml:space="preserve">Leave the station. A worker can be lent to another sector only through a Transfer Chit, and a token moves with it.</w:t>
+      </w:r>
+    </w:p>
+    <w:p>
+      <w:pPr>
+        <w:spacing w:after="40"/>
+        <w:ind w:left="260" w:hanging="260"/>
+      </w:pPr>
+      <w:r>
+        <w:rPr>
+          <w:rFonts w:ascii="Arial" w:cs="Arial" w:eastAsia="Arial" w:hAnsi="Arial"/>
+          <w:b/>
+          <w:bCs/>
+          <w:color w:val="B00000"/>
+          <w:sz w:val="18"/>
+          <w:szCs w:val="18"/>
+        </w:rPr>
+        <w:t xml:space="preserve">✗  </w:t>
+      </w:r>
+      <w:r>
+        <w:rPr>
+          <w:rFonts w:ascii="Arial" w:cs="Arial" w:eastAsia="Arial" w:hAnsi="Arial"/>
+          <w:color w:val="1A1A1A"/>
+          <w:sz w:val="18"/>
+          <w:szCs w:val="18"/>
+        </w:rPr>
+        <w:t xml:space="preserve">Let the table and the console disagree for more than a minute.</w:t>
+      </w:r>
+    </w:p>
+    <w:p>
+      <w:pPr>
+        <w:spacing w:after="40"/>
+        <w:ind w:left="260" w:hanging="260"/>
+      </w:pPr>
+      <w:r>
+        <w:rPr>
+          <w:rFonts w:ascii="Arial" w:cs="Arial" w:eastAsia="Arial" w:hAnsi="Arial"/>
+          <w:b/>
+          <w:bCs/>
+          <w:color w:val="8A5A00"/>
+          <w:sz w:val="18"/>
+          <w:szCs w:val="18"/>
+        </w:rPr>
+        <w:t xml:space="preserve">→  </w:t>
+      </w:r>
+      <w:r>
+        <w:rPr>
+          <w:rFonts w:ascii="Arial" w:cs="Arial" w:eastAsia="Arial" w:hAnsi="Arial"/>
+          <w:color w:val="1A1A1A"/>
+          <w:sz w:val="18"/>
+          <w:szCs w:val="18"/>
+        </w:rPr>
+        <w:t xml:space="preserve">A worker is injured: turn the token face down and tell the Systems Lead to press REQUEST MED HEALING.</w:t>
+      </w:r>
+    </w:p>
+    <w:p>
+      <w:pPr>
+        <w:spacing w:after="40"/>
+        <w:ind w:left="260" w:hanging="260"/>
+      </w:pPr>
+      <w:r>
+        <w:rPr>
+          <w:rFonts w:ascii="Arial" w:cs="Arial" w:eastAsia="Arial" w:hAnsi="Arial"/>
+          <w:b/>
+          <w:bCs/>
+          <w:color w:val="8A5A00"/>
+          <w:sz w:val="18"/>
+          <w:szCs w:val="18"/>
+        </w:rPr>
+        <w:t xml:space="preserve">→  </w:t>
+      </w:r>
+      <w:r>
+        <w:rPr>
+          <w:rFonts w:ascii="Arial" w:cs="Arial" w:eastAsia="Arial" w:hAnsi="Arial"/>
+          <w:color w:val="1A1A1A"/>
+          <w:sz w:val="18"/>
+          <w:szCs w:val="18"/>
+        </w:rPr>
+        <w:t xml:space="preserve">A new round starts: run the NEW ROUND box in section 5 before anything else.</w:t>
       </w:r>
     </w:p>
     <w:p>
@@ -846,93 +1294,205 @@
       </w:pPr>
       <w:r>
         <w:rPr>
-          <w:rFonts w:ascii="Courier New" w:cs="Courier New" w:eastAsia="Courier New" w:hAnsi="Courier New"/>
-          <w:color w:val="1A1A1A"/>
-          <w:sz w:val="18"/>
-          <w:szCs w:val="18"/>
-        </w:rPr>
-        <w:t xml:space="preserve">—  </w:t>
-      </w:r>
-      <w:r>
-        <w:rPr>
-          <w:rFonts w:ascii="Arial" w:cs="Arial" w:eastAsia="Arial" w:hAnsi="Arial"/>
-          <w:color w:val="1A1A1A"/>
-          <w:sz w:val="18"/>
-          <w:szCs w:val="18"/>
-        </w:rPr>
-        <w:t xml:space="preserve">You hold the final call inside this station.</w:t>
-      </w:r>
-    </w:p>
-    <w:p>
-      <w:pPr>
-        <w:spacing w:after="40"/>
-        <w:ind w:left="260" w:hanging="260"/>
-      </w:pPr>
-      <w:r>
-        <w:rPr>
-          <w:rFonts w:ascii="Courier New" w:cs="Courier New" w:eastAsia="Courier New" w:hAnsi="Courier New"/>
-          <w:color w:val="1A1A1A"/>
-          <w:sz w:val="18"/>
-          <w:szCs w:val="18"/>
-        </w:rPr>
-        <w:t xml:space="preserve">—  </w:t>
-      </w:r>
-      <w:r>
-        <w:rPr>
-          <w:rFonts w:ascii="Arial" w:cs="Arial" w:eastAsia="Arial" w:hAnsi="Arial"/>
-          <w:color w:val="1A1A1A"/>
-          <w:sz w:val="18"/>
-          <w:szCs w:val="18"/>
-        </w:rPr>
-        <w:t xml:space="preserve">You attend every Council sitting. Your voice is the sector's voice.</w:t>
-      </w:r>
-    </w:p>
-    <w:p>
-      <w:pPr>
-        <w:spacing w:after="40"/>
-        <w:ind w:left="260" w:hanging="260"/>
-      </w:pPr>
-      <w:r>
-        <w:rPr>
-          <w:rFonts w:ascii="Courier New" w:cs="Courier New" w:eastAsia="Courier New" w:hAnsi="Courier New"/>
-          <w:color w:val="1A1A1A"/>
-          <w:sz w:val="18"/>
-          <w:szCs w:val="18"/>
-        </w:rPr>
-        <w:t xml:space="preserve">—  </w:t>
-      </w:r>
-      <w:r>
-        <w:rPr>
-          <w:rFonts w:ascii="Arial" w:cs="Arial" w:eastAsia="Arial" w:hAnsi="Arial"/>
-          <w:color w:val="1A1A1A"/>
-          <w:sz w:val="18"/>
-          <w:szCs w:val="18"/>
-        </w:rPr>
-        <w:t xml:space="preserve">You cannot leave the station except for Council.</w:t>
-      </w:r>
-    </w:p>
-    <w:p>
-      <w:pPr>
-        <w:spacing w:after="40"/>
-        <w:ind w:left="260" w:hanging="260"/>
-      </w:pPr>
-      <w:r>
-        <w:rPr>
-          <w:rFonts w:ascii="Courier New" w:cs="Courier New" w:eastAsia="Courier New" w:hAnsi="Courier New"/>
-          <w:color w:val="1A1A1A"/>
-          <w:sz w:val="18"/>
-          <w:szCs w:val="18"/>
-        </w:rPr>
-        <w:t xml:space="preserve">—  </w:t>
-      </w:r>
-      <w:r>
-        <w:rPr>
-          <w:rFonts w:ascii="Arial" w:cs="Arial" w:eastAsia="Arial" w:hAnsi="Arial"/>
-          <w:color w:val="1A1A1A"/>
-          <w:sz w:val="18"/>
-          <w:szCs w:val="18"/>
-        </w:rPr>
-        <w:t xml:space="preserve">If you are not at Council, your sector has no voice.</w:t>
+          <w:rFonts w:ascii="Arial" w:cs="Arial" w:eastAsia="Arial" w:hAnsi="Arial"/>
+          <w:b/>
+          <w:bCs/>
+          <w:color w:val="2E7D32"/>
+          <w:sz w:val="18"/>
+          <w:szCs w:val="18"/>
+        </w:rPr>
+        <w:t xml:space="preserve">✓  </w:t>
+      </w:r>
+      <w:r>
+        <w:rPr>
+          <w:rFonts w:ascii="Arial" w:cs="Arial" w:eastAsia="Arial" w:hAnsi="Arial"/>
+          <w:color w:val="1A1A1A"/>
+          <w:sz w:val="18"/>
+          <w:szCs w:val="18"/>
+        </w:rPr>
+        <w:t xml:space="preserve">Make the final call inside the station when the team cannot agree.</w:t>
+      </w:r>
+    </w:p>
+    <w:p>
+      <w:pPr>
+        <w:spacing w:after="40"/>
+        <w:ind w:left="260" w:hanging="260"/>
+      </w:pPr>
+      <w:r>
+        <w:rPr>
+          <w:rFonts w:ascii="Arial" w:cs="Arial" w:eastAsia="Arial" w:hAnsi="Arial"/>
+          <w:b/>
+          <w:bCs/>
+          <w:color w:val="2E7D32"/>
+          <w:sz w:val="18"/>
+          <w:szCs w:val="18"/>
+        </w:rPr>
+        <w:t xml:space="preserve">✓  </w:t>
+      </w:r>
+      <w:r>
+        <w:rPr>
+          <w:rFonts w:ascii="Arial" w:cs="Arial" w:eastAsia="Arial" w:hAnsi="Arial"/>
+          <w:color w:val="1A1A1A"/>
+          <w:sz w:val="18"/>
+          <w:szCs w:val="18"/>
+        </w:rPr>
+        <w:t xml:space="preserve">Decide what the sector pays for, trades away, and keeps.</w:t>
+      </w:r>
+    </w:p>
+    <w:p>
+      <w:pPr>
+        <w:spacing w:after="40"/>
+        <w:ind w:left="260" w:hanging="260"/>
+      </w:pPr>
+      <w:r>
+        <w:rPr>
+          <w:rFonts w:ascii="Arial" w:cs="Arial" w:eastAsia="Arial" w:hAnsi="Arial"/>
+          <w:b/>
+          <w:bCs/>
+          <w:color w:val="2E7D32"/>
+          <w:sz w:val="18"/>
+          <w:szCs w:val="18"/>
+        </w:rPr>
+        <w:t xml:space="preserve">✓  </w:t>
+      </w:r>
+      <w:r>
+        <w:rPr>
+          <w:rFonts w:ascii="Arial" w:cs="Arial" w:eastAsia="Arial" w:hAnsi="Arial"/>
+          <w:color w:val="1A1A1A"/>
+          <w:sz w:val="18"/>
+          <w:szCs w:val="18"/>
+        </w:rPr>
+        <w:t xml:space="preserve">Go to the central Council table the moment COUNCIL IN SESSION shows on the console, with the Liaison.</w:t>
+      </w:r>
+    </w:p>
+    <w:p>
+      <w:pPr>
+        <w:spacing w:after="40"/>
+        <w:ind w:left="260" w:hanging="260"/>
+      </w:pPr>
+      <w:r>
+        <w:rPr>
+          <w:rFonts w:ascii="Arial" w:cs="Arial" w:eastAsia="Arial" w:hAnsi="Arial"/>
+          <w:b/>
+          <w:bCs/>
+          <w:color w:val="2E7D32"/>
+          <w:sz w:val="18"/>
+          <w:szCs w:val="18"/>
+        </w:rPr>
+        <w:t xml:space="preserve">✓  </w:t>
+      </w:r>
+      <w:r>
+        <w:rPr>
+          <w:rFonts w:ascii="Arial" w:cs="Arial" w:eastAsia="Arial" w:hAnsi="Arial"/>
+          <w:color w:val="1A1A1A"/>
+          <w:sz w:val="18"/>
+          <w:szCs w:val="18"/>
+        </w:rPr>
+        <w:t xml:space="preserve">Speak for the sector at Council. One seat, one voice: yours.</w:t>
+      </w:r>
+    </w:p>
+    <w:p>
+      <w:pPr>
+        <w:spacing w:after="40"/>
+        <w:ind w:left="260" w:hanging="260"/>
+      </w:pPr>
+      <w:r>
+        <w:rPr>
+          <w:rFonts w:ascii="Arial" w:cs="Arial" w:eastAsia="Arial" w:hAnsi="Arial"/>
+          <w:b/>
+          <w:bCs/>
+          <w:color w:val="B00000"/>
+          <w:sz w:val="18"/>
+          <w:szCs w:val="18"/>
+        </w:rPr>
+        <w:t xml:space="preserve">✗  </w:t>
+      </w:r>
+      <w:r>
+        <w:rPr>
+          <w:rFonts w:ascii="Arial" w:cs="Arial" w:eastAsia="Arial" w:hAnsi="Arial"/>
+          <w:color w:val="1A1A1A"/>
+          <w:sz w:val="18"/>
+          <w:szCs w:val="18"/>
+        </w:rPr>
+        <w:t xml:space="preserve">Leave the station for any reason except Council.</w:t>
+      </w:r>
+    </w:p>
+    <w:p>
+      <w:pPr>
+        <w:spacing w:after="40"/>
+        <w:ind w:left="260" w:hanging="260"/>
+      </w:pPr>
+      <w:r>
+        <w:rPr>
+          <w:rFonts w:ascii="Arial" w:cs="Arial" w:eastAsia="Arial" w:hAnsi="Arial"/>
+          <w:b/>
+          <w:bCs/>
+          <w:color w:val="B00000"/>
+          <w:sz w:val="18"/>
+          <w:szCs w:val="18"/>
+        </w:rPr>
+        <w:t xml:space="preserve">✗  </w:t>
+      </w:r>
+      <w:r>
+        <w:rPr>
+          <w:rFonts w:ascii="Arial" w:cs="Arial" w:eastAsia="Arial" w:hAnsi="Arial"/>
+          <w:color w:val="1A1A1A"/>
+          <w:sz w:val="18"/>
+          <w:szCs w:val="18"/>
+        </w:rPr>
+        <w:t xml:space="preserve">Sign Transfer Chits. That is the Liaison's signature.</w:t>
+      </w:r>
+    </w:p>
+    <w:p>
+      <w:pPr>
+        <w:spacing w:after="40"/>
+        <w:ind w:left="260" w:hanging="260"/>
+      </w:pPr>
+      <w:r>
+        <w:rPr>
+          <w:rFonts w:ascii="Arial" w:cs="Arial" w:eastAsia="Arial" w:hAnsi="Arial"/>
+          <w:b/>
+          <w:bCs/>
+          <w:color w:val="8A5A00"/>
+          <w:sz w:val="18"/>
+          <w:szCs w:val="18"/>
+        </w:rPr>
+        <w:t xml:space="preserve">→  </w:t>
+      </w:r>
+      <w:r>
+        <w:rPr>
+          <w:rFonts w:ascii="Arial" w:cs="Arial" w:eastAsia="Arial" w:hAnsi="Arial"/>
+          <w:color w:val="1A1A1A"/>
+          <w:sz w:val="18"/>
+          <w:szCs w:val="18"/>
+        </w:rPr>
+        <w:t xml:space="preserve">If you are not at Council, your sector has no voice for that sitting.</w:t>
+      </w:r>
+    </w:p>
+    <w:p>
+      <w:pPr>
+        <w:spacing w:after="40"/>
+        <w:ind w:left="260" w:hanging="260"/>
+      </w:pPr>
+      <w:r>
+        <w:rPr>
+          <w:rFonts w:ascii="Arial" w:cs="Arial" w:eastAsia="Arial" w:hAnsi="Arial"/>
+          <w:b/>
+          <w:bCs/>
+          <w:color w:val="8A5A00"/>
+          <w:sz w:val="18"/>
+          <w:szCs w:val="18"/>
+        </w:rPr>
+        <w:t xml:space="preserve">→  </w:t>
+      </w:r>
+      <w:r>
+        <w:rPr>
+          <w:rFonts w:ascii="Arial" w:cs="Arial" w:eastAsia="Arial" w:hAnsi="Arial"/>
+          <w:color w:val="1A1A1A"/>
+          <w:sz w:val="18"/>
+          <w:szCs w:val="18"/>
+        </w:rPr>
+        <w:t xml:space="preserve">If the team is three people, you also keep the Station Operations Log.</w:t>
       </w:r>
     </w:p>
     <w:p>
@@ -1035,93 +1595,205 @@
       </w:pPr>
       <w:r>
         <w:rPr>
-          <w:rFonts w:ascii="Courier New" w:cs="Courier New" w:eastAsia="Courier New" w:hAnsi="Courier New"/>
-          <w:color w:val="1A1A1A"/>
-          <w:sz w:val="18"/>
-          <w:szCs w:val="18"/>
-        </w:rPr>
-        <w:t xml:space="preserve">—  </w:t>
-      </w:r>
-      <w:r>
-        <w:rPr>
-          <w:rFonts w:ascii="Arial" w:cs="Arial" w:eastAsia="Arial" w:hAnsi="Arial"/>
-          <w:color w:val="1A1A1A"/>
-          <w:sz w:val="18"/>
-          <w:szCs w:val="18"/>
-        </w:rPr>
-        <w:t xml:space="preserve">All trade, negotiation and physical delivery goes through you.</w:t>
-      </w:r>
-    </w:p>
-    <w:p>
-      <w:pPr>
-        <w:spacing w:after="40"/>
-        <w:ind w:left="260" w:hanging="260"/>
-      </w:pPr>
-      <w:r>
-        <w:rPr>
-          <w:rFonts w:ascii="Courier New" w:cs="Courier New" w:eastAsia="Courier New" w:hAnsi="Courier New"/>
-          <w:color w:val="1A1A1A"/>
-          <w:sz w:val="18"/>
-          <w:szCs w:val="18"/>
-        </w:rPr>
-        <w:t xml:space="preserve">—  </w:t>
-      </w:r>
-      <w:r>
-        <w:rPr>
-          <w:rFonts w:ascii="Arial" w:cs="Arial" w:eastAsia="Arial" w:hAnsi="Arial"/>
-          <w:color w:val="1A1A1A"/>
-          <w:sz w:val="18"/>
-          <w:szCs w:val="18"/>
-        </w:rPr>
-        <w:t xml:space="preserve">You carry and sign every Transfer Chit.</w:t>
-      </w:r>
-    </w:p>
-    <w:p>
-      <w:pPr>
-        <w:spacing w:after="40"/>
-        <w:ind w:left="260" w:hanging="260"/>
-      </w:pPr>
-      <w:r>
-        <w:rPr>
-          <w:rFonts w:ascii="Courier New" w:cs="Courier New" w:eastAsia="Courier New" w:hAnsi="Courier New"/>
-          <w:color w:val="1A1A1A"/>
-          <w:sz w:val="18"/>
-          <w:szCs w:val="18"/>
-        </w:rPr>
-        <w:t xml:space="preserve">—  </w:t>
-      </w:r>
-      <w:r>
-        <w:rPr>
-          <w:rFonts w:ascii="Arial" w:cs="Arial" w:eastAsia="Arial" w:hAnsi="Arial"/>
-          <w:color w:val="1A1A1A"/>
-          <w:sz w:val="18"/>
-          <w:szCs w:val="18"/>
-        </w:rPr>
-        <w:t xml:space="preserve">You attend Council alongside the Chief.</w:t>
-      </w:r>
-    </w:p>
-    <w:p>
-      <w:pPr>
-        <w:spacing w:after="40"/>
-        <w:ind w:left="260" w:hanging="260"/>
-      </w:pPr>
-      <w:r>
-        <w:rPr>
-          <w:rFonts w:ascii="Courier New" w:cs="Courier New" w:eastAsia="Courier New" w:hAnsi="Courier New"/>
-          <w:color w:val="1A1A1A"/>
-          <w:sz w:val="18"/>
-          <w:szCs w:val="18"/>
-        </w:rPr>
-        <w:t xml:space="preserve">—  </w:t>
-      </w:r>
-      <w:r>
-        <w:rPr>
-          <w:rFonts w:ascii="Arial" w:cs="Arial" w:eastAsia="Arial" w:hAnsi="Arial"/>
-          <w:color w:val="1A1A1A"/>
-          <w:sz w:val="18"/>
-          <w:szCs w:val="18"/>
-        </w:rPr>
-        <w:t xml:space="preserve">While you are away, your station cannot trade.</w:t>
+          <w:rFonts w:ascii="Arial" w:cs="Arial" w:eastAsia="Arial" w:hAnsi="Arial"/>
+          <w:b/>
+          <w:bCs/>
+          <w:color w:val="2E7D32"/>
+          <w:sz w:val="18"/>
+          <w:szCs w:val="18"/>
+        </w:rPr>
+        <w:t xml:space="preserve">✓  </w:t>
+      </w:r>
+      <w:r>
+        <w:rPr>
+          <w:rFonts w:ascii="Arial" w:cs="Arial" w:eastAsia="Arial" w:hAnsi="Arial"/>
+          <w:color w:val="1A1A1A"/>
+          <w:sz w:val="18"/>
+          <w:szCs w:val="18"/>
+        </w:rPr>
+        <w:t xml:space="preserve">Carry every question to other stations: a specification value, a trade, a worker.</w:t>
+      </w:r>
+    </w:p>
+    <w:p>
+      <w:pPr>
+        <w:spacing w:after="40"/>
+        <w:ind w:left="260" w:hanging="260"/>
+      </w:pPr>
+      <w:r>
+        <w:rPr>
+          <w:rFonts w:ascii="Arial" w:cs="Arial" w:eastAsia="Arial" w:hAnsi="Arial"/>
+          <w:b/>
+          <w:bCs/>
+          <w:color w:val="2E7D32"/>
+          <w:sz w:val="18"/>
+          <w:szCs w:val="18"/>
+        </w:rPr>
+        <w:t xml:space="preserve">✓  </w:t>
+      </w:r>
+      <w:r>
+        <w:rPr>
+          <w:rFonts w:ascii="Arial" w:cs="Arial" w:eastAsia="Arial" w:hAnsi="Arial"/>
+          <w:color w:val="1A1A1A"/>
+          <w:sz w:val="18"/>
+          <w:szCs w:val="18"/>
+        </w:rPr>
+        <w:t xml:space="preserve">Negotiate every trade, fill in and sign every Transfer Chit, and carry it to Transport.</w:t>
+      </w:r>
+    </w:p>
+    <w:p>
+      <w:pPr>
+        <w:spacing w:after="40"/>
+        <w:ind w:left="260" w:hanging="260"/>
+      </w:pPr>
+      <w:r>
+        <w:rPr>
+          <w:rFonts w:ascii="Arial" w:cs="Arial" w:eastAsia="Arial" w:hAnsi="Arial"/>
+          <w:b/>
+          <w:bCs/>
+          <w:color w:val="2E7D32"/>
+          <w:sz w:val="18"/>
+          <w:szCs w:val="18"/>
+        </w:rPr>
+        <w:t xml:space="preserve">✓  </w:t>
+      </w:r>
+      <w:r>
+        <w:rPr>
+          <w:rFonts w:ascii="Arial" w:cs="Arial" w:eastAsia="Arial" w:hAnsi="Arial"/>
+          <w:color w:val="1A1A1A"/>
+          <w:sz w:val="18"/>
+          <w:szCs w:val="18"/>
+        </w:rPr>
+        <w:t xml:space="preserve">Bring the three-digit value your procedure needs back to the Systems Lead, written down.</w:t>
+      </w:r>
+    </w:p>
+    <w:p>
+      <w:pPr>
+        <w:spacing w:after="40"/>
+        <w:ind w:left="260" w:hanging="260"/>
+      </w:pPr>
+      <w:r>
+        <w:rPr>
+          <w:rFonts w:ascii="Arial" w:cs="Arial" w:eastAsia="Arial" w:hAnsi="Arial"/>
+          <w:b/>
+          <w:bCs/>
+          <w:color w:val="2E7D32"/>
+          <w:sz w:val="18"/>
+          <w:szCs w:val="18"/>
+        </w:rPr>
+        <w:t xml:space="preserve">✓  </w:t>
+      </w:r>
+      <w:r>
+        <w:rPr>
+          <w:rFonts w:ascii="Arial" w:cs="Arial" w:eastAsia="Arial" w:hAnsi="Arial"/>
+          <w:color w:val="1A1A1A"/>
+          <w:sz w:val="18"/>
+          <w:szCs w:val="18"/>
+        </w:rPr>
+        <w:t xml:space="preserve">Go to Council with the Chief when it is called. You may speak there; you hold no seat.</w:t>
+      </w:r>
+    </w:p>
+    <w:p>
+      <w:pPr>
+        <w:spacing w:after="40"/>
+        <w:ind w:left="260" w:hanging="260"/>
+      </w:pPr>
+      <w:r>
+        <w:rPr>
+          <w:rFonts w:ascii="Arial" w:cs="Arial" w:eastAsia="Arial" w:hAnsi="Arial"/>
+          <w:b/>
+          <w:bCs/>
+          <w:color w:val="B00000"/>
+          <w:sz w:val="18"/>
+          <w:szCs w:val="18"/>
+        </w:rPr>
+        <w:t xml:space="preserve">✗  </w:t>
+      </w:r>
+      <w:r>
+        <w:rPr>
+          <w:rFonts w:ascii="Arial" w:cs="Arial" w:eastAsia="Arial" w:hAnsi="Arial"/>
+          <w:color w:val="1A1A1A"/>
+          <w:sz w:val="18"/>
+          <w:szCs w:val="18"/>
+        </w:rPr>
+        <w:t xml:space="preserve">Send anyone else out. Nobody else leaves the station.</w:t>
+      </w:r>
+    </w:p>
+    <w:p>
+      <w:pPr>
+        <w:spacing w:after="40"/>
+        <w:ind w:left="260" w:hanging="260"/>
+      </w:pPr>
+      <w:r>
+        <w:rPr>
+          <w:rFonts w:ascii="Arial" w:cs="Arial" w:eastAsia="Arial" w:hAnsi="Arial"/>
+          <w:b/>
+          <w:bCs/>
+          <w:color w:val="B00000"/>
+          <w:sz w:val="18"/>
+          <w:szCs w:val="18"/>
+        </w:rPr>
+        <w:t xml:space="preserve">✗  </w:t>
+      </w:r>
+      <w:r>
+        <w:rPr>
+          <w:rFonts w:ascii="Arial" w:cs="Arial" w:eastAsia="Arial" w:hAnsi="Arial"/>
+          <w:color w:val="1A1A1A"/>
+          <w:sz w:val="18"/>
+          <w:szCs w:val="18"/>
+        </w:rPr>
+        <w:t xml:space="preserve">Hand over stock without a chit the receiving Liaison has signed.</w:t>
+      </w:r>
+    </w:p>
+    <w:p>
+      <w:pPr>
+        <w:spacing w:after="40"/>
+        <w:ind w:left="260" w:hanging="260"/>
+      </w:pPr>
+      <w:r>
+        <w:rPr>
+          <w:rFonts w:ascii="Arial" w:cs="Arial" w:eastAsia="Arial" w:hAnsi="Arial"/>
+          <w:b/>
+          <w:bCs/>
+          <w:color w:val="8A5A00"/>
+          <w:sz w:val="18"/>
+          <w:szCs w:val="18"/>
+        </w:rPr>
+        <w:t xml:space="preserve">→  </w:t>
+      </w:r>
+      <w:r>
+        <w:rPr>
+          <w:rFonts w:ascii="Arial" w:cs="Arial" w:eastAsia="Arial" w:hAnsi="Arial"/>
+          <w:color w:val="1A1A1A"/>
+          <w:sz w:val="18"/>
+          <w:szCs w:val="18"/>
+        </w:rPr>
+        <w:t xml:space="preserve">While you are away no chit can be signed, so no transfer can be completed.</w:t>
+      </w:r>
+    </w:p>
+    <w:p>
+      <w:pPr>
+        <w:spacing w:after="40"/>
+        <w:ind w:left="260" w:hanging="260"/>
+      </w:pPr>
+      <w:r>
+        <w:rPr>
+          <w:rFonts w:ascii="Arial" w:cs="Arial" w:eastAsia="Arial" w:hAnsi="Arial"/>
+          <w:b/>
+          <w:bCs/>
+          <w:color w:val="8A5A00"/>
+          <w:sz w:val="18"/>
+          <w:szCs w:val="18"/>
+        </w:rPr>
+        <w:t xml:space="preserve">→  </w:t>
+      </w:r>
+      <w:r>
+        <w:rPr>
+          <w:rFonts w:ascii="Arial" w:cs="Arial" w:eastAsia="Arial" w:hAnsi="Arial"/>
+          <w:color w:val="1A1A1A"/>
+          <w:sz w:val="18"/>
+          <w:szCs w:val="18"/>
+        </w:rPr>
+        <w:t xml:space="preserve">Before you go, tell the team what you are asking for and what you can offer.</w:t>
       </w:r>
     </w:p>
     <w:p>
@@ -1224,93 +1896,205 @@
       </w:pPr>
       <w:r>
         <w:rPr>
-          <w:rFonts w:ascii="Courier New" w:cs="Courier New" w:eastAsia="Courier New" w:hAnsi="Courier New"/>
-          <w:color w:val="1A1A1A"/>
-          <w:sz w:val="18"/>
-          <w:szCs w:val="18"/>
-        </w:rPr>
-        <w:t xml:space="preserve">—  </w:t>
-      </w:r>
-      <w:r>
-        <w:rPr>
-          <w:rFonts w:ascii="Arial" w:cs="Arial" w:eastAsia="Arial" w:hAnsi="Arial"/>
-          <w:color w:val="1A1A1A"/>
-          <w:sz w:val="18"/>
-          <w:szCs w:val="18"/>
-        </w:rPr>
-        <w:t xml:space="preserve">You look up every fault code and read the procedure aloud.</w:t>
-      </w:r>
-    </w:p>
-    <w:p>
-      <w:pPr>
-        <w:spacing w:after="40"/>
-        <w:ind w:left="260" w:hanging="260"/>
-      </w:pPr>
-      <w:r>
-        <w:rPr>
-          <w:rFonts w:ascii="Courier New" w:cs="Courier New" w:eastAsia="Courier New" w:hAnsi="Courier New"/>
-          <w:color w:val="1A1A1A"/>
-          <w:sz w:val="18"/>
-          <w:szCs w:val="18"/>
-        </w:rPr>
-        <w:t xml:space="preserve">—  </w:t>
-      </w:r>
-      <w:r>
-        <w:rPr>
-          <w:rFonts w:ascii="Arial" w:cs="Arial" w:eastAsia="Arial" w:hAnsi="Arial"/>
-          <w:color w:val="1A1A1A"/>
-          <w:sz w:val="18"/>
-          <w:szCs w:val="18"/>
-        </w:rPr>
-        <w:t xml:space="preserve">You enter resolution codes. Three wrong entries lock the console for 20 seconds.</w:t>
-      </w:r>
-    </w:p>
-    <w:p>
-      <w:pPr>
-        <w:spacing w:after="40"/>
-        <w:ind w:left="260" w:hanging="260"/>
-      </w:pPr>
-      <w:r>
-        <w:rPr>
-          <w:rFonts w:ascii="Courier New" w:cs="Courier New" w:eastAsia="Courier New" w:hAnsi="Courier New"/>
-          <w:color w:val="1A1A1A"/>
-          <w:sz w:val="18"/>
-          <w:szCs w:val="18"/>
-        </w:rPr>
-        <w:t xml:space="preserve">—  </w:t>
-      </w:r>
-      <w:r>
-        <w:rPr>
-          <w:rFonts w:ascii="Arial" w:cs="Arial" w:eastAsia="Arial" w:hAnsi="Arial"/>
-          <w:color w:val="1A1A1A"/>
-          <w:sz w:val="18"/>
-          <w:szCs w:val="18"/>
-        </w:rPr>
-        <w:t xml:space="preserve">You keep the console stock figures matching the chits on the table.</w:t>
-      </w:r>
-    </w:p>
-    <w:p>
-      <w:pPr>
-        <w:spacing w:after="40"/>
-        <w:ind w:left="260" w:hanging="260"/>
-      </w:pPr>
-      <w:r>
-        <w:rPr>
-          <w:rFonts w:ascii="Courier New" w:cs="Courier New" w:eastAsia="Courier New" w:hAnsi="Courier New"/>
-          <w:color w:val="1A1A1A"/>
-          <w:sz w:val="18"/>
-          <w:szCs w:val="18"/>
-        </w:rPr>
-        <w:t xml:space="preserve">—  </w:t>
-      </w:r>
-      <w:r>
-        <w:rPr>
-          <w:rFonts w:ascii="Arial" w:cs="Arial" w:eastAsia="Arial" w:hAnsi="Arial"/>
-          <w:color w:val="1A1A1A"/>
-          <w:sz w:val="18"/>
-          <w:szCs w:val="18"/>
-        </w:rPr>
-        <w:t xml:space="preserve">You do not leave the station.</w:t>
+          <w:rFonts w:ascii="Arial" w:cs="Arial" w:eastAsia="Arial" w:hAnsi="Arial"/>
+          <w:b/>
+          <w:bCs/>
+          <w:color w:val="2E7D32"/>
+          <w:sz w:val="18"/>
+          <w:szCs w:val="18"/>
+        </w:rPr>
+        <w:t xml:space="preserve">✓  </w:t>
+      </w:r>
+      <w:r>
+        <w:rPr>
+          <w:rFonts w:ascii="Arial" w:cs="Arial" w:eastAsia="Arial" w:hAnsi="Arial"/>
+          <w:color w:val="1A1A1A"/>
+          <w:sz w:val="18"/>
+          <w:szCs w:val="18"/>
+        </w:rPr>
+        <w:t xml:space="preserve">Look up every fault code in section 12 and read the procedure in section 13 aloud, all of it.</w:t>
+      </w:r>
+    </w:p>
+    <w:p>
+      <w:pPr>
+        <w:spacing w:after="40"/>
+        <w:ind w:left="260" w:hanging="260"/>
+      </w:pPr>
+      <w:r>
+        <w:rPr>
+          <w:rFonts w:ascii="Arial" w:cs="Arial" w:eastAsia="Arial" w:hAnsi="Arial"/>
+          <w:b/>
+          <w:bCs/>
+          <w:color w:val="2E7D32"/>
+          <w:sz w:val="18"/>
+          <w:szCs w:val="18"/>
+        </w:rPr>
+        <w:t xml:space="preserve">✓  </w:t>
+      </w:r>
+      <w:r>
+        <w:rPr>
+          <w:rFonts w:ascii="Arial" w:cs="Arial" w:eastAsia="Arial" w:hAnsi="Arial"/>
+          <w:color w:val="1A1A1A"/>
+          <w:sz w:val="18"/>
+          <w:szCs w:val="18"/>
+        </w:rPr>
+        <w:t xml:space="preserve">Enter the resolution code and the Workers assigned count, then press SUBMIT REPAIR.</w:t>
+      </w:r>
+    </w:p>
+    <w:p>
+      <w:pPr>
+        <w:spacing w:after="40"/>
+        <w:ind w:left="260" w:hanging="260"/>
+      </w:pPr>
+      <w:r>
+        <w:rPr>
+          <w:rFonts w:ascii="Arial" w:cs="Arial" w:eastAsia="Arial" w:hAnsi="Arial"/>
+          <w:b/>
+          <w:bCs/>
+          <w:color w:val="2E7D32"/>
+          <w:sz w:val="18"/>
+          <w:szCs w:val="18"/>
+        </w:rPr>
+        <w:t xml:space="preserve">✓  </w:t>
+      </w:r>
+      <w:r>
+        <w:rPr>
+          <w:rFonts w:ascii="Arial" w:cs="Arial" w:eastAsia="Arial" w:hAnsi="Arial"/>
+          <w:color w:val="1A1A1A"/>
+          <w:sz w:val="18"/>
+          <w:szCs w:val="18"/>
+        </w:rPr>
+        <w:t xml:space="preserve">Send and answer requests in RESOURCE EXCHANGE, and run the sector's own panel.</w:t>
+      </w:r>
+    </w:p>
+    <w:p>
+      <w:pPr>
+        <w:spacing w:after="40"/>
+        <w:ind w:left="260" w:hanging="260"/>
+      </w:pPr>
+      <w:r>
+        <w:rPr>
+          <w:rFonts w:ascii="Arial" w:cs="Arial" w:eastAsia="Arial" w:hAnsi="Arial"/>
+          <w:b/>
+          <w:bCs/>
+          <w:color w:val="2E7D32"/>
+          <w:sz w:val="18"/>
+          <w:szCs w:val="18"/>
+        </w:rPr>
+        <w:t xml:space="preserve">✓  </w:t>
+      </w:r>
+      <w:r>
+        <w:rPr>
+          <w:rFonts w:ascii="Arial" w:cs="Arial" w:eastAsia="Arial" w:hAnsi="Arial"/>
+          <w:color w:val="1A1A1A"/>
+          <w:sz w:val="18"/>
+          <w:szCs w:val="18"/>
+        </w:rPr>
+        <w:t xml:space="preserve">Keep the console's INVENTORY and the chits on the table matching.</w:t>
+      </w:r>
+    </w:p>
+    <w:p>
+      <w:pPr>
+        <w:spacing w:after="40"/>
+        <w:ind w:left="260" w:hanging="260"/>
+      </w:pPr>
+      <w:r>
+        <w:rPr>
+          <w:rFonts w:ascii="Arial" w:cs="Arial" w:eastAsia="Arial" w:hAnsi="Arial"/>
+          <w:b/>
+          <w:bCs/>
+          <w:color w:val="B00000"/>
+          <w:sz w:val="18"/>
+          <w:szCs w:val="18"/>
+        </w:rPr>
+        <w:t xml:space="preserve">✗  </w:t>
+      </w:r>
+      <w:r>
+        <w:rPr>
+          <w:rFonts w:ascii="Arial" w:cs="Arial" w:eastAsia="Arial" w:hAnsi="Arial"/>
+          <w:color w:val="1A1A1A"/>
+          <w:sz w:val="18"/>
+          <w:szCs w:val="18"/>
+        </w:rPr>
+        <w:t xml:space="preserve">Leave the station.</w:t>
+      </w:r>
+    </w:p>
+    <w:p>
+      <w:pPr>
+        <w:spacing w:after="40"/>
+        <w:ind w:left="260" w:hanging="260"/>
+      </w:pPr>
+      <w:r>
+        <w:rPr>
+          <w:rFonts w:ascii="Arial" w:cs="Arial" w:eastAsia="Arial" w:hAnsi="Arial"/>
+          <w:b/>
+          <w:bCs/>
+          <w:color w:val="B00000"/>
+          <w:sz w:val="18"/>
+          <w:szCs w:val="18"/>
+        </w:rPr>
+        <w:t xml:space="preserve">✗  </w:t>
+      </w:r>
+      <w:r>
+        <w:rPr>
+          <w:rFonts w:ascii="Arial" w:cs="Arial" w:eastAsia="Arial" w:hAnsi="Arial"/>
+          <w:color w:val="1A1A1A"/>
+          <w:sz w:val="18"/>
+          <w:szCs w:val="18"/>
+        </w:rPr>
+        <w:t xml:space="preserve">Guess a code. Three wrong codes in a row lock the console for 20 seconds.</w:t>
+      </w:r>
+    </w:p>
+    <w:p>
+      <w:pPr>
+        <w:spacing w:after="40"/>
+        <w:ind w:left="260" w:hanging="260"/>
+      </w:pPr>
+      <w:r>
+        <w:rPr>
+          <w:rFonts w:ascii="Arial" w:cs="Arial" w:eastAsia="Arial" w:hAnsi="Arial"/>
+          <w:b/>
+          <w:bCs/>
+          <w:color w:val="8A5A00"/>
+          <w:sz w:val="18"/>
+          <w:szCs w:val="18"/>
+        </w:rPr>
+        <w:t xml:space="preserve">→  </w:t>
+      </w:r>
+      <w:r>
+        <w:rPr>
+          <w:rFonts w:ascii="Arial" w:cs="Arial" w:eastAsia="Arial" w:hAnsi="Arial"/>
+          <w:color w:val="1A1A1A"/>
+          <w:sz w:val="18"/>
+          <w:szCs w:val="18"/>
+        </w:rPr>
+        <w:t xml:space="preserve">RESOLUTION REJECTED: re-verify the source table or the sector that gave the value before trying again.</w:t>
+      </w:r>
+    </w:p>
+    <w:p>
+      <w:pPr>
+        <w:spacing w:after="40"/>
+        <w:ind w:left="260" w:hanging="260"/>
+      </w:pPr>
+      <w:r>
+        <w:rPr>
+          <w:rFonts w:ascii="Arial" w:cs="Arial" w:eastAsia="Arial" w:hAnsi="Arial"/>
+          <w:b/>
+          <w:bCs/>
+          <w:color w:val="8A5A00"/>
+          <w:sz w:val="18"/>
+          <w:szCs w:val="18"/>
+        </w:rPr>
+        <w:t xml:space="preserve">→  </w:t>
+      </w:r>
+      <w:r>
+        <w:rPr>
+          <w:rFonts w:ascii="Arial" w:cs="Arial" w:eastAsia="Arial" w:hAnsi="Arial"/>
+          <w:color w:val="1A1A1A"/>
+          <w:sz w:val="18"/>
+          <w:szCs w:val="18"/>
+        </w:rPr>
+        <w:t xml:space="preserve">MATERIALS NOT READY or INSUFFICIENT CREW: stop, stage what the procedure lists, then submit.</w:t>
       </w:r>
     </w:p>
     <w:p>
@@ -1413,93 +2197,205 @@
       </w:pPr>
       <w:r>
         <w:rPr>
-          <w:rFonts w:ascii="Courier New" w:cs="Courier New" w:eastAsia="Courier New" w:hAnsi="Courier New"/>
-          <w:color w:val="1A1A1A"/>
-          <w:sz w:val="18"/>
-          <w:szCs w:val="18"/>
-        </w:rPr>
-        <w:t xml:space="preserve">—  </w:t>
-      </w:r>
-      <w:r>
-        <w:rPr>
-          <w:rFonts w:ascii="Arial" w:cs="Arial" w:eastAsia="Arial" w:hAnsi="Arial"/>
-          <w:color w:val="1A1A1A"/>
-          <w:sz w:val="18"/>
-          <w:szCs w:val="18"/>
-        </w:rPr>
-        <w:t xml:space="preserve">You track physical chits and workers.</w:t>
-      </w:r>
-    </w:p>
-    <w:p>
-      <w:pPr>
-        <w:spacing w:after="40"/>
-        <w:ind w:left="260" w:hanging="260"/>
-      </w:pPr>
-      <w:r>
-        <w:rPr>
-          <w:rFonts w:ascii="Courier New" w:cs="Courier New" w:eastAsia="Courier New" w:hAnsi="Courier New"/>
-          <w:color w:val="1A1A1A"/>
-          <w:sz w:val="18"/>
-          <w:szCs w:val="18"/>
-        </w:rPr>
-        <w:t xml:space="preserve">—  </w:t>
-      </w:r>
-      <w:r>
-        <w:rPr>
-          <w:rFonts w:ascii="Arial" w:cs="Arial" w:eastAsia="Arial" w:hAnsi="Arial"/>
-          <w:color w:val="1A1A1A"/>
-          <w:sz w:val="18"/>
-          <w:szCs w:val="18"/>
-        </w:rPr>
-        <w:t xml:space="preserve">You keep the Station Operations Log current.</w:t>
-      </w:r>
-    </w:p>
-    <w:p>
-      <w:pPr>
-        <w:spacing w:after="40"/>
-        <w:ind w:left="260" w:hanging="260"/>
-      </w:pPr>
-      <w:r>
-        <w:rPr>
-          <w:rFonts w:ascii="Courier New" w:cs="Courier New" w:eastAsia="Courier New" w:hAnsi="Courier New"/>
-          <w:color w:val="1A1A1A"/>
-          <w:sz w:val="18"/>
-          <w:szCs w:val="18"/>
-        </w:rPr>
-        <w:t xml:space="preserve">—  </w:t>
-      </w:r>
-      <w:r>
-        <w:rPr>
-          <w:rFonts w:ascii="Arial" w:cs="Arial" w:eastAsia="Arial" w:hAnsi="Arial"/>
-          <w:color w:val="1A1A1A"/>
-          <w:sz w:val="18"/>
-          <w:szCs w:val="18"/>
-        </w:rPr>
-        <w:t xml:space="preserve">You assign crew to procedures.</w:t>
-      </w:r>
-    </w:p>
-    <w:p>
-      <w:pPr>
-        <w:spacing w:after="40"/>
-        <w:ind w:left="260" w:hanging="260"/>
-      </w:pPr>
-      <w:r>
-        <w:rPr>
-          <w:rFonts w:ascii="Courier New" w:cs="Courier New" w:eastAsia="Courier New" w:hAnsi="Courier New"/>
-          <w:color w:val="1A1A1A"/>
-          <w:sz w:val="18"/>
-          <w:szCs w:val="18"/>
-        </w:rPr>
-        <w:t xml:space="preserve">—  </w:t>
-      </w:r>
-      <w:r>
-        <w:rPr>
-          <w:rFonts w:ascii="Arial" w:cs="Arial" w:eastAsia="Arial" w:hAnsi="Arial"/>
-          <w:color w:val="1A1A1A"/>
-          <w:sz w:val="18"/>
-          <w:szCs w:val="18"/>
-        </w:rPr>
-        <w:t xml:space="preserve">You do not leave the station.</w:t>
+          <w:rFonts w:ascii="Arial" w:cs="Arial" w:eastAsia="Arial" w:hAnsi="Arial"/>
+          <w:b/>
+          <w:bCs/>
+          <w:color w:val="2E7D32"/>
+          <w:sz w:val="18"/>
+          <w:szCs w:val="18"/>
+        </w:rPr>
+        <w:t xml:space="preserve">✓  </w:t>
+      </w:r>
+      <w:r>
+        <w:rPr>
+          <w:rFonts w:ascii="Arial" w:cs="Arial" w:eastAsia="Arial" w:hAnsi="Arial"/>
+          <w:color w:val="1A1A1A"/>
+          <w:sz w:val="18"/>
+          <w:szCs w:val="18"/>
+        </w:rPr>
+        <w:t xml:space="preserve">Count the chits and workforce tokens, and move them whenever the console moves stock.</w:t>
+      </w:r>
+    </w:p>
+    <w:p>
+      <w:pPr>
+        <w:spacing w:after="40"/>
+        <w:ind w:left="260" w:hanging="260"/>
+      </w:pPr>
+      <w:r>
+        <w:rPr>
+          <w:rFonts w:ascii="Arial" w:cs="Arial" w:eastAsia="Arial" w:hAnsi="Arial"/>
+          <w:b/>
+          <w:bCs/>
+          <w:color w:val="2E7D32"/>
+          <w:sz w:val="18"/>
+          <w:szCs w:val="18"/>
+        </w:rPr>
+        <w:t xml:space="preserve">✓  </w:t>
+      </w:r>
+      <w:r>
+        <w:rPr>
+          <w:rFonts w:ascii="Arial" w:cs="Arial" w:eastAsia="Arial" w:hAnsi="Arial"/>
+          <w:color w:val="1A1A1A"/>
+          <w:sz w:val="18"/>
+          <w:szCs w:val="18"/>
+        </w:rPr>
+        <w:t xml:space="preserve">Keep the Station Operations Log in section 15: time, event, decision, who agreed.</w:t>
+      </w:r>
+    </w:p>
+    <w:p>
+      <w:pPr>
+        <w:spacing w:after="40"/>
+        <w:ind w:left="260" w:hanging="260"/>
+      </w:pPr>
+      <w:r>
+        <w:rPr>
+          <w:rFonts w:ascii="Arial" w:cs="Arial" w:eastAsia="Arial" w:hAnsi="Arial"/>
+          <w:b/>
+          <w:bCs/>
+          <w:color w:val="2E7D32"/>
+          <w:sz w:val="18"/>
+          <w:szCs w:val="18"/>
+        </w:rPr>
+        <w:t xml:space="preserve">✓  </w:t>
+      </w:r>
+      <w:r>
+        <w:rPr>
+          <w:rFonts w:ascii="Arial" w:cs="Arial" w:eastAsia="Arial" w:hAnsi="Arial"/>
+          <w:color w:val="1A1A1A"/>
+          <w:sz w:val="18"/>
+          <w:szCs w:val="18"/>
+        </w:rPr>
+        <w:t xml:space="preserve">Stage the workers and materials a procedure lists before the Systems Lead submits.</w:t>
+      </w:r>
+    </w:p>
+    <w:p>
+      <w:pPr>
+        <w:spacing w:after="40"/>
+        <w:ind w:left="260" w:hanging="260"/>
+      </w:pPr>
+      <w:r>
+        <w:rPr>
+          <w:rFonts w:ascii="Arial" w:cs="Arial" w:eastAsia="Arial" w:hAnsi="Arial"/>
+          <w:b/>
+          <w:bCs/>
+          <w:color w:val="2E7D32"/>
+          <w:sz w:val="18"/>
+          <w:szCs w:val="18"/>
+        </w:rPr>
+        <w:t xml:space="preserve">✓  </w:t>
+      </w:r>
+      <w:r>
+        <w:rPr>
+          <w:rFonts w:ascii="Arial" w:cs="Arial" w:eastAsia="Arial" w:hAnsi="Arial"/>
+          <w:color w:val="1A1A1A"/>
+          <w:sz w:val="18"/>
+          <w:szCs w:val="18"/>
+        </w:rPr>
+        <w:t xml:space="preserve">Watch NEXT UPKEEP and say out loud when the sector cannot afford it.</w:t>
+      </w:r>
+    </w:p>
+    <w:p>
+      <w:pPr>
+        <w:spacing w:after="40"/>
+        <w:ind w:left="260" w:hanging="260"/>
+      </w:pPr>
+      <w:r>
+        <w:rPr>
+          <w:rFonts w:ascii="Arial" w:cs="Arial" w:eastAsia="Arial" w:hAnsi="Arial"/>
+          <w:b/>
+          <w:bCs/>
+          <w:color w:val="B00000"/>
+          <w:sz w:val="18"/>
+          <w:szCs w:val="18"/>
+        </w:rPr>
+        <w:t xml:space="preserve">✗  </w:t>
+      </w:r>
+      <w:r>
+        <w:rPr>
+          <w:rFonts w:ascii="Arial" w:cs="Arial" w:eastAsia="Arial" w:hAnsi="Arial"/>
+          <w:color w:val="1A1A1A"/>
+          <w:sz w:val="18"/>
+          <w:szCs w:val="18"/>
+        </w:rPr>
+        <w:t xml:space="preserve">Leave the station. A worker can be lent to another sector only through a Transfer Chit, and a token moves with it.</w:t>
+      </w:r>
+    </w:p>
+    <w:p>
+      <w:pPr>
+        <w:spacing w:after="40"/>
+        <w:ind w:left="260" w:hanging="260"/>
+      </w:pPr>
+      <w:r>
+        <w:rPr>
+          <w:rFonts w:ascii="Arial" w:cs="Arial" w:eastAsia="Arial" w:hAnsi="Arial"/>
+          <w:b/>
+          <w:bCs/>
+          <w:color w:val="B00000"/>
+          <w:sz w:val="18"/>
+          <w:szCs w:val="18"/>
+        </w:rPr>
+        <w:t xml:space="preserve">✗  </w:t>
+      </w:r>
+      <w:r>
+        <w:rPr>
+          <w:rFonts w:ascii="Arial" w:cs="Arial" w:eastAsia="Arial" w:hAnsi="Arial"/>
+          <w:color w:val="1A1A1A"/>
+          <w:sz w:val="18"/>
+          <w:szCs w:val="18"/>
+        </w:rPr>
+        <w:t xml:space="preserve">Let the table and the console disagree for more than a minute.</w:t>
+      </w:r>
+    </w:p>
+    <w:p>
+      <w:pPr>
+        <w:spacing w:after="40"/>
+        <w:ind w:left="260" w:hanging="260"/>
+      </w:pPr>
+      <w:r>
+        <w:rPr>
+          <w:rFonts w:ascii="Arial" w:cs="Arial" w:eastAsia="Arial" w:hAnsi="Arial"/>
+          <w:b/>
+          <w:bCs/>
+          <w:color w:val="8A5A00"/>
+          <w:sz w:val="18"/>
+          <w:szCs w:val="18"/>
+        </w:rPr>
+        <w:t xml:space="preserve">→  </w:t>
+      </w:r>
+      <w:r>
+        <w:rPr>
+          <w:rFonts w:ascii="Arial" w:cs="Arial" w:eastAsia="Arial" w:hAnsi="Arial"/>
+          <w:color w:val="1A1A1A"/>
+          <w:sz w:val="18"/>
+          <w:szCs w:val="18"/>
+        </w:rPr>
+        <w:t xml:space="preserve">A worker is injured: turn the token face down and tell the Systems Lead to press REQUEST MED HEALING.</w:t>
+      </w:r>
+    </w:p>
+    <w:p>
+      <w:pPr>
+        <w:spacing w:after="40"/>
+        <w:ind w:left="260" w:hanging="260"/>
+      </w:pPr>
+      <w:r>
+        <w:rPr>
+          <w:rFonts w:ascii="Arial" w:cs="Arial" w:eastAsia="Arial" w:hAnsi="Arial"/>
+          <w:b/>
+          <w:bCs/>
+          <w:color w:val="8A5A00"/>
+          <w:sz w:val="18"/>
+          <w:szCs w:val="18"/>
+        </w:rPr>
+        <w:t xml:space="preserve">→  </w:t>
+      </w:r>
+      <w:r>
+        <w:rPr>
+          <w:rFonts w:ascii="Arial" w:cs="Arial" w:eastAsia="Arial" w:hAnsi="Arial"/>
+          <w:color w:val="1A1A1A"/>
+          <w:sz w:val="18"/>
+          <w:szCs w:val="18"/>
+        </w:rPr>
+        <w:t xml:space="preserve">A new round starts: run the NEW ROUND box in section 5 before anything else.</w:t>
       </w:r>
     </w:p>
     <w:p>
@@ -1607,93 +2503,205 @@
       </w:pPr>
       <w:r>
         <w:rPr>
-          <w:rFonts w:ascii="Courier New" w:cs="Courier New" w:eastAsia="Courier New" w:hAnsi="Courier New"/>
-          <w:color w:val="1A1A1A"/>
-          <w:sz w:val="18"/>
-          <w:szCs w:val="18"/>
-        </w:rPr>
-        <w:t xml:space="preserve">—  </w:t>
-      </w:r>
-      <w:r>
-        <w:rPr>
-          <w:rFonts w:ascii="Arial" w:cs="Arial" w:eastAsia="Arial" w:hAnsi="Arial"/>
-          <w:color w:val="1A1A1A"/>
-          <w:sz w:val="18"/>
-          <w:szCs w:val="18"/>
-        </w:rPr>
-        <w:t xml:space="preserve">You hold the final call inside this station.</w:t>
-      </w:r>
-    </w:p>
-    <w:p>
-      <w:pPr>
-        <w:spacing w:after="40"/>
-        <w:ind w:left="260" w:hanging="260"/>
-      </w:pPr>
-      <w:r>
-        <w:rPr>
-          <w:rFonts w:ascii="Courier New" w:cs="Courier New" w:eastAsia="Courier New" w:hAnsi="Courier New"/>
-          <w:color w:val="1A1A1A"/>
-          <w:sz w:val="18"/>
-          <w:szCs w:val="18"/>
-        </w:rPr>
-        <w:t xml:space="preserve">—  </w:t>
-      </w:r>
-      <w:r>
-        <w:rPr>
-          <w:rFonts w:ascii="Arial" w:cs="Arial" w:eastAsia="Arial" w:hAnsi="Arial"/>
-          <w:color w:val="1A1A1A"/>
-          <w:sz w:val="18"/>
-          <w:szCs w:val="18"/>
-        </w:rPr>
-        <w:t xml:space="preserve">You attend every Council sitting. Your voice is the sector's voice.</w:t>
-      </w:r>
-    </w:p>
-    <w:p>
-      <w:pPr>
-        <w:spacing w:after="40"/>
-        <w:ind w:left="260" w:hanging="260"/>
-      </w:pPr>
-      <w:r>
-        <w:rPr>
-          <w:rFonts w:ascii="Courier New" w:cs="Courier New" w:eastAsia="Courier New" w:hAnsi="Courier New"/>
-          <w:color w:val="1A1A1A"/>
-          <w:sz w:val="18"/>
-          <w:szCs w:val="18"/>
-        </w:rPr>
-        <w:t xml:space="preserve">—  </w:t>
-      </w:r>
-      <w:r>
-        <w:rPr>
-          <w:rFonts w:ascii="Arial" w:cs="Arial" w:eastAsia="Arial" w:hAnsi="Arial"/>
-          <w:color w:val="1A1A1A"/>
-          <w:sz w:val="18"/>
-          <w:szCs w:val="18"/>
-        </w:rPr>
-        <w:t xml:space="preserve">You cannot leave the station except for Council.</w:t>
-      </w:r>
-    </w:p>
-    <w:p>
-      <w:pPr>
-        <w:spacing w:after="40"/>
-        <w:ind w:left="260" w:hanging="260"/>
-      </w:pPr>
-      <w:r>
-        <w:rPr>
-          <w:rFonts w:ascii="Courier New" w:cs="Courier New" w:eastAsia="Courier New" w:hAnsi="Courier New"/>
-          <w:color w:val="1A1A1A"/>
-          <w:sz w:val="18"/>
-          <w:szCs w:val="18"/>
-        </w:rPr>
-        <w:t xml:space="preserve">—  </w:t>
-      </w:r>
-      <w:r>
-        <w:rPr>
-          <w:rFonts w:ascii="Arial" w:cs="Arial" w:eastAsia="Arial" w:hAnsi="Arial"/>
-          <w:color w:val="1A1A1A"/>
-          <w:sz w:val="18"/>
-          <w:szCs w:val="18"/>
-        </w:rPr>
-        <w:t xml:space="preserve">If you are not at Council, your sector has no voice.</w:t>
+          <w:rFonts w:ascii="Arial" w:cs="Arial" w:eastAsia="Arial" w:hAnsi="Arial"/>
+          <w:b/>
+          <w:bCs/>
+          <w:color w:val="2E7D32"/>
+          <w:sz w:val="18"/>
+          <w:szCs w:val="18"/>
+        </w:rPr>
+        <w:t xml:space="preserve">✓  </w:t>
+      </w:r>
+      <w:r>
+        <w:rPr>
+          <w:rFonts w:ascii="Arial" w:cs="Arial" w:eastAsia="Arial" w:hAnsi="Arial"/>
+          <w:color w:val="1A1A1A"/>
+          <w:sz w:val="18"/>
+          <w:szCs w:val="18"/>
+        </w:rPr>
+        <w:t xml:space="preserve">Make the final call inside the station when the team cannot agree.</w:t>
+      </w:r>
+    </w:p>
+    <w:p>
+      <w:pPr>
+        <w:spacing w:after="40"/>
+        <w:ind w:left="260" w:hanging="260"/>
+      </w:pPr>
+      <w:r>
+        <w:rPr>
+          <w:rFonts w:ascii="Arial" w:cs="Arial" w:eastAsia="Arial" w:hAnsi="Arial"/>
+          <w:b/>
+          <w:bCs/>
+          <w:color w:val="2E7D32"/>
+          <w:sz w:val="18"/>
+          <w:szCs w:val="18"/>
+        </w:rPr>
+        <w:t xml:space="preserve">✓  </w:t>
+      </w:r>
+      <w:r>
+        <w:rPr>
+          <w:rFonts w:ascii="Arial" w:cs="Arial" w:eastAsia="Arial" w:hAnsi="Arial"/>
+          <w:color w:val="1A1A1A"/>
+          <w:sz w:val="18"/>
+          <w:szCs w:val="18"/>
+        </w:rPr>
+        <w:t xml:space="preserve">Decide what the sector pays for, trades away, and keeps.</w:t>
+      </w:r>
+    </w:p>
+    <w:p>
+      <w:pPr>
+        <w:spacing w:after="40"/>
+        <w:ind w:left="260" w:hanging="260"/>
+      </w:pPr>
+      <w:r>
+        <w:rPr>
+          <w:rFonts w:ascii="Arial" w:cs="Arial" w:eastAsia="Arial" w:hAnsi="Arial"/>
+          <w:b/>
+          <w:bCs/>
+          <w:color w:val="2E7D32"/>
+          <w:sz w:val="18"/>
+          <w:szCs w:val="18"/>
+        </w:rPr>
+        <w:t xml:space="preserve">✓  </w:t>
+      </w:r>
+      <w:r>
+        <w:rPr>
+          <w:rFonts w:ascii="Arial" w:cs="Arial" w:eastAsia="Arial" w:hAnsi="Arial"/>
+          <w:color w:val="1A1A1A"/>
+          <w:sz w:val="18"/>
+          <w:szCs w:val="18"/>
+        </w:rPr>
+        <w:t xml:space="preserve">Go to the central Council table the moment COUNCIL IN SESSION shows on the console, with the Liaison.</w:t>
+      </w:r>
+    </w:p>
+    <w:p>
+      <w:pPr>
+        <w:spacing w:after="40"/>
+        <w:ind w:left="260" w:hanging="260"/>
+      </w:pPr>
+      <w:r>
+        <w:rPr>
+          <w:rFonts w:ascii="Arial" w:cs="Arial" w:eastAsia="Arial" w:hAnsi="Arial"/>
+          <w:b/>
+          <w:bCs/>
+          <w:color w:val="2E7D32"/>
+          <w:sz w:val="18"/>
+          <w:szCs w:val="18"/>
+        </w:rPr>
+        <w:t xml:space="preserve">✓  </w:t>
+      </w:r>
+      <w:r>
+        <w:rPr>
+          <w:rFonts w:ascii="Arial" w:cs="Arial" w:eastAsia="Arial" w:hAnsi="Arial"/>
+          <w:color w:val="1A1A1A"/>
+          <w:sz w:val="18"/>
+          <w:szCs w:val="18"/>
+        </w:rPr>
+        <w:t xml:space="preserve">Speak for the sector at Council. One seat, one voice: yours.</w:t>
+      </w:r>
+    </w:p>
+    <w:p>
+      <w:pPr>
+        <w:spacing w:after="40"/>
+        <w:ind w:left="260" w:hanging="260"/>
+      </w:pPr>
+      <w:r>
+        <w:rPr>
+          <w:rFonts w:ascii="Arial" w:cs="Arial" w:eastAsia="Arial" w:hAnsi="Arial"/>
+          <w:b/>
+          <w:bCs/>
+          <w:color w:val="B00000"/>
+          <w:sz w:val="18"/>
+          <w:szCs w:val="18"/>
+        </w:rPr>
+        <w:t xml:space="preserve">✗  </w:t>
+      </w:r>
+      <w:r>
+        <w:rPr>
+          <w:rFonts w:ascii="Arial" w:cs="Arial" w:eastAsia="Arial" w:hAnsi="Arial"/>
+          <w:color w:val="1A1A1A"/>
+          <w:sz w:val="18"/>
+          <w:szCs w:val="18"/>
+        </w:rPr>
+        <w:t xml:space="preserve">Leave the station for any reason except Council.</w:t>
+      </w:r>
+    </w:p>
+    <w:p>
+      <w:pPr>
+        <w:spacing w:after="40"/>
+        <w:ind w:left="260" w:hanging="260"/>
+      </w:pPr>
+      <w:r>
+        <w:rPr>
+          <w:rFonts w:ascii="Arial" w:cs="Arial" w:eastAsia="Arial" w:hAnsi="Arial"/>
+          <w:b/>
+          <w:bCs/>
+          <w:color w:val="B00000"/>
+          <w:sz w:val="18"/>
+          <w:szCs w:val="18"/>
+        </w:rPr>
+        <w:t xml:space="preserve">✗  </w:t>
+      </w:r>
+      <w:r>
+        <w:rPr>
+          <w:rFonts w:ascii="Arial" w:cs="Arial" w:eastAsia="Arial" w:hAnsi="Arial"/>
+          <w:color w:val="1A1A1A"/>
+          <w:sz w:val="18"/>
+          <w:szCs w:val="18"/>
+        </w:rPr>
+        <w:t xml:space="preserve">Sign Transfer Chits. That is the Liaison's signature.</w:t>
+      </w:r>
+    </w:p>
+    <w:p>
+      <w:pPr>
+        <w:spacing w:after="40"/>
+        <w:ind w:left="260" w:hanging="260"/>
+      </w:pPr>
+      <w:r>
+        <w:rPr>
+          <w:rFonts w:ascii="Arial" w:cs="Arial" w:eastAsia="Arial" w:hAnsi="Arial"/>
+          <w:b/>
+          <w:bCs/>
+          <w:color w:val="8A5A00"/>
+          <w:sz w:val="18"/>
+          <w:szCs w:val="18"/>
+        </w:rPr>
+        <w:t xml:space="preserve">→  </w:t>
+      </w:r>
+      <w:r>
+        <w:rPr>
+          <w:rFonts w:ascii="Arial" w:cs="Arial" w:eastAsia="Arial" w:hAnsi="Arial"/>
+          <w:color w:val="1A1A1A"/>
+          <w:sz w:val="18"/>
+          <w:szCs w:val="18"/>
+        </w:rPr>
+        <w:t xml:space="preserve">If you are not at Council, your sector has no voice for that sitting.</w:t>
+      </w:r>
+    </w:p>
+    <w:p>
+      <w:pPr>
+        <w:spacing w:after="40"/>
+        <w:ind w:left="260" w:hanging="260"/>
+      </w:pPr>
+      <w:r>
+        <w:rPr>
+          <w:rFonts w:ascii="Arial" w:cs="Arial" w:eastAsia="Arial" w:hAnsi="Arial"/>
+          <w:b/>
+          <w:bCs/>
+          <w:color w:val="8A5A00"/>
+          <w:sz w:val="18"/>
+          <w:szCs w:val="18"/>
+        </w:rPr>
+        <w:t xml:space="preserve">→  </w:t>
+      </w:r>
+      <w:r>
+        <w:rPr>
+          <w:rFonts w:ascii="Arial" w:cs="Arial" w:eastAsia="Arial" w:hAnsi="Arial"/>
+          <w:color w:val="1A1A1A"/>
+          <w:sz w:val="18"/>
+          <w:szCs w:val="18"/>
+        </w:rPr>
+        <w:t xml:space="preserve">If the team is three people, you also keep the Station Operations Log.</w:t>
       </w:r>
     </w:p>
     <w:p>
@@ -1796,93 +2804,205 @@
       </w:pPr>
       <w:r>
         <w:rPr>
-          <w:rFonts w:ascii="Courier New" w:cs="Courier New" w:eastAsia="Courier New" w:hAnsi="Courier New"/>
-          <w:color w:val="1A1A1A"/>
-          <w:sz w:val="18"/>
-          <w:szCs w:val="18"/>
-        </w:rPr>
-        <w:t xml:space="preserve">—  </w:t>
-      </w:r>
-      <w:r>
-        <w:rPr>
-          <w:rFonts w:ascii="Arial" w:cs="Arial" w:eastAsia="Arial" w:hAnsi="Arial"/>
-          <w:color w:val="1A1A1A"/>
-          <w:sz w:val="18"/>
-          <w:szCs w:val="18"/>
-        </w:rPr>
-        <w:t xml:space="preserve">All trade, negotiation and physical delivery goes through you.</w:t>
-      </w:r>
-    </w:p>
-    <w:p>
-      <w:pPr>
-        <w:spacing w:after="40"/>
-        <w:ind w:left="260" w:hanging="260"/>
-      </w:pPr>
-      <w:r>
-        <w:rPr>
-          <w:rFonts w:ascii="Courier New" w:cs="Courier New" w:eastAsia="Courier New" w:hAnsi="Courier New"/>
-          <w:color w:val="1A1A1A"/>
-          <w:sz w:val="18"/>
-          <w:szCs w:val="18"/>
-        </w:rPr>
-        <w:t xml:space="preserve">—  </w:t>
-      </w:r>
-      <w:r>
-        <w:rPr>
-          <w:rFonts w:ascii="Arial" w:cs="Arial" w:eastAsia="Arial" w:hAnsi="Arial"/>
-          <w:color w:val="1A1A1A"/>
-          <w:sz w:val="18"/>
-          <w:szCs w:val="18"/>
-        </w:rPr>
-        <w:t xml:space="preserve">You carry and sign every Transfer Chit.</w:t>
-      </w:r>
-    </w:p>
-    <w:p>
-      <w:pPr>
-        <w:spacing w:after="40"/>
-        <w:ind w:left="260" w:hanging="260"/>
-      </w:pPr>
-      <w:r>
-        <w:rPr>
-          <w:rFonts w:ascii="Courier New" w:cs="Courier New" w:eastAsia="Courier New" w:hAnsi="Courier New"/>
-          <w:color w:val="1A1A1A"/>
-          <w:sz w:val="18"/>
-          <w:szCs w:val="18"/>
-        </w:rPr>
-        <w:t xml:space="preserve">—  </w:t>
-      </w:r>
-      <w:r>
-        <w:rPr>
-          <w:rFonts w:ascii="Arial" w:cs="Arial" w:eastAsia="Arial" w:hAnsi="Arial"/>
-          <w:color w:val="1A1A1A"/>
-          <w:sz w:val="18"/>
-          <w:szCs w:val="18"/>
-        </w:rPr>
-        <w:t xml:space="preserve">You attend Council alongside the Chief.</w:t>
-      </w:r>
-    </w:p>
-    <w:p>
-      <w:pPr>
-        <w:spacing w:after="40"/>
-        <w:ind w:left="260" w:hanging="260"/>
-      </w:pPr>
-      <w:r>
-        <w:rPr>
-          <w:rFonts w:ascii="Courier New" w:cs="Courier New" w:eastAsia="Courier New" w:hAnsi="Courier New"/>
-          <w:color w:val="1A1A1A"/>
-          <w:sz w:val="18"/>
-          <w:szCs w:val="18"/>
-        </w:rPr>
-        <w:t xml:space="preserve">—  </w:t>
-      </w:r>
-      <w:r>
-        <w:rPr>
-          <w:rFonts w:ascii="Arial" w:cs="Arial" w:eastAsia="Arial" w:hAnsi="Arial"/>
-          <w:color w:val="1A1A1A"/>
-          <w:sz w:val="18"/>
-          <w:szCs w:val="18"/>
-        </w:rPr>
-        <w:t xml:space="preserve">While you are away, your station cannot trade.</w:t>
+          <w:rFonts w:ascii="Arial" w:cs="Arial" w:eastAsia="Arial" w:hAnsi="Arial"/>
+          <w:b/>
+          <w:bCs/>
+          <w:color w:val="2E7D32"/>
+          <w:sz w:val="18"/>
+          <w:szCs w:val="18"/>
+        </w:rPr>
+        <w:t xml:space="preserve">✓  </w:t>
+      </w:r>
+      <w:r>
+        <w:rPr>
+          <w:rFonts w:ascii="Arial" w:cs="Arial" w:eastAsia="Arial" w:hAnsi="Arial"/>
+          <w:color w:val="1A1A1A"/>
+          <w:sz w:val="18"/>
+          <w:szCs w:val="18"/>
+        </w:rPr>
+        <w:t xml:space="preserve">Carry every question to other stations: a specification value, a trade, a worker.</w:t>
+      </w:r>
+    </w:p>
+    <w:p>
+      <w:pPr>
+        <w:spacing w:after="40"/>
+        <w:ind w:left="260" w:hanging="260"/>
+      </w:pPr>
+      <w:r>
+        <w:rPr>
+          <w:rFonts w:ascii="Arial" w:cs="Arial" w:eastAsia="Arial" w:hAnsi="Arial"/>
+          <w:b/>
+          <w:bCs/>
+          <w:color w:val="2E7D32"/>
+          <w:sz w:val="18"/>
+          <w:szCs w:val="18"/>
+        </w:rPr>
+        <w:t xml:space="preserve">✓  </w:t>
+      </w:r>
+      <w:r>
+        <w:rPr>
+          <w:rFonts w:ascii="Arial" w:cs="Arial" w:eastAsia="Arial" w:hAnsi="Arial"/>
+          <w:color w:val="1A1A1A"/>
+          <w:sz w:val="18"/>
+          <w:szCs w:val="18"/>
+        </w:rPr>
+        <w:t xml:space="preserve">Negotiate every trade, fill in and sign every Transfer Chit, and carry it to Transport.</w:t>
+      </w:r>
+    </w:p>
+    <w:p>
+      <w:pPr>
+        <w:spacing w:after="40"/>
+        <w:ind w:left="260" w:hanging="260"/>
+      </w:pPr>
+      <w:r>
+        <w:rPr>
+          <w:rFonts w:ascii="Arial" w:cs="Arial" w:eastAsia="Arial" w:hAnsi="Arial"/>
+          <w:b/>
+          <w:bCs/>
+          <w:color w:val="2E7D32"/>
+          <w:sz w:val="18"/>
+          <w:szCs w:val="18"/>
+        </w:rPr>
+        <w:t xml:space="preserve">✓  </w:t>
+      </w:r>
+      <w:r>
+        <w:rPr>
+          <w:rFonts w:ascii="Arial" w:cs="Arial" w:eastAsia="Arial" w:hAnsi="Arial"/>
+          <w:color w:val="1A1A1A"/>
+          <w:sz w:val="18"/>
+          <w:szCs w:val="18"/>
+        </w:rPr>
+        <w:t xml:space="preserve">Bring the three-digit value your procedure needs back to the Systems Lead, written down.</w:t>
+      </w:r>
+    </w:p>
+    <w:p>
+      <w:pPr>
+        <w:spacing w:after="40"/>
+        <w:ind w:left="260" w:hanging="260"/>
+      </w:pPr>
+      <w:r>
+        <w:rPr>
+          <w:rFonts w:ascii="Arial" w:cs="Arial" w:eastAsia="Arial" w:hAnsi="Arial"/>
+          <w:b/>
+          <w:bCs/>
+          <w:color w:val="2E7D32"/>
+          <w:sz w:val="18"/>
+          <w:szCs w:val="18"/>
+        </w:rPr>
+        <w:t xml:space="preserve">✓  </w:t>
+      </w:r>
+      <w:r>
+        <w:rPr>
+          <w:rFonts w:ascii="Arial" w:cs="Arial" w:eastAsia="Arial" w:hAnsi="Arial"/>
+          <w:color w:val="1A1A1A"/>
+          <w:sz w:val="18"/>
+          <w:szCs w:val="18"/>
+        </w:rPr>
+        <w:t xml:space="preserve">Go to Council with the Chief when it is called. You may speak there; you hold no seat.</w:t>
+      </w:r>
+    </w:p>
+    <w:p>
+      <w:pPr>
+        <w:spacing w:after="40"/>
+        <w:ind w:left="260" w:hanging="260"/>
+      </w:pPr>
+      <w:r>
+        <w:rPr>
+          <w:rFonts w:ascii="Arial" w:cs="Arial" w:eastAsia="Arial" w:hAnsi="Arial"/>
+          <w:b/>
+          <w:bCs/>
+          <w:color w:val="B00000"/>
+          <w:sz w:val="18"/>
+          <w:szCs w:val="18"/>
+        </w:rPr>
+        <w:t xml:space="preserve">✗  </w:t>
+      </w:r>
+      <w:r>
+        <w:rPr>
+          <w:rFonts w:ascii="Arial" w:cs="Arial" w:eastAsia="Arial" w:hAnsi="Arial"/>
+          <w:color w:val="1A1A1A"/>
+          <w:sz w:val="18"/>
+          <w:szCs w:val="18"/>
+        </w:rPr>
+        <w:t xml:space="preserve">Send anyone else out. Nobody else leaves the station.</w:t>
+      </w:r>
+    </w:p>
+    <w:p>
+      <w:pPr>
+        <w:spacing w:after="40"/>
+        <w:ind w:left="260" w:hanging="260"/>
+      </w:pPr>
+      <w:r>
+        <w:rPr>
+          <w:rFonts w:ascii="Arial" w:cs="Arial" w:eastAsia="Arial" w:hAnsi="Arial"/>
+          <w:b/>
+          <w:bCs/>
+          <w:color w:val="B00000"/>
+          <w:sz w:val="18"/>
+          <w:szCs w:val="18"/>
+        </w:rPr>
+        <w:t xml:space="preserve">✗  </w:t>
+      </w:r>
+      <w:r>
+        <w:rPr>
+          <w:rFonts w:ascii="Arial" w:cs="Arial" w:eastAsia="Arial" w:hAnsi="Arial"/>
+          <w:color w:val="1A1A1A"/>
+          <w:sz w:val="18"/>
+          <w:szCs w:val="18"/>
+        </w:rPr>
+        <w:t xml:space="preserve">Hand over stock without a chit the receiving Liaison has signed.</w:t>
+      </w:r>
+    </w:p>
+    <w:p>
+      <w:pPr>
+        <w:spacing w:after="40"/>
+        <w:ind w:left="260" w:hanging="260"/>
+      </w:pPr>
+      <w:r>
+        <w:rPr>
+          <w:rFonts w:ascii="Arial" w:cs="Arial" w:eastAsia="Arial" w:hAnsi="Arial"/>
+          <w:b/>
+          <w:bCs/>
+          <w:color w:val="8A5A00"/>
+          <w:sz w:val="18"/>
+          <w:szCs w:val="18"/>
+        </w:rPr>
+        <w:t xml:space="preserve">→  </w:t>
+      </w:r>
+      <w:r>
+        <w:rPr>
+          <w:rFonts w:ascii="Arial" w:cs="Arial" w:eastAsia="Arial" w:hAnsi="Arial"/>
+          <w:color w:val="1A1A1A"/>
+          <w:sz w:val="18"/>
+          <w:szCs w:val="18"/>
+        </w:rPr>
+        <w:t xml:space="preserve">While you are away no chit can be signed, so no transfer can be completed.</w:t>
+      </w:r>
+    </w:p>
+    <w:p>
+      <w:pPr>
+        <w:spacing w:after="40"/>
+        <w:ind w:left="260" w:hanging="260"/>
+      </w:pPr>
+      <w:r>
+        <w:rPr>
+          <w:rFonts w:ascii="Arial" w:cs="Arial" w:eastAsia="Arial" w:hAnsi="Arial"/>
+          <w:b/>
+          <w:bCs/>
+          <w:color w:val="8A5A00"/>
+          <w:sz w:val="18"/>
+          <w:szCs w:val="18"/>
+        </w:rPr>
+        <w:t xml:space="preserve">→  </w:t>
+      </w:r>
+      <w:r>
+        <w:rPr>
+          <w:rFonts w:ascii="Arial" w:cs="Arial" w:eastAsia="Arial" w:hAnsi="Arial"/>
+          <w:color w:val="1A1A1A"/>
+          <w:sz w:val="18"/>
+          <w:szCs w:val="18"/>
+        </w:rPr>
+        <w:t xml:space="preserve">Before you go, tell the team what you are asking for and what you can offer.</w:t>
       </w:r>
     </w:p>
     <w:p>
@@ -1985,93 +3105,205 @@
       </w:pPr>
       <w:r>
         <w:rPr>
-          <w:rFonts w:ascii="Courier New" w:cs="Courier New" w:eastAsia="Courier New" w:hAnsi="Courier New"/>
-          <w:color w:val="1A1A1A"/>
-          <w:sz w:val="18"/>
-          <w:szCs w:val="18"/>
-        </w:rPr>
-        <w:t xml:space="preserve">—  </w:t>
-      </w:r>
-      <w:r>
-        <w:rPr>
-          <w:rFonts w:ascii="Arial" w:cs="Arial" w:eastAsia="Arial" w:hAnsi="Arial"/>
-          <w:color w:val="1A1A1A"/>
-          <w:sz w:val="18"/>
-          <w:szCs w:val="18"/>
-        </w:rPr>
-        <w:t xml:space="preserve">You look up every fault code and read the procedure aloud.</w:t>
-      </w:r>
-    </w:p>
-    <w:p>
-      <w:pPr>
-        <w:spacing w:after="40"/>
-        <w:ind w:left="260" w:hanging="260"/>
-      </w:pPr>
-      <w:r>
-        <w:rPr>
-          <w:rFonts w:ascii="Courier New" w:cs="Courier New" w:eastAsia="Courier New" w:hAnsi="Courier New"/>
-          <w:color w:val="1A1A1A"/>
-          <w:sz w:val="18"/>
-          <w:szCs w:val="18"/>
-        </w:rPr>
-        <w:t xml:space="preserve">—  </w:t>
-      </w:r>
-      <w:r>
-        <w:rPr>
-          <w:rFonts w:ascii="Arial" w:cs="Arial" w:eastAsia="Arial" w:hAnsi="Arial"/>
-          <w:color w:val="1A1A1A"/>
-          <w:sz w:val="18"/>
-          <w:szCs w:val="18"/>
-        </w:rPr>
-        <w:t xml:space="preserve">You enter resolution codes. Three wrong entries lock the console for 20 seconds.</w:t>
-      </w:r>
-    </w:p>
-    <w:p>
-      <w:pPr>
-        <w:spacing w:after="40"/>
-        <w:ind w:left="260" w:hanging="260"/>
-      </w:pPr>
-      <w:r>
-        <w:rPr>
-          <w:rFonts w:ascii="Courier New" w:cs="Courier New" w:eastAsia="Courier New" w:hAnsi="Courier New"/>
-          <w:color w:val="1A1A1A"/>
-          <w:sz w:val="18"/>
-          <w:szCs w:val="18"/>
-        </w:rPr>
-        <w:t xml:space="preserve">—  </w:t>
-      </w:r>
-      <w:r>
-        <w:rPr>
-          <w:rFonts w:ascii="Arial" w:cs="Arial" w:eastAsia="Arial" w:hAnsi="Arial"/>
-          <w:color w:val="1A1A1A"/>
-          <w:sz w:val="18"/>
-          <w:szCs w:val="18"/>
-        </w:rPr>
-        <w:t xml:space="preserve">You keep the console stock figures matching the chits on the table.</w:t>
-      </w:r>
-    </w:p>
-    <w:p>
-      <w:pPr>
-        <w:spacing w:after="40"/>
-        <w:ind w:left="260" w:hanging="260"/>
-      </w:pPr>
-      <w:r>
-        <w:rPr>
-          <w:rFonts w:ascii="Courier New" w:cs="Courier New" w:eastAsia="Courier New" w:hAnsi="Courier New"/>
-          <w:color w:val="1A1A1A"/>
-          <w:sz w:val="18"/>
-          <w:szCs w:val="18"/>
-        </w:rPr>
-        <w:t xml:space="preserve">—  </w:t>
-      </w:r>
-      <w:r>
-        <w:rPr>
-          <w:rFonts w:ascii="Arial" w:cs="Arial" w:eastAsia="Arial" w:hAnsi="Arial"/>
-          <w:color w:val="1A1A1A"/>
-          <w:sz w:val="18"/>
-          <w:szCs w:val="18"/>
-        </w:rPr>
-        <w:t xml:space="preserve">You do not leave the station.</w:t>
+          <w:rFonts w:ascii="Arial" w:cs="Arial" w:eastAsia="Arial" w:hAnsi="Arial"/>
+          <w:b/>
+          <w:bCs/>
+          <w:color w:val="2E7D32"/>
+          <w:sz w:val="18"/>
+          <w:szCs w:val="18"/>
+        </w:rPr>
+        <w:t xml:space="preserve">✓  </w:t>
+      </w:r>
+      <w:r>
+        <w:rPr>
+          <w:rFonts w:ascii="Arial" w:cs="Arial" w:eastAsia="Arial" w:hAnsi="Arial"/>
+          <w:color w:val="1A1A1A"/>
+          <w:sz w:val="18"/>
+          <w:szCs w:val="18"/>
+        </w:rPr>
+        <w:t xml:space="preserve">Look up every fault code in section 12 and read the procedure in section 13 aloud, all of it.</w:t>
+      </w:r>
+    </w:p>
+    <w:p>
+      <w:pPr>
+        <w:spacing w:after="40"/>
+        <w:ind w:left="260" w:hanging="260"/>
+      </w:pPr>
+      <w:r>
+        <w:rPr>
+          <w:rFonts w:ascii="Arial" w:cs="Arial" w:eastAsia="Arial" w:hAnsi="Arial"/>
+          <w:b/>
+          <w:bCs/>
+          <w:color w:val="2E7D32"/>
+          <w:sz w:val="18"/>
+          <w:szCs w:val="18"/>
+        </w:rPr>
+        <w:t xml:space="preserve">✓  </w:t>
+      </w:r>
+      <w:r>
+        <w:rPr>
+          <w:rFonts w:ascii="Arial" w:cs="Arial" w:eastAsia="Arial" w:hAnsi="Arial"/>
+          <w:color w:val="1A1A1A"/>
+          <w:sz w:val="18"/>
+          <w:szCs w:val="18"/>
+        </w:rPr>
+        <w:t xml:space="preserve">Enter the resolution code and the Workers assigned count, then press SUBMIT REPAIR.</w:t>
+      </w:r>
+    </w:p>
+    <w:p>
+      <w:pPr>
+        <w:spacing w:after="40"/>
+        <w:ind w:left="260" w:hanging="260"/>
+      </w:pPr>
+      <w:r>
+        <w:rPr>
+          <w:rFonts w:ascii="Arial" w:cs="Arial" w:eastAsia="Arial" w:hAnsi="Arial"/>
+          <w:b/>
+          <w:bCs/>
+          <w:color w:val="2E7D32"/>
+          <w:sz w:val="18"/>
+          <w:szCs w:val="18"/>
+        </w:rPr>
+        <w:t xml:space="preserve">✓  </w:t>
+      </w:r>
+      <w:r>
+        <w:rPr>
+          <w:rFonts w:ascii="Arial" w:cs="Arial" w:eastAsia="Arial" w:hAnsi="Arial"/>
+          <w:color w:val="1A1A1A"/>
+          <w:sz w:val="18"/>
+          <w:szCs w:val="18"/>
+        </w:rPr>
+        <w:t xml:space="preserve">Send and answer requests in RESOURCE EXCHANGE, and run the sector's own panel.</w:t>
+      </w:r>
+    </w:p>
+    <w:p>
+      <w:pPr>
+        <w:spacing w:after="40"/>
+        <w:ind w:left="260" w:hanging="260"/>
+      </w:pPr>
+      <w:r>
+        <w:rPr>
+          <w:rFonts w:ascii="Arial" w:cs="Arial" w:eastAsia="Arial" w:hAnsi="Arial"/>
+          <w:b/>
+          <w:bCs/>
+          <w:color w:val="2E7D32"/>
+          <w:sz w:val="18"/>
+          <w:szCs w:val="18"/>
+        </w:rPr>
+        <w:t xml:space="preserve">✓  </w:t>
+      </w:r>
+      <w:r>
+        <w:rPr>
+          <w:rFonts w:ascii="Arial" w:cs="Arial" w:eastAsia="Arial" w:hAnsi="Arial"/>
+          <w:color w:val="1A1A1A"/>
+          <w:sz w:val="18"/>
+          <w:szCs w:val="18"/>
+        </w:rPr>
+        <w:t xml:space="preserve">Keep the console's INVENTORY and the chits on the table matching.</w:t>
+      </w:r>
+    </w:p>
+    <w:p>
+      <w:pPr>
+        <w:spacing w:after="40"/>
+        <w:ind w:left="260" w:hanging="260"/>
+      </w:pPr>
+      <w:r>
+        <w:rPr>
+          <w:rFonts w:ascii="Arial" w:cs="Arial" w:eastAsia="Arial" w:hAnsi="Arial"/>
+          <w:b/>
+          <w:bCs/>
+          <w:color w:val="B00000"/>
+          <w:sz w:val="18"/>
+          <w:szCs w:val="18"/>
+        </w:rPr>
+        <w:t xml:space="preserve">✗  </w:t>
+      </w:r>
+      <w:r>
+        <w:rPr>
+          <w:rFonts w:ascii="Arial" w:cs="Arial" w:eastAsia="Arial" w:hAnsi="Arial"/>
+          <w:color w:val="1A1A1A"/>
+          <w:sz w:val="18"/>
+          <w:szCs w:val="18"/>
+        </w:rPr>
+        <w:t xml:space="preserve">Leave the station.</w:t>
+      </w:r>
+    </w:p>
+    <w:p>
+      <w:pPr>
+        <w:spacing w:after="40"/>
+        <w:ind w:left="260" w:hanging="260"/>
+      </w:pPr>
+      <w:r>
+        <w:rPr>
+          <w:rFonts w:ascii="Arial" w:cs="Arial" w:eastAsia="Arial" w:hAnsi="Arial"/>
+          <w:b/>
+          <w:bCs/>
+          <w:color w:val="B00000"/>
+          <w:sz w:val="18"/>
+          <w:szCs w:val="18"/>
+        </w:rPr>
+        <w:t xml:space="preserve">✗  </w:t>
+      </w:r>
+      <w:r>
+        <w:rPr>
+          <w:rFonts w:ascii="Arial" w:cs="Arial" w:eastAsia="Arial" w:hAnsi="Arial"/>
+          <w:color w:val="1A1A1A"/>
+          <w:sz w:val="18"/>
+          <w:szCs w:val="18"/>
+        </w:rPr>
+        <w:t xml:space="preserve">Guess a code. Three wrong codes in a row lock the console for 20 seconds.</w:t>
+      </w:r>
+    </w:p>
+    <w:p>
+      <w:pPr>
+        <w:spacing w:after="40"/>
+        <w:ind w:left="260" w:hanging="260"/>
+      </w:pPr>
+      <w:r>
+        <w:rPr>
+          <w:rFonts w:ascii="Arial" w:cs="Arial" w:eastAsia="Arial" w:hAnsi="Arial"/>
+          <w:b/>
+          <w:bCs/>
+          <w:color w:val="8A5A00"/>
+          <w:sz w:val="18"/>
+          <w:szCs w:val="18"/>
+        </w:rPr>
+        <w:t xml:space="preserve">→  </w:t>
+      </w:r>
+      <w:r>
+        <w:rPr>
+          <w:rFonts w:ascii="Arial" w:cs="Arial" w:eastAsia="Arial" w:hAnsi="Arial"/>
+          <w:color w:val="1A1A1A"/>
+          <w:sz w:val="18"/>
+          <w:szCs w:val="18"/>
+        </w:rPr>
+        <w:t xml:space="preserve">RESOLUTION REJECTED: re-verify the source table or the sector that gave the value before trying again.</w:t>
+      </w:r>
+    </w:p>
+    <w:p>
+      <w:pPr>
+        <w:spacing w:after="40"/>
+        <w:ind w:left="260" w:hanging="260"/>
+      </w:pPr>
+      <w:r>
+        <w:rPr>
+          <w:rFonts w:ascii="Arial" w:cs="Arial" w:eastAsia="Arial" w:hAnsi="Arial"/>
+          <w:b/>
+          <w:bCs/>
+          <w:color w:val="8A5A00"/>
+          <w:sz w:val="18"/>
+          <w:szCs w:val="18"/>
+        </w:rPr>
+        <w:t xml:space="preserve">→  </w:t>
+      </w:r>
+      <w:r>
+        <w:rPr>
+          <w:rFonts w:ascii="Arial" w:cs="Arial" w:eastAsia="Arial" w:hAnsi="Arial"/>
+          <w:color w:val="1A1A1A"/>
+          <w:sz w:val="18"/>
+          <w:szCs w:val="18"/>
+        </w:rPr>
+        <w:t xml:space="preserve">MATERIALS NOT READY or INSUFFICIENT CREW: stop, stage what the procedure lists, then submit.</w:t>
       </w:r>
     </w:p>
     <w:p>
@@ -2174,93 +3406,205 @@
       </w:pPr>
       <w:r>
         <w:rPr>
-          <w:rFonts w:ascii="Courier New" w:cs="Courier New" w:eastAsia="Courier New" w:hAnsi="Courier New"/>
-          <w:color w:val="1A1A1A"/>
-          <w:sz w:val="18"/>
-          <w:szCs w:val="18"/>
-        </w:rPr>
-        <w:t xml:space="preserve">—  </w:t>
-      </w:r>
-      <w:r>
-        <w:rPr>
-          <w:rFonts w:ascii="Arial" w:cs="Arial" w:eastAsia="Arial" w:hAnsi="Arial"/>
-          <w:color w:val="1A1A1A"/>
-          <w:sz w:val="18"/>
-          <w:szCs w:val="18"/>
-        </w:rPr>
-        <w:t xml:space="preserve">You track physical chits and workers.</w:t>
-      </w:r>
-    </w:p>
-    <w:p>
-      <w:pPr>
-        <w:spacing w:after="40"/>
-        <w:ind w:left="260" w:hanging="260"/>
-      </w:pPr>
-      <w:r>
-        <w:rPr>
-          <w:rFonts w:ascii="Courier New" w:cs="Courier New" w:eastAsia="Courier New" w:hAnsi="Courier New"/>
-          <w:color w:val="1A1A1A"/>
-          <w:sz w:val="18"/>
-          <w:szCs w:val="18"/>
-        </w:rPr>
-        <w:t xml:space="preserve">—  </w:t>
-      </w:r>
-      <w:r>
-        <w:rPr>
-          <w:rFonts w:ascii="Arial" w:cs="Arial" w:eastAsia="Arial" w:hAnsi="Arial"/>
-          <w:color w:val="1A1A1A"/>
-          <w:sz w:val="18"/>
-          <w:szCs w:val="18"/>
-        </w:rPr>
-        <w:t xml:space="preserve">You keep the Station Operations Log current.</w:t>
-      </w:r>
-    </w:p>
-    <w:p>
-      <w:pPr>
-        <w:spacing w:after="40"/>
-        <w:ind w:left="260" w:hanging="260"/>
-      </w:pPr>
-      <w:r>
-        <w:rPr>
-          <w:rFonts w:ascii="Courier New" w:cs="Courier New" w:eastAsia="Courier New" w:hAnsi="Courier New"/>
-          <w:color w:val="1A1A1A"/>
-          <w:sz w:val="18"/>
-          <w:szCs w:val="18"/>
-        </w:rPr>
-        <w:t xml:space="preserve">—  </w:t>
-      </w:r>
-      <w:r>
-        <w:rPr>
-          <w:rFonts w:ascii="Arial" w:cs="Arial" w:eastAsia="Arial" w:hAnsi="Arial"/>
-          <w:color w:val="1A1A1A"/>
-          <w:sz w:val="18"/>
-          <w:szCs w:val="18"/>
-        </w:rPr>
-        <w:t xml:space="preserve">You assign crew to procedures.</w:t>
-      </w:r>
-    </w:p>
-    <w:p>
-      <w:pPr>
-        <w:spacing w:after="40"/>
-        <w:ind w:left="260" w:hanging="260"/>
-      </w:pPr>
-      <w:r>
-        <w:rPr>
-          <w:rFonts w:ascii="Courier New" w:cs="Courier New" w:eastAsia="Courier New" w:hAnsi="Courier New"/>
-          <w:color w:val="1A1A1A"/>
-          <w:sz w:val="18"/>
-          <w:szCs w:val="18"/>
-        </w:rPr>
-        <w:t xml:space="preserve">—  </w:t>
-      </w:r>
-      <w:r>
-        <w:rPr>
-          <w:rFonts w:ascii="Arial" w:cs="Arial" w:eastAsia="Arial" w:hAnsi="Arial"/>
-          <w:color w:val="1A1A1A"/>
-          <w:sz w:val="18"/>
-          <w:szCs w:val="18"/>
-        </w:rPr>
-        <w:t xml:space="preserve">You do not leave the station.</w:t>
+          <w:rFonts w:ascii="Arial" w:cs="Arial" w:eastAsia="Arial" w:hAnsi="Arial"/>
+          <w:b/>
+          <w:bCs/>
+          <w:color w:val="2E7D32"/>
+          <w:sz w:val="18"/>
+          <w:szCs w:val="18"/>
+        </w:rPr>
+        <w:t xml:space="preserve">✓  </w:t>
+      </w:r>
+      <w:r>
+        <w:rPr>
+          <w:rFonts w:ascii="Arial" w:cs="Arial" w:eastAsia="Arial" w:hAnsi="Arial"/>
+          <w:color w:val="1A1A1A"/>
+          <w:sz w:val="18"/>
+          <w:szCs w:val="18"/>
+        </w:rPr>
+        <w:t xml:space="preserve">Count the chits and workforce tokens, and move them whenever the console moves stock.</w:t>
+      </w:r>
+    </w:p>
+    <w:p>
+      <w:pPr>
+        <w:spacing w:after="40"/>
+        <w:ind w:left="260" w:hanging="260"/>
+      </w:pPr>
+      <w:r>
+        <w:rPr>
+          <w:rFonts w:ascii="Arial" w:cs="Arial" w:eastAsia="Arial" w:hAnsi="Arial"/>
+          <w:b/>
+          <w:bCs/>
+          <w:color w:val="2E7D32"/>
+          <w:sz w:val="18"/>
+          <w:szCs w:val="18"/>
+        </w:rPr>
+        <w:t xml:space="preserve">✓  </w:t>
+      </w:r>
+      <w:r>
+        <w:rPr>
+          <w:rFonts w:ascii="Arial" w:cs="Arial" w:eastAsia="Arial" w:hAnsi="Arial"/>
+          <w:color w:val="1A1A1A"/>
+          <w:sz w:val="18"/>
+          <w:szCs w:val="18"/>
+        </w:rPr>
+        <w:t xml:space="preserve">Keep the Station Operations Log in section 15: time, event, decision, who agreed.</w:t>
+      </w:r>
+    </w:p>
+    <w:p>
+      <w:pPr>
+        <w:spacing w:after="40"/>
+        <w:ind w:left="260" w:hanging="260"/>
+      </w:pPr>
+      <w:r>
+        <w:rPr>
+          <w:rFonts w:ascii="Arial" w:cs="Arial" w:eastAsia="Arial" w:hAnsi="Arial"/>
+          <w:b/>
+          <w:bCs/>
+          <w:color w:val="2E7D32"/>
+          <w:sz w:val="18"/>
+          <w:szCs w:val="18"/>
+        </w:rPr>
+        <w:t xml:space="preserve">✓  </w:t>
+      </w:r>
+      <w:r>
+        <w:rPr>
+          <w:rFonts w:ascii="Arial" w:cs="Arial" w:eastAsia="Arial" w:hAnsi="Arial"/>
+          <w:color w:val="1A1A1A"/>
+          <w:sz w:val="18"/>
+          <w:szCs w:val="18"/>
+        </w:rPr>
+        <w:t xml:space="preserve">Stage the workers and materials a procedure lists before the Systems Lead submits.</w:t>
+      </w:r>
+    </w:p>
+    <w:p>
+      <w:pPr>
+        <w:spacing w:after="40"/>
+        <w:ind w:left="260" w:hanging="260"/>
+      </w:pPr>
+      <w:r>
+        <w:rPr>
+          <w:rFonts w:ascii="Arial" w:cs="Arial" w:eastAsia="Arial" w:hAnsi="Arial"/>
+          <w:b/>
+          <w:bCs/>
+          <w:color w:val="2E7D32"/>
+          <w:sz w:val="18"/>
+          <w:szCs w:val="18"/>
+        </w:rPr>
+        <w:t xml:space="preserve">✓  </w:t>
+      </w:r>
+      <w:r>
+        <w:rPr>
+          <w:rFonts w:ascii="Arial" w:cs="Arial" w:eastAsia="Arial" w:hAnsi="Arial"/>
+          <w:color w:val="1A1A1A"/>
+          <w:sz w:val="18"/>
+          <w:szCs w:val="18"/>
+        </w:rPr>
+        <w:t xml:space="preserve">Watch NEXT UPKEEP and say out loud when the sector cannot afford it.</w:t>
+      </w:r>
+    </w:p>
+    <w:p>
+      <w:pPr>
+        <w:spacing w:after="40"/>
+        <w:ind w:left="260" w:hanging="260"/>
+      </w:pPr>
+      <w:r>
+        <w:rPr>
+          <w:rFonts w:ascii="Arial" w:cs="Arial" w:eastAsia="Arial" w:hAnsi="Arial"/>
+          <w:b/>
+          <w:bCs/>
+          <w:color w:val="B00000"/>
+          <w:sz w:val="18"/>
+          <w:szCs w:val="18"/>
+        </w:rPr>
+        <w:t xml:space="preserve">✗  </w:t>
+      </w:r>
+      <w:r>
+        <w:rPr>
+          <w:rFonts w:ascii="Arial" w:cs="Arial" w:eastAsia="Arial" w:hAnsi="Arial"/>
+          <w:color w:val="1A1A1A"/>
+          <w:sz w:val="18"/>
+          <w:szCs w:val="18"/>
+        </w:rPr>
+        <w:t xml:space="preserve">Leave the station. A worker can be lent to another sector only through a Transfer Chit, and a token moves with it.</w:t>
+      </w:r>
+    </w:p>
+    <w:p>
+      <w:pPr>
+        <w:spacing w:after="40"/>
+        <w:ind w:left="260" w:hanging="260"/>
+      </w:pPr>
+      <w:r>
+        <w:rPr>
+          <w:rFonts w:ascii="Arial" w:cs="Arial" w:eastAsia="Arial" w:hAnsi="Arial"/>
+          <w:b/>
+          <w:bCs/>
+          <w:color w:val="B00000"/>
+          <w:sz w:val="18"/>
+          <w:szCs w:val="18"/>
+        </w:rPr>
+        <w:t xml:space="preserve">✗  </w:t>
+      </w:r>
+      <w:r>
+        <w:rPr>
+          <w:rFonts w:ascii="Arial" w:cs="Arial" w:eastAsia="Arial" w:hAnsi="Arial"/>
+          <w:color w:val="1A1A1A"/>
+          <w:sz w:val="18"/>
+          <w:szCs w:val="18"/>
+        </w:rPr>
+        <w:t xml:space="preserve">Let the table and the console disagree for more than a minute.</w:t>
+      </w:r>
+    </w:p>
+    <w:p>
+      <w:pPr>
+        <w:spacing w:after="40"/>
+        <w:ind w:left="260" w:hanging="260"/>
+      </w:pPr>
+      <w:r>
+        <w:rPr>
+          <w:rFonts w:ascii="Arial" w:cs="Arial" w:eastAsia="Arial" w:hAnsi="Arial"/>
+          <w:b/>
+          <w:bCs/>
+          <w:color w:val="8A5A00"/>
+          <w:sz w:val="18"/>
+          <w:szCs w:val="18"/>
+        </w:rPr>
+        <w:t xml:space="preserve">→  </w:t>
+      </w:r>
+      <w:r>
+        <w:rPr>
+          <w:rFonts w:ascii="Arial" w:cs="Arial" w:eastAsia="Arial" w:hAnsi="Arial"/>
+          <w:color w:val="1A1A1A"/>
+          <w:sz w:val="18"/>
+          <w:szCs w:val="18"/>
+        </w:rPr>
+        <w:t xml:space="preserve">A worker is injured: turn the token face down and tell the Systems Lead to press REQUEST MED HEALING.</w:t>
+      </w:r>
+    </w:p>
+    <w:p>
+      <w:pPr>
+        <w:spacing w:after="40"/>
+        <w:ind w:left="260" w:hanging="260"/>
+      </w:pPr>
+      <w:r>
+        <w:rPr>
+          <w:rFonts w:ascii="Arial" w:cs="Arial" w:eastAsia="Arial" w:hAnsi="Arial"/>
+          <w:b/>
+          <w:bCs/>
+          <w:color w:val="8A5A00"/>
+          <w:sz w:val="18"/>
+          <w:szCs w:val="18"/>
+        </w:rPr>
+        <w:t xml:space="preserve">→  </w:t>
+      </w:r>
+      <w:r>
+        <w:rPr>
+          <w:rFonts w:ascii="Arial" w:cs="Arial" w:eastAsia="Arial" w:hAnsi="Arial"/>
+          <w:color w:val="1A1A1A"/>
+          <w:sz w:val="18"/>
+          <w:szCs w:val="18"/>
+        </w:rPr>
+        <w:t xml:space="preserve">A new round starts: run the NEW ROUND box in section 5 before anything else.</w:t>
       </w:r>
     </w:p>
     <w:p>
@@ -2368,93 +3712,205 @@
       </w:pPr>
       <w:r>
         <w:rPr>
-          <w:rFonts w:ascii="Courier New" w:cs="Courier New" w:eastAsia="Courier New" w:hAnsi="Courier New"/>
-          <w:color w:val="1A1A1A"/>
-          <w:sz w:val="18"/>
-          <w:szCs w:val="18"/>
-        </w:rPr>
-        <w:t xml:space="preserve">—  </w:t>
-      </w:r>
-      <w:r>
-        <w:rPr>
-          <w:rFonts w:ascii="Arial" w:cs="Arial" w:eastAsia="Arial" w:hAnsi="Arial"/>
-          <w:color w:val="1A1A1A"/>
-          <w:sz w:val="18"/>
-          <w:szCs w:val="18"/>
-        </w:rPr>
-        <w:t xml:space="preserve">You hold the final call inside this station.</w:t>
-      </w:r>
-    </w:p>
-    <w:p>
-      <w:pPr>
-        <w:spacing w:after="40"/>
-        <w:ind w:left="260" w:hanging="260"/>
-      </w:pPr>
-      <w:r>
-        <w:rPr>
-          <w:rFonts w:ascii="Courier New" w:cs="Courier New" w:eastAsia="Courier New" w:hAnsi="Courier New"/>
-          <w:color w:val="1A1A1A"/>
-          <w:sz w:val="18"/>
-          <w:szCs w:val="18"/>
-        </w:rPr>
-        <w:t xml:space="preserve">—  </w:t>
-      </w:r>
-      <w:r>
-        <w:rPr>
-          <w:rFonts w:ascii="Arial" w:cs="Arial" w:eastAsia="Arial" w:hAnsi="Arial"/>
-          <w:color w:val="1A1A1A"/>
-          <w:sz w:val="18"/>
-          <w:szCs w:val="18"/>
-        </w:rPr>
-        <w:t xml:space="preserve">You attend every Council sitting. Your voice is the sector's voice.</w:t>
-      </w:r>
-    </w:p>
-    <w:p>
-      <w:pPr>
-        <w:spacing w:after="40"/>
-        <w:ind w:left="260" w:hanging="260"/>
-      </w:pPr>
-      <w:r>
-        <w:rPr>
-          <w:rFonts w:ascii="Courier New" w:cs="Courier New" w:eastAsia="Courier New" w:hAnsi="Courier New"/>
-          <w:color w:val="1A1A1A"/>
-          <w:sz w:val="18"/>
-          <w:szCs w:val="18"/>
-        </w:rPr>
-        <w:t xml:space="preserve">—  </w:t>
-      </w:r>
-      <w:r>
-        <w:rPr>
-          <w:rFonts w:ascii="Arial" w:cs="Arial" w:eastAsia="Arial" w:hAnsi="Arial"/>
-          <w:color w:val="1A1A1A"/>
-          <w:sz w:val="18"/>
-          <w:szCs w:val="18"/>
-        </w:rPr>
-        <w:t xml:space="preserve">You cannot leave the station except for Council.</w:t>
-      </w:r>
-    </w:p>
-    <w:p>
-      <w:pPr>
-        <w:spacing w:after="40"/>
-        <w:ind w:left="260" w:hanging="260"/>
-      </w:pPr>
-      <w:r>
-        <w:rPr>
-          <w:rFonts w:ascii="Courier New" w:cs="Courier New" w:eastAsia="Courier New" w:hAnsi="Courier New"/>
-          <w:color w:val="1A1A1A"/>
-          <w:sz w:val="18"/>
-          <w:szCs w:val="18"/>
-        </w:rPr>
-        <w:t xml:space="preserve">—  </w:t>
-      </w:r>
-      <w:r>
-        <w:rPr>
-          <w:rFonts w:ascii="Arial" w:cs="Arial" w:eastAsia="Arial" w:hAnsi="Arial"/>
-          <w:color w:val="1A1A1A"/>
-          <w:sz w:val="18"/>
-          <w:szCs w:val="18"/>
-        </w:rPr>
-        <w:t xml:space="preserve">If you are not at Council, your sector has no voice.</w:t>
+          <w:rFonts w:ascii="Arial" w:cs="Arial" w:eastAsia="Arial" w:hAnsi="Arial"/>
+          <w:b/>
+          <w:bCs/>
+          <w:color w:val="2E7D32"/>
+          <w:sz w:val="18"/>
+          <w:szCs w:val="18"/>
+        </w:rPr>
+        <w:t xml:space="preserve">✓  </w:t>
+      </w:r>
+      <w:r>
+        <w:rPr>
+          <w:rFonts w:ascii="Arial" w:cs="Arial" w:eastAsia="Arial" w:hAnsi="Arial"/>
+          <w:color w:val="1A1A1A"/>
+          <w:sz w:val="18"/>
+          <w:szCs w:val="18"/>
+        </w:rPr>
+        <w:t xml:space="preserve">Make the final call inside the station when the team cannot agree.</w:t>
+      </w:r>
+    </w:p>
+    <w:p>
+      <w:pPr>
+        <w:spacing w:after="40"/>
+        <w:ind w:left="260" w:hanging="260"/>
+      </w:pPr>
+      <w:r>
+        <w:rPr>
+          <w:rFonts w:ascii="Arial" w:cs="Arial" w:eastAsia="Arial" w:hAnsi="Arial"/>
+          <w:b/>
+          <w:bCs/>
+          <w:color w:val="2E7D32"/>
+          <w:sz w:val="18"/>
+          <w:szCs w:val="18"/>
+        </w:rPr>
+        <w:t xml:space="preserve">✓  </w:t>
+      </w:r>
+      <w:r>
+        <w:rPr>
+          <w:rFonts w:ascii="Arial" w:cs="Arial" w:eastAsia="Arial" w:hAnsi="Arial"/>
+          <w:color w:val="1A1A1A"/>
+          <w:sz w:val="18"/>
+          <w:szCs w:val="18"/>
+        </w:rPr>
+        <w:t xml:space="preserve">Decide what the sector pays for, trades away, and keeps.</w:t>
+      </w:r>
+    </w:p>
+    <w:p>
+      <w:pPr>
+        <w:spacing w:after="40"/>
+        <w:ind w:left="260" w:hanging="260"/>
+      </w:pPr>
+      <w:r>
+        <w:rPr>
+          <w:rFonts w:ascii="Arial" w:cs="Arial" w:eastAsia="Arial" w:hAnsi="Arial"/>
+          <w:b/>
+          <w:bCs/>
+          <w:color w:val="2E7D32"/>
+          <w:sz w:val="18"/>
+          <w:szCs w:val="18"/>
+        </w:rPr>
+        <w:t xml:space="preserve">✓  </w:t>
+      </w:r>
+      <w:r>
+        <w:rPr>
+          <w:rFonts w:ascii="Arial" w:cs="Arial" w:eastAsia="Arial" w:hAnsi="Arial"/>
+          <w:color w:val="1A1A1A"/>
+          <w:sz w:val="18"/>
+          <w:szCs w:val="18"/>
+        </w:rPr>
+        <w:t xml:space="preserve">Go to the central Council table the moment COUNCIL IN SESSION shows on the console, with the Liaison.</w:t>
+      </w:r>
+    </w:p>
+    <w:p>
+      <w:pPr>
+        <w:spacing w:after="40"/>
+        <w:ind w:left="260" w:hanging="260"/>
+      </w:pPr>
+      <w:r>
+        <w:rPr>
+          <w:rFonts w:ascii="Arial" w:cs="Arial" w:eastAsia="Arial" w:hAnsi="Arial"/>
+          <w:b/>
+          <w:bCs/>
+          <w:color w:val="2E7D32"/>
+          <w:sz w:val="18"/>
+          <w:szCs w:val="18"/>
+        </w:rPr>
+        <w:t xml:space="preserve">✓  </w:t>
+      </w:r>
+      <w:r>
+        <w:rPr>
+          <w:rFonts w:ascii="Arial" w:cs="Arial" w:eastAsia="Arial" w:hAnsi="Arial"/>
+          <w:color w:val="1A1A1A"/>
+          <w:sz w:val="18"/>
+          <w:szCs w:val="18"/>
+        </w:rPr>
+        <w:t xml:space="preserve">Speak for the sector at Council. One seat, one voice: yours.</w:t>
+      </w:r>
+    </w:p>
+    <w:p>
+      <w:pPr>
+        <w:spacing w:after="40"/>
+        <w:ind w:left="260" w:hanging="260"/>
+      </w:pPr>
+      <w:r>
+        <w:rPr>
+          <w:rFonts w:ascii="Arial" w:cs="Arial" w:eastAsia="Arial" w:hAnsi="Arial"/>
+          <w:b/>
+          <w:bCs/>
+          <w:color w:val="B00000"/>
+          <w:sz w:val="18"/>
+          <w:szCs w:val="18"/>
+        </w:rPr>
+        <w:t xml:space="preserve">✗  </w:t>
+      </w:r>
+      <w:r>
+        <w:rPr>
+          <w:rFonts w:ascii="Arial" w:cs="Arial" w:eastAsia="Arial" w:hAnsi="Arial"/>
+          <w:color w:val="1A1A1A"/>
+          <w:sz w:val="18"/>
+          <w:szCs w:val="18"/>
+        </w:rPr>
+        <w:t xml:space="preserve">Leave the station for any reason except Council.</w:t>
+      </w:r>
+    </w:p>
+    <w:p>
+      <w:pPr>
+        <w:spacing w:after="40"/>
+        <w:ind w:left="260" w:hanging="260"/>
+      </w:pPr>
+      <w:r>
+        <w:rPr>
+          <w:rFonts w:ascii="Arial" w:cs="Arial" w:eastAsia="Arial" w:hAnsi="Arial"/>
+          <w:b/>
+          <w:bCs/>
+          <w:color w:val="B00000"/>
+          <w:sz w:val="18"/>
+          <w:szCs w:val="18"/>
+        </w:rPr>
+        <w:t xml:space="preserve">✗  </w:t>
+      </w:r>
+      <w:r>
+        <w:rPr>
+          <w:rFonts w:ascii="Arial" w:cs="Arial" w:eastAsia="Arial" w:hAnsi="Arial"/>
+          <w:color w:val="1A1A1A"/>
+          <w:sz w:val="18"/>
+          <w:szCs w:val="18"/>
+        </w:rPr>
+        <w:t xml:space="preserve">Sign Transfer Chits. That is the Liaison's signature.</w:t>
+      </w:r>
+    </w:p>
+    <w:p>
+      <w:pPr>
+        <w:spacing w:after="40"/>
+        <w:ind w:left="260" w:hanging="260"/>
+      </w:pPr>
+      <w:r>
+        <w:rPr>
+          <w:rFonts w:ascii="Arial" w:cs="Arial" w:eastAsia="Arial" w:hAnsi="Arial"/>
+          <w:b/>
+          <w:bCs/>
+          <w:color w:val="8A5A00"/>
+          <w:sz w:val="18"/>
+          <w:szCs w:val="18"/>
+        </w:rPr>
+        <w:t xml:space="preserve">→  </w:t>
+      </w:r>
+      <w:r>
+        <w:rPr>
+          <w:rFonts w:ascii="Arial" w:cs="Arial" w:eastAsia="Arial" w:hAnsi="Arial"/>
+          <w:color w:val="1A1A1A"/>
+          <w:sz w:val="18"/>
+          <w:szCs w:val="18"/>
+        </w:rPr>
+        <w:t xml:space="preserve">If you are not at Council, your sector has no voice for that sitting.</w:t>
+      </w:r>
+    </w:p>
+    <w:p>
+      <w:pPr>
+        <w:spacing w:after="40"/>
+        <w:ind w:left="260" w:hanging="260"/>
+      </w:pPr>
+      <w:r>
+        <w:rPr>
+          <w:rFonts w:ascii="Arial" w:cs="Arial" w:eastAsia="Arial" w:hAnsi="Arial"/>
+          <w:b/>
+          <w:bCs/>
+          <w:color w:val="8A5A00"/>
+          <w:sz w:val="18"/>
+          <w:szCs w:val="18"/>
+        </w:rPr>
+        <w:t xml:space="preserve">→  </w:t>
+      </w:r>
+      <w:r>
+        <w:rPr>
+          <w:rFonts w:ascii="Arial" w:cs="Arial" w:eastAsia="Arial" w:hAnsi="Arial"/>
+          <w:color w:val="1A1A1A"/>
+          <w:sz w:val="18"/>
+          <w:szCs w:val="18"/>
+        </w:rPr>
+        <w:t xml:space="preserve">If the team is three people, you also keep the Station Operations Log.</w:t>
       </w:r>
     </w:p>
     <w:p>
@@ -2557,93 +4013,205 @@
       </w:pPr>
       <w:r>
         <w:rPr>
-          <w:rFonts w:ascii="Courier New" w:cs="Courier New" w:eastAsia="Courier New" w:hAnsi="Courier New"/>
-          <w:color w:val="1A1A1A"/>
-          <w:sz w:val="18"/>
-          <w:szCs w:val="18"/>
-        </w:rPr>
-        <w:t xml:space="preserve">—  </w:t>
-      </w:r>
-      <w:r>
-        <w:rPr>
-          <w:rFonts w:ascii="Arial" w:cs="Arial" w:eastAsia="Arial" w:hAnsi="Arial"/>
-          <w:color w:val="1A1A1A"/>
-          <w:sz w:val="18"/>
-          <w:szCs w:val="18"/>
-        </w:rPr>
-        <w:t xml:space="preserve">All trade, negotiation and physical delivery goes through you.</w:t>
-      </w:r>
-    </w:p>
-    <w:p>
-      <w:pPr>
-        <w:spacing w:after="40"/>
-        <w:ind w:left="260" w:hanging="260"/>
-      </w:pPr>
-      <w:r>
-        <w:rPr>
-          <w:rFonts w:ascii="Courier New" w:cs="Courier New" w:eastAsia="Courier New" w:hAnsi="Courier New"/>
-          <w:color w:val="1A1A1A"/>
-          <w:sz w:val="18"/>
-          <w:szCs w:val="18"/>
-        </w:rPr>
-        <w:t xml:space="preserve">—  </w:t>
-      </w:r>
-      <w:r>
-        <w:rPr>
-          <w:rFonts w:ascii="Arial" w:cs="Arial" w:eastAsia="Arial" w:hAnsi="Arial"/>
-          <w:color w:val="1A1A1A"/>
-          <w:sz w:val="18"/>
-          <w:szCs w:val="18"/>
-        </w:rPr>
-        <w:t xml:space="preserve">You carry and sign every Transfer Chit.</w:t>
-      </w:r>
-    </w:p>
-    <w:p>
-      <w:pPr>
-        <w:spacing w:after="40"/>
-        <w:ind w:left="260" w:hanging="260"/>
-      </w:pPr>
-      <w:r>
-        <w:rPr>
-          <w:rFonts w:ascii="Courier New" w:cs="Courier New" w:eastAsia="Courier New" w:hAnsi="Courier New"/>
-          <w:color w:val="1A1A1A"/>
-          <w:sz w:val="18"/>
-          <w:szCs w:val="18"/>
-        </w:rPr>
-        <w:t xml:space="preserve">—  </w:t>
-      </w:r>
-      <w:r>
-        <w:rPr>
-          <w:rFonts w:ascii="Arial" w:cs="Arial" w:eastAsia="Arial" w:hAnsi="Arial"/>
-          <w:color w:val="1A1A1A"/>
-          <w:sz w:val="18"/>
-          <w:szCs w:val="18"/>
-        </w:rPr>
-        <w:t xml:space="preserve">You attend Council alongside the Chief.</w:t>
-      </w:r>
-    </w:p>
-    <w:p>
-      <w:pPr>
-        <w:spacing w:after="40"/>
-        <w:ind w:left="260" w:hanging="260"/>
-      </w:pPr>
-      <w:r>
-        <w:rPr>
-          <w:rFonts w:ascii="Courier New" w:cs="Courier New" w:eastAsia="Courier New" w:hAnsi="Courier New"/>
-          <w:color w:val="1A1A1A"/>
-          <w:sz w:val="18"/>
-          <w:szCs w:val="18"/>
-        </w:rPr>
-        <w:t xml:space="preserve">—  </w:t>
-      </w:r>
-      <w:r>
-        <w:rPr>
-          <w:rFonts w:ascii="Arial" w:cs="Arial" w:eastAsia="Arial" w:hAnsi="Arial"/>
-          <w:color w:val="1A1A1A"/>
-          <w:sz w:val="18"/>
-          <w:szCs w:val="18"/>
-        </w:rPr>
-        <w:t xml:space="preserve">While you are away, your station cannot trade.</w:t>
+          <w:rFonts w:ascii="Arial" w:cs="Arial" w:eastAsia="Arial" w:hAnsi="Arial"/>
+          <w:b/>
+          <w:bCs/>
+          <w:color w:val="2E7D32"/>
+          <w:sz w:val="18"/>
+          <w:szCs w:val="18"/>
+        </w:rPr>
+        <w:t xml:space="preserve">✓  </w:t>
+      </w:r>
+      <w:r>
+        <w:rPr>
+          <w:rFonts w:ascii="Arial" w:cs="Arial" w:eastAsia="Arial" w:hAnsi="Arial"/>
+          <w:color w:val="1A1A1A"/>
+          <w:sz w:val="18"/>
+          <w:szCs w:val="18"/>
+        </w:rPr>
+        <w:t xml:space="preserve">Carry every question to other stations: a specification value, a trade, a worker.</w:t>
+      </w:r>
+    </w:p>
+    <w:p>
+      <w:pPr>
+        <w:spacing w:after="40"/>
+        <w:ind w:left="260" w:hanging="260"/>
+      </w:pPr>
+      <w:r>
+        <w:rPr>
+          <w:rFonts w:ascii="Arial" w:cs="Arial" w:eastAsia="Arial" w:hAnsi="Arial"/>
+          <w:b/>
+          <w:bCs/>
+          <w:color w:val="2E7D32"/>
+          <w:sz w:val="18"/>
+          <w:szCs w:val="18"/>
+        </w:rPr>
+        <w:t xml:space="preserve">✓  </w:t>
+      </w:r>
+      <w:r>
+        <w:rPr>
+          <w:rFonts w:ascii="Arial" w:cs="Arial" w:eastAsia="Arial" w:hAnsi="Arial"/>
+          <w:color w:val="1A1A1A"/>
+          <w:sz w:val="18"/>
+          <w:szCs w:val="18"/>
+        </w:rPr>
+        <w:t xml:space="preserve">Negotiate every trade, fill in and sign every Transfer Chit, and carry it to Transport.</w:t>
+      </w:r>
+    </w:p>
+    <w:p>
+      <w:pPr>
+        <w:spacing w:after="40"/>
+        <w:ind w:left="260" w:hanging="260"/>
+      </w:pPr>
+      <w:r>
+        <w:rPr>
+          <w:rFonts w:ascii="Arial" w:cs="Arial" w:eastAsia="Arial" w:hAnsi="Arial"/>
+          <w:b/>
+          <w:bCs/>
+          <w:color w:val="2E7D32"/>
+          <w:sz w:val="18"/>
+          <w:szCs w:val="18"/>
+        </w:rPr>
+        <w:t xml:space="preserve">✓  </w:t>
+      </w:r>
+      <w:r>
+        <w:rPr>
+          <w:rFonts w:ascii="Arial" w:cs="Arial" w:eastAsia="Arial" w:hAnsi="Arial"/>
+          <w:color w:val="1A1A1A"/>
+          <w:sz w:val="18"/>
+          <w:szCs w:val="18"/>
+        </w:rPr>
+        <w:t xml:space="preserve">Bring the three-digit value your procedure needs back to the Systems Lead, written down.</w:t>
+      </w:r>
+    </w:p>
+    <w:p>
+      <w:pPr>
+        <w:spacing w:after="40"/>
+        <w:ind w:left="260" w:hanging="260"/>
+      </w:pPr>
+      <w:r>
+        <w:rPr>
+          <w:rFonts w:ascii="Arial" w:cs="Arial" w:eastAsia="Arial" w:hAnsi="Arial"/>
+          <w:b/>
+          <w:bCs/>
+          <w:color w:val="2E7D32"/>
+          <w:sz w:val="18"/>
+          <w:szCs w:val="18"/>
+        </w:rPr>
+        <w:t xml:space="preserve">✓  </w:t>
+      </w:r>
+      <w:r>
+        <w:rPr>
+          <w:rFonts w:ascii="Arial" w:cs="Arial" w:eastAsia="Arial" w:hAnsi="Arial"/>
+          <w:color w:val="1A1A1A"/>
+          <w:sz w:val="18"/>
+          <w:szCs w:val="18"/>
+        </w:rPr>
+        <w:t xml:space="preserve">Go to Council with the Chief when it is called. You may speak there; you hold no seat.</w:t>
+      </w:r>
+    </w:p>
+    <w:p>
+      <w:pPr>
+        <w:spacing w:after="40"/>
+        <w:ind w:left="260" w:hanging="260"/>
+      </w:pPr>
+      <w:r>
+        <w:rPr>
+          <w:rFonts w:ascii="Arial" w:cs="Arial" w:eastAsia="Arial" w:hAnsi="Arial"/>
+          <w:b/>
+          <w:bCs/>
+          <w:color w:val="B00000"/>
+          <w:sz w:val="18"/>
+          <w:szCs w:val="18"/>
+        </w:rPr>
+        <w:t xml:space="preserve">✗  </w:t>
+      </w:r>
+      <w:r>
+        <w:rPr>
+          <w:rFonts w:ascii="Arial" w:cs="Arial" w:eastAsia="Arial" w:hAnsi="Arial"/>
+          <w:color w:val="1A1A1A"/>
+          <w:sz w:val="18"/>
+          <w:szCs w:val="18"/>
+        </w:rPr>
+        <w:t xml:space="preserve">Send anyone else out. Nobody else leaves the station.</w:t>
+      </w:r>
+    </w:p>
+    <w:p>
+      <w:pPr>
+        <w:spacing w:after="40"/>
+        <w:ind w:left="260" w:hanging="260"/>
+      </w:pPr>
+      <w:r>
+        <w:rPr>
+          <w:rFonts w:ascii="Arial" w:cs="Arial" w:eastAsia="Arial" w:hAnsi="Arial"/>
+          <w:b/>
+          <w:bCs/>
+          <w:color w:val="B00000"/>
+          <w:sz w:val="18"/>
+          <w:szCs w:val="18"/>
+        </w:rPr>
+        <w:t xml:space="preserve">✗  </w:t>
+      </w:r>
+      <w:r>
+        <w:rPr>
+          <w:rFonts w:ascii="Arial" w:cs="Arial" w:eastAsia="Arial" w:hAnsi="Arial"/>
+          <w:color w:val="1A1A1A"/>
+          <w:sz w:val="18"/>
+          <w:szCs w:val="18"/>
+        </w:rPr>
+        <w:t xml:space="preserve">Hand over stock without a chit the receiving Liaison has signed.</w:t>
+      </w:r>
+    </w:p>
+    <w:p>
+      <w:pPr>
+        <w:spacing w:after="40"/>
+        <w:ind w:left="260" w:hanging="260"/>
+      </w:pPr>
+      <w:r>
+        <w:rPr>
+          <w:rFonts w:ascii="Arial" w:cs="Arial" w:eastAsia="Arial" w:hAnsi="Arial"/>
+          <w:b/>
+          <w:bCs/>
+          <w:color w:val="8A5A00"/>
+          <w:sz w:val="18"/>
+          <w:szCs w:val="18"/>
+        </w:rPr>
+        <w:t xml:space="preserve">→  </w:t>
+      </w:r>
+      <w:r>
+        <w:rPr>
+          <w:rFonts w:ascii="Arial" w:cs="Arial" w:eastAsia="Arial" w:hAnsi="Arial"/>
+          <w:color w:val="1A1A1A"/>
+          <w:sz w:val="18"/>
+          <w:szCs w:val="18"/>
+        </w:rPr>
+        <w:t xml:space="preserve">While you are away no chit can be signed, so no transfer can be completed.</w:t>
+      </w:r>
+    </w:p>
+    <w:p>
+      <w:pPr>
+        <w:spacing w:after="40"/>
+        <w:ind w:left="260" w:hanging="260"/>
+      </w:pPr>
+      <w:r>
+        <w:rPr>
+          <w:rFonts w:ascii="Arial" w:cs="Arial" w:eastAsia="Arial" w:hAnsi="Arial"/>
+          <w:b/>
+          <w:bCs/>
+          <w:color w:val="8A5A00"/>
+          <w:sz w:val="18"/>
+          <w:szCs w:val="18"/>
+        </w:rPr>
+        <w:t xml:space="preserve">→  </w:t>
+      </w:r>
+      <w:r>
+        <w:rPr>
+          <w:rFonts w:ascii="Arial" w:cs="Arial" w:eastAsia="Arial" w:hAnsi="Arial"/>
+          <w:color w:val="1A1A1A"/>
+          <w:sz w:val="18"/>
+          <w:szCs w:val="18"/>
+        </w:rPr>
+        <w:t xml:space="preserve">Before you go, tell the team what you are asking for and what you can offer.</w:t>
       </w:r>
     </w:p>
     <w:p>
@@ -2746,93 +4314,205 @@
       </w:pPr>
       <w:r>
         <w:rPr>
-          <w:rFonts w:ascii="Courier New" w:cs="Courier New" w:eastAsia="Courier New" w:hAnsi="Courier New"/>
-          <w:color w:val="1A1A1A"/>
-          <w:sz w:val="18"/>
-          <w:szCs w:val="18"/>
-        </w:rPr>
-        <w:t xml:space="preserve">—  </w:t>
-      </w:r>
-      <w:r>
-        <w:rPr>
-          <w:rFonts w:ascii="Arial" w:cs="Arial" w:eastAsia="Arial" w:hAnsi="Arial"/>
-          <w:color w:val="1A1A1A"/>
-          <w:sz w:val="18"/>
-          <w:szCs w:val="18"/>
-        </w:rPr>
-        <w:t xml:space="preserve">You look up every fault code and read the procedure aloud.</w:t>
-      </w:r>
-    </w:p>
-    <w:p>
-      <w:pPr>
-        <w:spacing w:after="40"/>
-        <w:ind w:left="260" w:hanging="260"/>
-      </w:pPr>
-      <w:r>
-        <w:rPr>
-          <w:rFonts w:ascii="Courier New" w:cs="Courier New" w:eastAsia="Courier New" w:hAnsi="Courier New"/>
-          <w:color w:val="1A1A1A"/>
-          <w:sz w:val="18"/>
-          <w:szCs w:val="18"/>
-        </w:rPr>
-        <w:t xml:space="preserve">—  </w:t>
-      </w:r>
-      <w:r>
-        <w:rPr>
-          <w:rFonts w:ascii="Arial" w:cs="Arial" w:eastAsia="Arial" w:hAnsi="Arial"/>
-          <w:color w:val="1A1A1A"/>
-          <w:sz w:val="18"/>
-          <w:szCs w:val="18"/>
-        </w:rPr>
-        <w:t xml:space="preserve">You enter resolution codes. Three wrong entries lock the console for 20 seconds.</w:t>
-      </w:r>
-    </w:p>
-    <w:p>
-      <w:pPr>
-        <w:spacing w:after="40"/>
-        <w:ind w:left="260" w:hanging="260"/>
-      </w:pPr>
-      <w:r>
-        <w:rPr>
-          <w:rFonts w:ascii="Courier New" w:cs="Courier New" w:eastAsia="Courier New" w:hAnsi="Courier New"/>
-          <w:color w:val="1A1A1A"/>
-          <w:sz w:val="18"/>
-          <w:szCs w:val="18"/>
-        </w:rPr>
-        <w:t xml:space="preserve">—  </w:t>
-      </w:r>
-      <w:r>
-        <w:rPr>
-          <w:rFonts w:ascii="Arial" w:cs="Arial" w:eastAsia="Arial" w:hAnsi="Arial"/>
-          <w:color w:val="1A1A1A"/>
-          <w:sz w:val="18"/>
-          <w:szCs w:val="18"/>
-        </w:rPr>
-        <w:t xml:space="preserve">You keep the console stock figures matching the chits on the table.</w:t>
-      </w:r>
-    </w:p>
-    <w:p>
-      <w:pPr>
-        <w:spacing w:after="40"/>
-        <w:ind w:left="260" w:hanging="260"/>
-      </w:pPr>
-      <w:r>
-        <w:rPr>
-          <w:rFonts w:ascii="Courier New" w:cs="Courier New" w:eastAsia="Courier New" w:hAnsi="Courier New"/>
-          <w:color w:val="1A1A1A"/>
-          <w:sz w:val="18"/>
-          <w:szCs w:val="18"/>
-        </w:rPr>
-        <w:t xml:space="preserve">—  </w:t>
-      </w:r>
-      <w:r>
-        <w:rPr>
-          <w:rFonts w:ascii="Arial" w:cs="Arial" w:eastAsia="Arial" w:hAnsi="Arial"/>
-          <w:color w:val="1A1A1A"/>
-          <w:sz w:val="18"/>
-          <w:szCs w:val="18"/>
-        </w:rPr>
-        <w:t xml:space="preserve">You do not leave the station.</w:t>
+          <w:rFonts w:ascii="Arial" w:cs="Arial" w:eastAsia="Arial" w:hAnsi="Arial"/>
+          <w:b/>
+          <w:bCs/>
+          <w:color w:val="2E7D32"/>
+          <w:sz w:val="18"/>
+          <w:szCs w:val="18"/>
+        </w:rPr>
+        <w:t xml:space="preserve">✓  </w:t>
+      </w:r>
+      <w:r>
+        <w:rPr>
+          <w:rFonts w:ascii="Arial" w:cs="Arial" w:eastAsia="Arial" w:hAnsi="Arial"/>
+          <w:color w:val="1A1A1A"/>
+          <w:sz w:val="18"/>
+          <w:szCs w:val="18"/>
+        </w:rPr>
+        <w:t xml:space="preserve">Look up every fault code in section 12 and read the procedure in section 13 aloud, all of it.</w:t>
+      </w:r>
+    </w:p>
+    <w:p>
+      <w:pPr>
+        <w:spacing w:after="40"/>
+        <w:ind w:left="260" w:hanging="260"/>
+      </w:pPr>
+      <w:r>
+        <w:rPr>
+          <w:rFonts w:ascii="Arial" w:cs="Arial" w:eastAsia="Arial" w:hAnsi="Arial"/>
+          <w:b/>
+          <w:bCs/>
+          <w:color w:val="2E7D32"/>
+          <w:sz w:val="18"/>
+          <w:szCs w:val="18"/>
+        </w:rPr>
+        <w:t xml:space="preserve">✓  </w:t>
+      </w:r>
+      <w:r>
+        <w:rPr>
+          <w:rFonts w:ascii="Arial" w:cs="Arial" w:eastAsia="Arial" w:hAnsi="Arial"/>
+          <w:color w:val="1A1A1A"/>
+          <w:sz w:val="18"/>
+          <w:szCs w:val="18"/>
+        </w:rPr>
+        <w:t xml:space="preserve">Enter the resolution code and the Workers assigned count, then press SUBMIT REPAIR.</w:t>
+      </w:r>
+    </w:p>
+    <w:p>
+      <w:pPr>
+        <w:spacing w:after="40"/>
+        <w:ind w:left="260" w:hanging="260"/>
+      </w:pPr>
+      <w:r>
+        <w:rPr>
+          <w:rFonts w:ascii="Arial" w:cs="Arial" w:eastAsia="Arial" w:hAnsi="Arial"/>
+          <w:b/>
+          <w:bCs/>
+          <w:color w:val="2E7D32"/>
+          <w:sz w:val="18"/>
+          <w:szCs w:val="18"/>
+        </w:rPr>
+        <w:t xml:space="preserve">✓  </w:t>
+      </w:r>
+      <w:r>
+        <w:rPr>
+          <w:rFonts w:ascii="Arial" w:cs="Arial" w:eastAsia="Arial" w:hAnsi="Arial"/>
+          <w:color w:val="1A1A1A"/>
+          <w:sz w:val="18"/>
+          <w:szCs w:val="18"/>
+        </w:rPr>
+        <w:t xml:space="preserve">Send and answer requests in RESOURCE EXCHANGE, and run the sector's own panel.</w:t>
+      </w:r>
+    </w:p>
+    <w:p>
+      <w:pPr>
+        <w:spacing w:after="40"/>
+        <w:ind w:left="260" w:hanging="260"/>
+      </w:pPr>
+      <w:r>
+        <w:rPr>
+          <w:rFonts w:ascii="Arial" w:cs="Arial" w:eastAsia="Arial" w:hAnsi="Arial"/>
+          <w:b/>
+          <w:bCs/>
+          <w:color w:val="2E7D32"/>
+          <w:sz w:val="18"/>
+          <w:szCs w:val="18"/>
+        </w:rPr>
+        <w:t xml:space="preserve">✓  </w:t>
+      </w:r>
+      <w:r>
+        <w:rPr>
+          <w:rFonts w:ascii="Arial" w:cs="Arial" w:eastAsia="Arial" w:hAnsi="Arial"/>
+          <w:color w:val="1A1A1A"/>
+          <w:sz w:val="18"/>
+          <w:szCs w:val="18"/>
+        </w:rPr>
+        <w:t xml:space="preserve">Keep the console's INVENTORY and the chits on the table matching.</w:t>
+      </w:r>
+    </w:p>
+    <w:p>
+      <w:pPr>
+        <w:spacing w:after="40"/>
+        <w:ind w:left="260" w:hanging="260"/>
+      </w:pPr>
+      <w:r>
+        <w:rPr>
+          <w:rFonts w:ascii="Arial" w:cs="Arial" w:eastAsia="Arial" w:hAnsi="Arial"/>
+          <w:b/>
+          <w:bCs/>
+          <w:color w:val="B00000"/>
+          <w:sz w:val="18"/>
+          <w:szCs w:val="18"/>
+        </w:rPr>
+        <w:t xml:space="preserve">✗  </w:t>
+      </w:r>
+      <w:r>
+        <w:rPr>
+          <w:rFonts w:ascii="Arial" w:cs="Arial" w:eastAsia="Arial" w:hAnsi="Arial"/>
+          <w:color w:val="1A1A1A"/>
+          <w:sz w:val="18"/>
+          <w:szCs w:val="18"/>
+        </w:rPr>
+        <w:t xml:space="preserve">Leave the station.</w:t>
+      </w:r>
+    </w:p>
+    <w:p>
+      <w:pPr>
+        <w:spacing w:after="40"/>
+        <w:ind w:left="260" w:hanging="260"/>
+      </w:pPr>
+      <w:r>
+        <w:rPr>
+          <w:rFonts w:ascii="Arial" w:cs="Arial" w:eastAsia="Arial" w:hAnsi="Arial"/>
+          <w:b/>
+          <w:bCs/>
+          <w:color w:val="B00000"/>
+          <w:sz w:val="18"/>
+          <w:szCs w:val="18"/>
+        </w:rPr>
+        <w:t xml:space="preserve">✗  </w:t>
+      </w:r>
+      <w:r>
+        <w:rPr>
+          <w:rFonts w:ascii="Arial" w:cs="Arial" w:eastAsia="Arial" w:hAnsi="Arial"/>
+          <w:color w:val="1A1A1A"/>
+          <w:sz w:val="18"/>
+          <w:szCs w:val="18"/>
+        </w:rPr>
+        <w:t xml:space="preserve">Guess a code. Three wrong codes in a row lock the console for 20 seconds.</w:t>
+      </w:r>
+    </w:p>
+    <w:p>
+      <w:pPr>
+        <w:spacing w:after="40"/>
+        <w:ind w:left="260" w:hanging="260"/>
+      </w:pPr>
+      <w:r>
+        <w:rPr>
+          <w:rFonts w:ascii="Arial" w:cs="Arial" w:eastAsia="Arial" w:hAnsi="Arial"/>
+          <w:b/>
+          <w:bCs/>
+          <w:color w:val="8A5A00"/>
+          <w:sz w:val="18"/>
+          <w:szCs w:val="18"/>
+        </w:rPr>
+        <w:t xml:space="preserve">→  </w:t>
+      </w:r>
+      <w:r>
+        <w:rPr>
+          <w:rFonts w:ascii="Arial" w:cs="Arial" w:eastAsia="Arial" w:hAnsi="Arial"/>
+          <w:color w:val="1A1A1A"/>
+          <w:sz w:val="18"/>
+          <w:szCs w:val="18"/>
+        </w:rPr>
+        <w:t xml:space="preserve">RESOLUTION REJECTED: re-verify the source table or the sector that gave the value before trying again.</w:t>
+      </w:r>
+    </w:p>
+    <w:p>
+      <w:pPr>
+        <w:spacing w:after="40"/>
+        <w:ind w:left="260" w:hanging="260"/>
+      </w:pPr>
+      <w:r>
+        <w:rPr>
+          <w:rFonts w:ascii="Arial" w:cs="Arial" w:eastAsia="Arial" w:hAnsi="Arial"/>
+          <w:b/>
+          <w:bCs/>
+          <w:color w:val="8A5A00"/>
+          <w:sz w:val="18"/>
+          <w:szCs w:val="18"/>
+        </w:rPr>
+        <w:t xml:space="preserve">→  </w:t>
+      </w:r>
+      <w:r>
+        <w:rPr>
+          <w:rFonts w:ascii="Arial" w:cs="Arial" w:eastAsia="Arial" w:hAnsi="Arial"/>
+          <w:color w:val="1A1A1A"/>
+          <w:sz w:val="18"/>
+          <w:szCs w:val="18"/>
+        </w:rPr>
+        <w:t xml:space="preserve">MATERIALS NOT READY or INSUFFICIENT CREW: stop, stage what the procedure lists, then submit.</w:t>
       </w:r>
     </w:p>
     <w:p>
@@ -2935,93 +4615,205 @@
       </w:pPr>
       <w:r>
         <w:rPr>
-          <w:rFonts w:ascii="Courier New" w:cs="Courier New" w:eastAsia="Courier New" w:hAnsi="Courier New"/>
-          <w:color w:val="1A1A1A"/>
-          <w:sz w:val="18"/>
-          <w:szCs w:val="18"/>
-        </w:rPr>
-        <w:t xml:space="preserve">—  </w:t>
-      </w:r>
-      <w:r>
-        <w:rPr>
-          <w:rFonts w:ascii="Arial" w:cs="Arial" w:eastAsia="Arial" w:hAnsi="Arial"/>
-          <w:color w:val="1A1A1A"/>
-          <w:sz w:val="18"/>
-          <w:szCs w:val="18"/>
-        </w:rPr>
-        <w:t xml:space="preserve">You track physical chits and workers.</w:t>
-      </w:r>
-    </w:p>
-    <w:p>
-      <w:pPr>
-        <w:spacing w:after="40"/>
-        <w:ind w:left="260" w:hanging="260"/>
-      </w:pPr>
-      <w:r>
-        <w:rPr>
-          <w:rFonts w:ascii="Courier New" w:cs="Courier New" w:eastAsia="Courier New" w:hAnsi="Courier New"/>
-          <w:color w:val="1A1A1A"/>
-          <w:sz w:val="18"/>
-          <w:szCs w:val="18"/>
-        </w:rPr>
-        <w:t xml:space="preserve">—  </w:t>
-      </w:r>
-      <w:r>
-        <w:rPr>
-          <w:rFonts w:ascii="Arial" w:cs="Arial" w:eastAsia="Arial" w:hAnsi="Arial"/>
-          <w:color w:val="1A1A1A"/>
-          <w:sz w:val="18"/>
-          <w:szCs w:val="18"/>
-        </w:rPr>
-        <w:t xml:space="preserve">You keep the Station Operations Log current.</w:t>
-      </w:r>
-    </w:p>
-    <w:p>
-      <w:pPr>
-        <w:spacing w:after="40"/>
-        <w:ind w:left="260" w:hanging="260"/>
-      </w:pPr>
-      <w:r>
-        <w:rPr>
-          <w:rFonts w:ascii="Courier New" w:cs="Courier New" w:eastAsia="Courier New" w:hAnsi="Courier New"/>
-          <w:color w:val="1A1A1A"/>
-          <w:sz w:val="18"/>
-          <w:szCs w:val="18"/>
-        </w:rPr>
-        <w:t xml:space="preserve">—  </w:t>
-      </w:r>
-      <w:r>
-        <w:rPr>
-          <w:rFonts w:ascii="Arial" w:cs="Arial" w:eastAsia="Arial" w:hAnsi="Arial"/>
-          <w:color w:val="1A1A1A"/>
-          <w:sz w:val="18"/>
-          <w:szCs w:val="18"/>
-        </w:rPr>
-        <w:t xml:space="preserve">You assign crew to procedures.</w:t>
-      </w:r>
-    </w:p>
-    <w:p>
-      <w:pPr>
-        <w:spacing w:after="40"/>
-        <w:ind w:left="260" w:hanging="260"/>
-      </w:pPr>
-      <w:r>
-        <w:rPr>
-          <w:rFonts w:ascii="Courier New" w:cs="Courier New" w:eastAsia="Courier New" w:hAnsi="Courier New"/>
-          <w:color w:val="1A1A1A"/>
-          <w:sz w:val="18"/>
-          <w:szCs w:val="18"/>
-        </w:rPr>
-        <w:t xml:space="preserve">—  </w:t>
-      </w:r>
-      <w:r>
-        <w:rPr>
-          <w:rFonts w:ascii="Arial" w:cs="Arial" w:eastAsia="Arial" w:hAnsi="Arial"/>
-          <w:color w:val="1A1A1A"/>
-          <w:sz w:val="18"/>
-          <w:szCs w:val="18"/>
-        </w:rPr>
-        <w:t xml:space="preserve">You do not leave the station.</w:t>
+          <w:rFonts w:ascii="Arial" w:cs="Arial" w:eastAsia="Arial" w:hAnsi="Arial"/>
+          <w:b/>
+          <w:bCs/>
+          <w:color w:val="2E7D32"/>
+          <w:sz w:val="18"/>
+          <w:szCs w:val="18"/>
+        </w:rPr>
+        <w:t xml:space="preserve">✓  </w:t>
+      </w:r>
+      <w:r>
+        <w:rPr>
+          <w:rFonts w:ascii="Arial" w:cs="Arial" w:eastAsia="Arial" w:hAnsi="Arial"/>
+          <w:color w:val="1A1A1A"/>
+          <w:sz w:val="18"/>
+          <w:szCs w:val="18"/>
+        </w:rPr>
+        <w:t xml:space="preserve">Count the chits and workforce tokens, and move them whenever the console moves stock.</w:t>
+      </w:r>
+    </w:p>
+    <w:p>
+      <w:pPr>
+        <w:spacing w:after="40"/>
+        <w:ind w:left="260" w:hanging="260"/>
+      </w:pPr>
+      <w:r>
+        <w:rPr>
+          <w:rFonts w:ascii="Arial" w:cs="Arial" w:eastAsia="Arial" w:hAnsi="Arial"/>
+          <w:b/>
+          <w:bCs/>
+          <w:color w:val="2E7D32"/>
+          <w:sz w:val="18"/>
+          <w:szCs w:val="18"/>
+        </w:rPr>
+        <w:t xml:space="preserve">✓  </w:t>
+      </w:r>
+      <w:r>
+        <w:rPr>
+          <w:rFonts w:ascii="Arial" w:cs="Arial" w:eastAsia="Arial" w:hAnsi="Arial"/>
+          <w:color w:val="1A1A1A"/>
+          <w:sz w:val="18"/>
+          <w:szCs w:val="18"/>
+        </w:rPr>
+        <w:t xml:space="preserve">Keep the Station Operations Log in section 15: time, event, decision, who agreed.</w:t>
+      </w:r>
+    </w:p>
+    <w:p>
+      <w:pPr>
+        <w:spacing w:after="40"/>
+        <w:ind w:left="260" w:hanging="260"/>
+      </w:pPr>
+      <w:r>
+        <w:rPr>
+          <w:rFonts w:ascii="Arial" w:cs="Arial" w:eastAsia="Arial" w:hAnsi="Arial"/>
+          <w:b/>
+          <w:bCs/>
+          <w:color w:val="2E7D32"/>
+          <w:sz w:val="18"/>
+          <w:szCs w:val="18"/>
+        </w:rPr>
+        <w:t xml:space="preserve">✓  </w:t>
+      </w:r>
+      <w:r>
+        <w:rPr>
+          <w:rFonts w:ascii="Arial" w:cs="Arial" w:eastAsia="Arial" w:hAnsi="Arial"/>
+          <w:color w:val="1A1A1A"/>
+          <w:sz w:val="18"/>
+          <w:szCs w:val="18"/>
+        </w:rPr>
+        <w:t xml:space="preserve">Stage the workers and materials a procedure lists before the Systems Lead submits.</w:t>
+      </w:r>
+    </w:p>
+    <w:p>
+      <w:pPr>
+        <w:spacing w:after="40"/>
+        <w:ind w:left="260" w:hanging="260"/>
+      </w:pPr>
+      <w:r>
+        <w:rPr>
+          <w:rFonts w:ascii="Arial" w:cs="Arial" w:eastAsia="Arial" w:hAnsi="Arial"/>
+          <w:b/>
+          <w:bCs/>
+          <w:color w:val="2E7D32"/>
+          <w:sz w:val="18"/>
+          <w:szCs w:val="18"/>
+        </w:rPr>
+        <w:t xml:space="preserve">✓  </w:t>
+      </w:r>
+      <w:r>
+        <w:rPr>
+          <w:rFonts w:ascii="Arial" w:cs="Arial" w:eastAsia="Arial" w:hAnsi="Arial"/>
+          <w:color w:val="1A1A1A"/>
+          <w:sz w:val="18"/>
+          <w:szCs w:val="18"/>
+        </w:rPr>
+        <w:t xml:space="preserve">Watch NEXT UPKEEP and say out loud when the sector cannot afford it.</w:t>
+      </w:r>
+    </w:p>
+    <w:p>
+      <w:pPr>
+        <w:spacing w:after="40"/>
+        <w:ind w:left="260" w:hanging="260"/>
+      </w:pPr>
+      <w:r>
+        <w:rPr>
+          <w:rFonts w:ascii="Arial" w:cs="Arial" w:eastAsia="Arial" w:hAnsi="Arial"/>
+          <w:b/>
+          <w:bCs/>
+          <w:color w:val="B00000"/>
+          <w:sz w:val="18"/>
+          <w:szCs w:val="18"/>
+        </w:rPr>
+        <w:t xml:space="preserve">✗  </w:t>
+      </w:r>
+      <w:r>
+        <w:rPr>
+          <w:rFonts w:ascii="Arial" w:cs="Arial" w:eastAsia="Arial" w:hAnsi="Arial"/>
+          <w:color w:val="1A1A1A"/>
+          <w:sz w:val="18"/>
+          <w:szCs w:val="18"/>
+        </w:rPr>
+        <w:t xml:space="preserve">Leave the station. A worker can be lent to another sector only through a Transfer Chit, and a token moves with it.</w:t>
+      </w:r>
+    </w:p>
+    <w:p>
+      <w:pPr>
+        <w:spacing w:after="40"/>
+        <w:ind w:left="260" w:hanging="260"/>
+      </w:pPr>
+      <w:r>
+        <w:rPr>
+          <w:rFonts w:ascii="Arial" w:cs="Arial" w:eastAsia="Arial" w:hAnsi="Arial"/>
+          <w:b/>
+          <w:bCs/>
+          <w:color w:val="B00000"/>
+          <w:sz w:val="18"/>
+          <w:szCs w:val="18"/>
+        </w:rPr>
+        <w:t xml:space="preserve">✗  </w:t>
+      </w:r>
+      <w:r>
+        <w:rPr>
+          <w:rFonts w:ascii="Arial" w:cs="Arial" w:eastAsia="Arial" w:hAnsi="Arial"/>
+          <w:color w:val="1A1A1A"/>
+          <w:sz w:val="18"/>
+          <w:szCs w:val="18"/>
+        </w:rPr>
+        <w:t xml:space="preserve">Let the table and the console disagree for more than a minute.</w:t>
+      </w:r>
+    </w:p>
+    <w:p>
+      <w:pPr>
+        <w:spacing w:after="40"/>
+        <w:ind w:left="260" w:hanging="260"/>
+      </w:pPr>
+      <w:r>
+        <w:rPr>
+          <w:rFonts w:ascii="Arial" w:cs="Arial" w:eastAsia="Arial" w:hAnsi="Arial"/>
+          <w:b/>
+          <w:bCs/>
+          <w:color w:val="8A5A00"/>
+          <w:sz w:val="18"/>
+          <w:szCs w:val="18"/>
+        </w:rPr>
+        <w:t xml:space="preserve">→  </w:t>
+      </w:r>
+      <w:r>
+        <w:rPr>
+          <w:rFonts w:ascii="Arial" w:cs="Arial" w:eastAsia="Arial" w:hAnsi="Arial"/>
+          <w:color w:val="1A1A1A"/>
+          <w:sz w:val="18"/>
+          <w:szCs w:val="18"/>
+        </w:rPr>
+        <w:t xml:space="preserve">A worker is injured: turn the token face down and tell the Systems Lead to press REQUEST MED HEALING.</w:t>
+      </w:r>
+    </w:p>
+    <w:p>
+      <w:pPr>
+        <w:spacing w:after="40"/>
+        <w:ind w:left="260" w:hanging="260"/>
+      </w:pPr>
+      <w:r>
+        <w:rPr>
+          <w:rFonts w:ascii="Arial" w:cs="Arial" w:eastAsia="Arial" w:hAnsi="Arial"/>
+          <w:b/>
+          <w:bCs/>
+          <w:color w:val="8A5A00"/>
+          <w:sz w:val="18"/>
+          <w:szCs w:val="18"/>
+        </w:rPr>
+        <w:t xml:space="preserve">→  </w:t>
+      </w:r>
+      <w:r>
+        <w:rPr>
+          <w:rFonts w:ascii="Arial" w:cs="Arial" w:eastAsia="Arial" w:hAnsi="Arial"/>
+          <w:color w:val="1A1A1A"/>
+          <w:sz w:val="18"/>
+          <w:szCs w:val="18"/>
+        </w:rPr>
+        <w:t xml:space="preserve">A new round starts: run the NEW ROUND box in section 5 before anything else.</w:t>
       </w:r>
     </w:p>
     <w:p>
@@ -3129,93 +4921,205 @@
       </w:pPr>
       <w:r>
         <w:rPr>
-          <w:rFonts w:ascii="Courier New" w:cs="Courier New" w:eastAsia="Courier New" w:hAnsi="Courier New"/>
-          <w:color w:val="1A1A1A"/>
-          <w:sz w:val="18"/>
-          <w:szCs w:val="18"/>
-        </w:rPr>
-        <w:t xml:space="preserve">—  </w:t>
-      </w:r>
-      <w:r>
-        <w:rPr>
-          <w:rFonts w:ascii="Arial" w:cs="Arial" w:eastAsia="Arial" w:hAnsi="Arial"/>
-          <w:color w:val="1A1A1A"/>
-          <w:sz w:val="18"/>
-          <w:szCs w:val="18"/>
-        </w:rPr>
-        <w:t xml:space="preserve">You hold the final call inside this station.</w:t>
-      </w:r>
-    </w:p>
-    <w:p>
-      <w:pPr>
-        <w:spacing w:after="40"/>
-        <w:ind w:left="260" w:hanging="260"/>
-      </w:pPr>
-      <w:r>
-        <w:rPr>
-          <w:rFonts w:ascii="Courier New" w:cs="Courier New" w:eastAsia="Courier New" w:hAnsi="Courier New"/>
-          <w:color w:val="1A1A1A"/>
-          <w:sz w:val="18"/>
-          <w:szCs w:val="18"/>
-        </w:rPr>
-        <w:t xml:space="preserve">—  </w:t>
-      </w:r>
-      <w:r>
-        <w:rPr>
-          <w:rFonts w:ascii="Arial" w:cs="Arial" w:eastAsia="Arial" w:hAnsi="Arial"/>
-          <w:color w:val="1A1A1A"/>
-          <w:sz w:val="18"/>
-          <w:szCs w:val="18"/>
-        </w:rPr>
-        <w:t xml:space="preserve">You attend every Council sitting. Your voice is the sector's voice.</w:t>
-      </w:r>
-    </w:p>
-    <w:p>
-      <w:pPr>
-        <w:spacing w:after="40"/>
-        <w:ind w:left="260" w:hanging="260"/>
-      </w:pPr>
-      <w:r>
-        <w:rPr>
-          <w:rFonts w:ascii="Courier New" w:cs="Courier New" w:eastAsia="Courier New" w:hAnsi="Courier New"/>
-          <w:color w:val="1A1A1A"/>
-          <w:sz w:val="18"/>
-          <w:szCs w:val="18"/>
-        </w:rPr>
-        <w:t xml:space="preserve">—  </w:t>
-      </w:r>
-      <w:r>
-        <w:rPr>
-          <w:rFonts w:ascii="Arial" w:cs="Arial" w:eastAsia="Arial" w:hAnsi="Arial"/>
-          <w:color w:val="1A1A1A"/>
-          <w:sz w:val="18"/>
-          <w:szCs w:val="18"/>
-        </w:rPr>
-        <w:t xml:space="preserve">You cannot leave the station except for Council.</w:t>
-      </w:r>
-    </w:p>
-    <w:p>
-      <w:pPr>
-        <w:spacing w:after="40"/>
-        <w:ind w:left="260" w:hanging="260"/>
-      </w:pPr>
-      <w:r>
-        <w:rPr>
-          <w:rFonts w:ascii="Courier New" w:cs="Courier New" w:eastAsia="Courier New" w:hAnsi="Courier New"/>
-          <w:color w:val="1A1A1A"/>
-          <w:sz w:val="18"/>
-          <w:szCs w:val="18"/>
-        </w:rPr>
-        <w:t xml:space="preserve">—  </w:t>
-      </w:r>
-      <w:r>
-        <w:rPr>
-          <w:rFonts w:ascii="Arial" w:cs="Arial" w:eastAsia="Arial" w:hAnsi="Arial"/>
-          <w:color w:val="1A1A1A"/>
-          <w:sz w:val="18"/>
-          <w:szCs w:val="18"/>
-        </w:rPr>
-        <w:t xml:space="preserve">If you are not at Council, your sector has no voice.</w:t>
+          <w:rFonts w:ascii="Arial" w:cs="Arial" w:eastAsia="Arial" w:hAnsi="Arial"/>
+          <w:b/>
+          <w:bCs/>
+          <w:color w:val="2E7D32"/>
+          <w:sz w:val="18"/>
+          <w:szCs w:val="18"/>
+        </w:rPr>
+        <w:t xml:space="preserve">✓  </w:t>
+      </w:r>
+      <w:r>
+        <w:rPr>
+          <w:rFonts w:ascii="Arial" w:cs="Arial" w:eastAsia="Arial" w:hAnsi="Arial"/>
+          <w:color w:val="1A1A1A"/>
+          <w:sz w:val="18"/>
+          <w:szCs w:val="18"/>
+        </w:rPr>
+        <w:t xml:space="preserve">Make the final call inside the station when the team cannot agree.</w:t>
+      </w:r>
+    </w:p>
+    <w:p>
+      <w:pPr>
+        <w:spacing w:after="40"/>
+        <w:ind w:left="260" w:hanging="260"/>
+      </w:pPr>
+      <w:r>
+        <w:rPr>
+          <w:rFonts w:ascii="Arial" w:cs="Arial" w:eastAsia="Arial" w:hAnsi="Arial"/>
+          <w:b/>
+          <w:bCs/>
+          <w:color w:val="2E7D32"/>
+          <w:sz w:val="18"/>
+          <w:szCs w:val="18"/>
+        </w:rPr>
+        <w:t xml:space="preserve">✓  </w:t>
+      </w:r>
+      <w:r>
+        <w:rPr>
+          <w:rFonts w:ascii="Arial" w:cs="Arial" w:eastAsia="Arial" w:hAnsi="Arial"/>
+          <w:color w:val="1A1A1A"/>
+          <w:sz w:val="18"/>
+          <w:szCs w:val="18"/>
+        </w:rPr>
+        <w:t xml:space="preserve">Decide what the sector pays for, trades away, and keeps.</w:t>
+      </w:r>
+    </w:p>
+    <w:p>
+      <w:pPr>
+        <w:spacing w:after="40"/>
+        <w:ind w:left="260" w:hanging="260"/>
+      </w:pPr>
+      <w:r>
+        <w:rPr>
+          <w:rFonts w:ascii="Arial" w:cs="Arial" w:eastAsia="Arial" w:hAnsi="Arial"/>
+          <w:b/>
+          <w:bCs/>
+          <w:color w:val="2E7D32"/>
+          <w:sz w:val="18"/>
+          <w:szCs w:val="18"/>
+        </w:rPr>
+        <w:t xml:space="preserve">✓  </w:t>
+      </w:r>
+      <w:r>
+        <w:rPr>
+          <w:rFonts w:ascii="Arial" w:cs="Arial" w:eastAsia="Arial" w:hAnsi="Arial"/>
+          <w:color w:val="1A1A1A"/>
+          <w:sz w:val="18"/>
+          <w:szCs w:val="18"/>
+        </w:rPr>
+        <w:t xml:space="preserve">Go to the central Council table the moment COUNCIL IN SESSION shows on the console, with the Liaison.</w:t>
+      </w:r>
+    </w:p>
+    <w:p>
+      <w:pPr>
+        <w:spacing w:after="40"/>
+        <w:ind w:left="260" w:hanging="260"/>
+      </w:pPr>
+      <w:r>
+        <w:rPr>
+          <w:rFonts w:ascii="Arial" w:cs="Arial" w:eastAsia="Arial" w:hAnsi="Arial"/>
+          <w:b/>
+          <w:bCs/>
+          <w:color w:val="2E7D32"/>
+          <w:sz w:val="18"/>
+          <w:szCs w:val="18"/>
+        </w:rPr>
+        <w:t xml:space="preserve">✓  </w:t>
+      </w:r>
+      <w:r>
+        <w:rPr>
+          <w:rFonts w:ascii="Arial" w:cs="Arial" w:eastAsia="Arial" w:hAnsi="Arial"/>
+          <w:color w:val="1A1A1A"/>
+          <w:sz w:val="18"/>
+          <w:szCs w:val="18"/>
+        </w:rPr>
+        <w:t xml:space="preserve">Speak for the sector at Council. One seat, one voice: yours.</w:t>
+      </w:r>
+    </w:p>
+    <w:p>
+      <w:pPr>
+        <w:spacing w:after="40"/>
+        <w:ind w:left="260" w:hanging="260"/>
+      </w:pPr>
+      <w:r>
+        <w:rPr>
+          <w:rFonts w:ascii="Arial" w:cs="Arial" w:eastAsia="Arial" w:hAnsi="Arial"/>
+          <w:b/>
+          <w:bCs/>
+          <w:color w:val="B00000"/>
+          <w:sz w:val="18"/>
+          <w:szCs w:val="18"/>
+        </w:rPr>
+        <w:t xml:space="preserve">✗  </w:t>
+      </w:r>
+      <w:r>
+        <w:rPr>
+          <w:rFonts w:ascii="Arial" w:cs="Arial" w:eastAsia="Arial" w:hAnsi="Arial"/>
+          <w:color w:val="1A1A1A"/>
+          <w:sz w:val="18"/>
+          <w:szCs w:val="18"/>
+        </w:rPr>
+        <w:t xml:space="preserve">Leave the station for any reason except Council.</w:t>
+      </w:r>
+    </w:p>
+    <w:p>
+      <w:pPr>
+        <w:spacing w:after="40"/>
+        <w:ind w:left="260" w:hanging="260"/>
+      </w:pPr>
+      <w:r>
+        <w:rPr>
+          <w:rFonts w:ascii="Arial" w:cs="Arial" w:eastAsia="Arial" w:hAnsi="Arial"/>
+          <w:b/>
+          <w:bCs/>
+          <w:color w:val="B00000"/>
+          <w:sz w:val="18"/>
+          <w:szCs w:val="18"/>
+        </w:rPr>
+        <w:t xml:space="preserve">✗  </w:t>
+      </w:r>
+      <w:r>
+        <w:rPr>
+          <w:rFonts w:ascii="Arial" w:cs="Arial" w:eastAsia="Arial" w:hAnsi="Arial"/>
+          <w:color w:val="1A1A1A"/>
+          <w:sz w:val="18"/>
+          <w:szCs w:val="18"/>
+        </w:rPr>
+        <w:t xml:space="preserve">Sign Transfer Chits. That is the Liaison's signature.</w:t>
+      </w:r>
+    </w:p>
+    <w:p>
+      <w:pPr>
+        <w:spacing w:after="40"/>
+        <w:ind w:left="260" w:hanging="260"/>
+      </w:pPr>
+      <w:r>
+        <w:rPr>
+          <w:rFonts w:ascii="Arial" w:cs="Arial" w:eastAsia="Arial" w:hAnsi="Arial"/>
+          <w:b/>
+          <w:bCs/>
+          <w:color w:val="8A5A00"/>
+          <w:sz w:val="18"/>
+          <w:szCs w:val="18"/>
+        </w:rPr>
+        <w:t xml:space="preserve">→  </w:t>
+      </w:r>
+      <w:r>
+        <w:rPr>
+          <w:rFonts w:ascii="Arial" w:cs="Arial" w:eastAsia="Arial" w:hAnsi="Arial"/>
+          <w:color w:val="1A1A1A"/>
+          <w:sz w:val="18"/>
+          <w:szCs w:val="18"/>
+        </w:rPr>
+        <w:t xml:space="preserve">If you are not at Council, your sector has no voice for that sitting.</w:t>
+      </w:r>
+    </w:p>
+    <w:p>
+      <w:pPr>
+        <w:spacing w:after="40"/>
+        <w:ind w:left="260" w:hanging="260"/>
+      </w:pPr>
+      <w:r>
+        <w:rPr>
+          <w:rFonts w:ascii="Arial" w:cs="Arial" w:eastAsia="Arial" w:hAnsi="Arial"/>
+          <w:b/>
+          <w:bCs/>
+          <w:color w:val="8A5A00"/>
+          <w:sz w:val="18"/>
+          <w:szCs w:val="18"/>
+        </w:rPr>
+        <w:t xml:space="preserve">→  </w:t>
+      </w:r>
+      <w:r>
+        <w:rPr>
+          <w:rFonts w:ascii="Arial" w:cs="Arial" w:eastAsia="Arial" w:hAnsi="Arial"/>
+          <w:color w:val="1A1A1A"/>
+          <w:sz w:val="18"/>
+          <w:szCs w:val="18"/>
+        </w:rPr>
+        <w:t xml:space="preserve">If the team is three people, you also keep the Station Operations Log.</w:t>
       </w:r>
     </w:p>
     <w:p>
@@ -3318,93 +5222,205 @@
       </w:pPr>
       <w:r>
         <w:rPr>
-          <w:rFonts w:ascii="Courier New" w:cs="Courier New" w:eastAsia="Courier New" w:hAnsi="Courier New"/>
-          <w:color w:val="1A1A1A"/>
-          <w:sz w:val="18"/>
-          <w:szCs w:val="18"/>
-        </w:rPr>
-        <w:t xml:space="preserve">—  </w:t>
-      </w:r>
-      <w:r>
-        <w:rPr>
-          <w:rFonts w:ascii="Arial" w:cs="Arial" w:eastAsia="Arial" w:hAnsi="Arial"/>
-          <w:color w:val="1A1A1A"/>
-          <w:sz w:val="18"/>
-          <w:szCs w:val="18"/>
-        </w:rPr>
-        <w:t xml:space="preserve">All trade, negotiation and physical delivery goes through you.</w:t>
-      </w:r>
-    </w:p>
-    <w:p>
-      <w:pPr>
-        <w:spacing w:after="40"/>
-        <w:ind w:left="260" w:hanging="260"/>
-      </w:pPr>
-      <w:r>
-        <w:rPr>
-          <w:rFonts w:ascii="Courier New" w:cs="Courier New" w:eastAsia="Courier New" w:hAnsi="Courier New"/>
-          <w:color w:val="1A1A1A"/>
-          <w:sz w:val="18"/>
-          <w:szCs w:val="18"/>
-        </w:rPr>
-        <w:t xml:space="preserve">—  </w:t>
-      </w:r>
-      <w:r>
-        <w:rPr>
-          <w:rFonts w:ascii="Arial" w:cs="Arial" w:eastAsia="Arial" w:hAnsi="Arial"/>
-          <w:color w:val="1A1A1A"/>
-          <w:sz w:val="18"/>
-          <w:szCs w:val="18"/>
-        </w:rPr>
-        <w:t xml:space="preserve">You carry and sign every Transfer Chit.</w:t>
-      </w:r>
-    </w:p>
-    <w:p>
-      <w:pPr>
-        <w:spacing w:after="40"/>
-        <w:ind w:left="260" w:hanging="260"/>
-      </w:pPr>
-      <w:r>
-        <w:rPr>
-          <w:rFonts w:ascii="Courier New" w:cs="Courier New" w:eastAsia="Courier New" w:hAnsi="Courier New"/>
-          <w:color w:val="1A1A1A"/>
-          <w:sz w:val="18"/>
-          <w:szCs w:val="18"/>
-        </w:rPr>
-        <w:t xml:space="preserve">—  </w:t>
-      </w:r>
-      <w:r>
-        <w:rPr>
-          <w:rFonts w:ascii="Arial" w:cs="Arial" w:eastAsia="Arial" w:hAnsi="Arial"/>
-          <w:color w:val="1A1A1A"/>
-          <w:sz w:val="18"/>
-          <w:szCs w:val="18"/>
-        </w:rPr>
-        <w:t xml:space="preserve">You attend Council alongside the Chief.</w:t>
-      </w:r>
-    </w:p>
-    <w:p>
-      <w:pPr>
-        <w:spacing w:after="40"/>
-        <w:ind w:left="260" w:hanging="260"/>
-      </w:pPr>
-      <w:r>
-        <w:rPr>
-          <w:rFonts w:ascii="Courier New" w:cs="Courier New" w:eastAsia="Courier New" w:hAnsi="Courier New"/>
-          <w:color w:val="1A1A1A"/>
-          <w:sz w:val="18"/>
-          <w:szCs w:val="18"/>
-        </w:rPr>
-        <w:t xml:space="preserve">—  </w:t>
-      </w:r>
-      <w:r>
-        <w:rPr>
-          <w:rFonts w:ascii="Arial" w:cs="Arial" w:eastAsia="Arial" w:hAnsi="Arial"/>
-          <w:color w:val="1A1A1A"/>
-          <w:sz w:val="18"/>
-          <w:szCs w:val="18"/>
-        </w:rPr>
-        <w:t xml:space="preserve">While you are away, your station cannot trade.</w:t>
+          <w:rFonts w:ascii="Arial" w:cs="Arial" w:eastAsia="Arial" w:hAnsi="Arial"/>
+          <w:b/>
+          <w:bCs/>
+          <w:color w:val="2E7D32"/>
+          <w:sz w:val="18"/>
+          <w:szCs w:val="18"/>
+        </w:rPr>
+        <w:t xml:space="preserve">✓  </w:t>
+      </w:r>
+      <w:r>
+        <w:rPr>
+          <w:rFonts w:ascii="Arial" w:cs="Arial" w:eastAsia="Arial" w:hAnsi="Arial"/>
+          <w:color w:val="1A1A1A"/>
+          <w:sz w:val="18"/>
+          <w:szCs w:val="18"/>
+        </w:rPr>
+        <w:t xml:space="preserve">Carry every question to other stations: a specification value, a trade, a worker.</w:t>
+      </w:r>
+    </w:p>
+    <w:p>
+      <w:pPr>
+        <w:spacing w:after="40"/>
+        <w:ind w:left="260" w:hanging="260"/>
+      </w:pPr>
+      <w:r>
+        <w:rPr>
+          <w:rFonts w:ascii="Arial" w:cs="Arial" w:eastAsia="Arial" w:hAnsi="Arial"/>
+          <w:b/>
+          <w:bCs/>
+          <w:color w:val="2E7D32"/>
+          <w:sz w:val="18"/>
+          <w:szCs w:val="18"/>
+        </w:rPr>
+        <w:t xml:space="preserve">✓  </w:t>
+      </w:r>
+      <w:r>
+        <w:rPr>
+          <w:rFonts w:ascii="Arial" w:cs="Arial" w:eastAsia="Arial" w:hAnsi="Arial"/>
+          <w:color w:val="1A1A1A"/>
+          <w:sz w:val="18"/>
+          <w:szCs w:val="18"/>
+        </w:rPr>
+        <w:t xml:space="preserve">Negotiate every trade, fill in and sign every Transfer Chit, and carry it to Transport.</w:t>
+      </w:r>
+    </w:p>
+    <w:p>
+      <w:pPr>
+        <w:spacing w:after="40"/>
+        <w:ind w:left="260" w:hanging="260"/>
+      </w:pPr>
+      <w:r>
+        <w:rPr>
+          <w:rFonts w:ascii="Arial" w:cs="Arial" w:eastAsia="Arial" w:hAnsi="Arial"/>
+          <w:b/>
+          <w:bCs/>
+          <w:color w:val="2E7D32"/>
+          <w:sz w:val="18"/>
+          <w:szCs w:val="18"/>
+        </w:rPr>
+        <w:t xml:space="preserve">✓  </w:t>
+      </w:r>
+      <w:r>
+        <w:rPr>
+          <w:rFonts w:ascii="Arial" w:cs="Arial" w:eastAsia="Arial" w:hAnsi="Arial"/>
+          <w:color w:val="1A1A1A"/>
+          <w:sz w:val="18"/>
+          <w:szCs w:val="18"/>
+        </w:rPr>
+        <w:t xml:space="preserve">Bring the three-digit value your procedure needs back to the Systems Lead, written down.</w:t>
+      </w:r>
+    </w:p>
+    <w:p>
+      <w:pPr>
+        <w:spacing w:after="40"/>
+        <w:ind w:left="260" w:hanging="260"/>
+      </w:pPr>
+      <w:r>
+        <w:rPr>
+          <w:rFonts w:ascii="Arial" w:cs="Arial" w:eastAsia="Arial" w:hAnsi="Arial"/>
+          <w:b/>
+          <w:bCs/>
+          <w:color w:val="2E7D32"/>
+          <w:sz w:val="18"/>
+          <w:szCs w:val="18"/>
+        </w:rPr>
+        <w:t xml:space="preserve">✓  </w:t>
+      </w:r>
+      <w:r>
+        <w:rPr>
+          <w:rFonts w:ascii="Arial" w:cs="Arial" w:eastAsia="Arial" w:hAnsi="Arial"/>
+          <w:color w:val="1A1A1A"/>
+          <w:sz w:val="18"/>
+          <w:szCs w:val="18"/>
+        </w:rPr>
+        <w:t xml:space="preserve">Go to Council with the Chief when it is called. You may speak there; you hold no seat.</w:t>
+      </w:r>
+    </w:p>
+    <w:p>
+      <w:pPr>
+        <w:spacing w:after="40"/>
+        <w:ind w:left="260" w:hanging="260"/>
+      </w:pPr>
+      <w:r>
+        <w:rPr>
+          <w:rFonts w:ascii="Arial" w:cs="Arial" w:eastAsia="Arial" w:hAnsi="Arial"/>
+          <w:b/>
+          <w:bCs/>
+          <w:color w:val="B00000"/>
+          <w:sz w:val="18"/>
+          <w:szCs w:val="18"/>
+        </w:rPr>
+        <w:t xml:space="preserve">✗  </w:t>
+      </w:r>
+      <w:r>
+        <w:rPr>
+          <w:rFonts w:ascii="Arial" w:cs="Arial" w:eastAsia="Arial" w:hAnsi="Arial"/>
+          <w:color w:val="1A1A1A"/>
+          <w:sz w:val="18"/>
+          <w:szCs w:val="18"/>
+        </w:rPr>
+        <w:t xml:space="preserve">Send anyone else out. Nobody else leaves the station.</w:t>
+      </w:r>
+    </w:p>
+    <w:p>
+      <w:pPr>
+        <w:spacing w:after="40"/>
+        <w:ind w:left="260" w:hanging="260"/>
+      </w:pPr>
+      <w:r>
+        <w:rPr>
+          <w:rFonts w:ascii="Arial" w:cs="Arial" w:eastAsia="Arial" w:hAnsi="Arial"/>
+          <w:b/>
+          <w:bCs/>
+          <w:color w:val="B00000"/>
+          <w:sz w:val="18"/>
+          <w:szCs w:val="18"/>
+        </w:rPr>
+        <w:t xml:space="preserve">✗  </w:t>
+      </w:r>
+      <w:r>
+        <w:rPr>
+          <w:rFonts w:ascii="Arial" w:cs="Arial" w:eastAsia="Arial" w:hAnsi="Arial"/>
+          <w:color w:val="1A1A1A"/>
+          <w:sz w:val="18"/>
+          <w:szCs w:val="18"/>
+        </w:rPr>
+        <w:t xml:space="preserve">Hand over stock without a chit the receiving Liaison has signed.</w:t>
+      </w:r>
+    </w:p>
+    <w:p>
+      <w:pPr>
+        <w:spacing w:after="40"/>
+        <w:ind w:left="260" w:hanging="260"/>
+      </w:pPr>
+      <w:r>
+        <w:rPr>
+          <w:rFonts w:ascii="Arial" w:cs="Arial" w:eastAsia="Arial" w:hAnsi="Arial"/>
+          <w:b/>
+          <w:bCs/>
+          <w:color w:val="8A5A00"/>
+          <w:sz w:val="18"/>
+          <w:szCs w:val="18"/>
+        </w:rPr>
+        <w:t xml:space="preserve">→  </w:t>
+      </w:r>
+      <w:r>
+        <w:rPr>
+          <w:rFonts w:ascii="Arial" w:cs="Arial" w:eastAsia="Arial" w:hAnsi="Arial"/>
+          <w:color w:val="1A1A1A"/>
+          <w:sz w:val="18"/>
+          <w:szCs w:val="18"/>
+        </w:rPr>
+        <w:t xml:space="preserve">While you are away no chit can be signed, so no transfer can be completed.</w:t>
+      </w:r>
+    </w:p>
+    <w:p>
+      <w:pPr>
+        <w:spacing w:after="40"/>
+        <w:ind w:left="260" w:hanging="260"/>
+      </w:pPr>
+      <w:r>
+        <w:rPr>
+          <w:rFonts w:ascii="Arial" w:cs="Arial" w:eastAsia="Arial" w:hAnsi="Arial"/>
+          <w:b/>
+          <w:bCs/>
+          <w:color w:val="8A5A00"/>
+          <w:sz w:val="18"/>
+          <w:szCs w:val="18"/>
+        </w:rPr>
+        <w:t xml:space="preserve">→  </w:t>
+      </w:r>
+      <w:r>
+        <w:rPr>
+          <w:rFonts w:ascii="Arial" w:cs="Arial" w:eastAsia="Arial" w:hAnsi="Arial"/>
+          <w:color w:val="1A1A1A"/>
+          <w:sz w:val="18"/>
+          <w:szCs w:val="18"/>
+        </w:rPr>
+        <w:t xml:space="preserve">Before you go, tell the team what you are asking for and what you can offer.</w:t>
       </w:r>
     </w:p>
     <w:p>
@@ -3507,93 +5523,205 @@
       </w:pPr>
       <w:r>
         <w:rPr>
-          <w:rFonts w:ascii="Courier New" w:cs="Courier New" w:eastAsia="Courier New" w:hAnsi="Courier New"/>
-          <w:color w:val="1A1A1A"/>
-          <w:sz w:val="18"/>
-          <w:szCs w:val="18"/>
-        </w:rPr>
-        <w:t xml:space="preserve">—  </w:t>
-      </w:r>
-      <w:r>
-        <w:rPr>
-          <w:rFonts w:ascii="Arial" w:cs="Arial" w:eastAsia="Arial" w:hAnsi="Arial"/>
-          <w:color w:val="1A1A1A"/>
-          <w:sz w:val="18"/>
-          <w:szCs w:val="18"/>
-        </w:rPr>
-        <w:t xml:space="preserve">You look up every fault code and read the procedure aloud.</w:t>
-      </w:r>
-    </w:p>
-    <w:p>
-      <w:pPr>
-        <w:spacing w:after="40"/>
-        <w:ind w:left="260" w:hanging="260"/>
-      </w:pPr>
-      <w:r>
-        <w:rPr>
-          <w:rFonts w:ascii="Courier New" w:cs="Courier New" w:eastAsia="Courier New" w:hAnsi="Courier New"/>
-          <w:color w:val="1A1A1A"/>
-          <w:sz w:val="18"/>
-          <w:szCs w:val="18"/>
-        </w:rPr>
-        <w:t xml:space="preserve">—  </w:t>
-      </w:r>
-      <w:r>
-        <w:rPr>
-          <w:rFonts w:ascii="Arial" w:cs="Arial" w:eastAsia="Arial" w:hAnsi="Arial"/>
-          <w:color w:val="1A1A1A"/>
-          <w:sz w:val="18"/>
-          <w:szCs w:val="18"/>
-        </w:rPr>
-        <w:t xml:space="preserve">You enter resolution codes. Three wrong entries lock the console for 20 seconds.</w:t>
-      </w:r>
-    </w:p>
-    <w:p>
-      <w:pPr>
-        <w:spacing w:after="40"/>
-        <w:ind w:left="260" w:hanging="260"/>
-      </w:pPr>
-      <w:r>
-        <w:rPr>
-          <w:rFonts w:ascii="Courier New" w:cs="Courier New" w:eastAsia="Courier New" w:hAnsi="Courier New"/>
-          <w:color w:val="1A1A1A"/>
-          <w:sz w:val="18"/>
-          <w:szCs w:val="18"/>
-        </w:rPr>
-        <w:t xml:space="preserve">—  </w:t>
-      </w:r>
-      <w:r>
-        <w:rPr>
-          <w:rFonts w:ascii="Arial" w:cs="Arial" w:eastAsia="Arial" w:hAnsi="Arial"/>
-          <w:color w:val="1A1A1A"/>
-          <w:sz w:val="18"/>
-          <w:szCs w:val="18"/>
-        </w:rPr>
-        <w:t xml:space="preserve">You keep the console stock figures matching the chits on the table.</w:t>
-      </w:r>
-    </w:p>
-    <w:p>
-      <w:pPr>
-        <w:spacing w:after="40"/>
-        <w:ind w:left="260" w:hanging="260"/>
-      </w:pPr>
-      <w:r>
-        <w:rPr>
-          <w:rFonts w:ascii="Courier New" w:cs="Courier New" w:eastAsia="Courier New" w:hAnsi="Courier New"/>
-          <w:color w:val="1A1A1A"/>
-          <w:sz w:val="18"/>
-          <w:szCs w:val="18"/>
-        </w:rPr>
-        <w:t xml:space="preserve">—  </w:t>
-      </w:r>
-      <w:r>
-        <w:rPr>
-          <w:rFonts w:ascii="Arial" w:cs="Arial" w:eastAsia="Arial" w:hAnsi="Arial"/>
-          <w:color w:val="1A1A1A"/>
-          <w:sz w:val="18"/>
-          <w:szCs w:val="18"/>
-        </w:rPr>
-        <w:t xml:space="preserve">You do not leave the station.</w:t>
+          <w:rFonts w:ascii="Arial" w:cs="Arial" w:eastAsia="Arial" w:hAnsi="Arial"/>
+          <w:b/>
+          <w:bCs/>
+          <w:color w:val="2E7D32"/>
+          <w:sz w:val="18"/>
+          <w:szCs w:val="18"/>
+        </w:rPr>
+        <w:t xml:space="preserve">✓  </w:t>
+      </w:r>
+      <w:r>
+        <w:rPr>
+          <w:rFonts w:ascii="Arial" w:cs="Arial" w:eastAsia="Arial" w:hAnsi="Arial"/>
+          <w:color w:val="1A1A1A"/>
+          <w:sz w:val="18"/>
+          <w:szCs w:val="18"/>
+        </w:rPr>
+        <w:t xml:space="preserve">Look up every fault code in section 12 and read the procedure in section 13 aloud, all of it.</w:t>
+      </w:r>
+    </w:p>
+    <w:p>
+      <w:pPr>
+        <w:spacing w:after="40"/>
+        <w:ind w:left="260" w:hanging="260"/>
+      </w:pPr>
+      <w:r>
+        <w:rPr>
+          <w:rFonts w:ascii="Arial" w:cs="Arial" w:eastAsia="Arial" w:hAnsi="Arial"/>
+          <w:b/>
+          <w:bCs/>
+          <w:color w:val="2E7D32"/>
+          <w:sz w:val="18"/>
+          <w:szCs w:val="18"/>
+        </w:rPr>
+        <w:t xml:space="preserve">✓  </w:t>
+      </w:r>
+      <w:r>
+        <w:rPr>
+          <w:rFonts w:ascii="Arial" w:cs="Arial" w:eastAsia="Arial" w:hAnsi="Arial"/>
+          <w:color w:val="1A1A1A"/>
+          <w:sz w:val="18"/>
+          <w:szCs w:val="18"/>
+        </w:rPr>
+        <w:t xml:space="preserve">Enter the resolution code and the Workers assigned count, then press SUBMIT REPAIR.</w:t>
+      </w:r>
+    </w:p>
+    <w:p>
+      <w:pPr>
+        <w:spacing w:after="40"/>
+        <w:ind w:left="260" w:hanging="260"/>
+      </w:pPr>
+      <w:r>
+        <w:rPr>
+          <w:rFonts w:ascii="Arial" w:cs="Arial" w:eastAsia="Arial" w:hAnsi="Arial"/>
+          <w:b/>
+          <w:bCs/>
+          <w:color w:val="2E7D32"/>
+          <w:sz w:val="18"/>
+          <w:szCs w:val="18"/>
+        </w:rPr>
+        <w:t xml:space="preserve">✓  </w:t>
+      </w:r>
+      <w:r>
+        <w:rPr>
+          <w:rFonts w:ascii="Arial" w:cs="Arial" w:eastAsia="Arial" w:hAnsi="Arial"/>
+          <w:color w:val="1A1A1A"/>
+          <w:sz w:val="18"/>
+          <w:szCs w:val="18"/>
+        </w:rPr>
+        <w:t xml:space="preserve">Send and answer requests in RESOURCE EXCHANGE, and run the sector's own panel.</w:t>
+      </w:r>
+    </w:p>
+    <w:p>
+      <w:pPr>
+        <w:spacing w:after="40"/>
+        <w:ind w:left="260" w:hanging="260"/>
+      </w:pPr>
+      <w:r>
+        <w:rPr>
+          <w:rFonts w:ascii="Arial" w:cs="Arial" w:eastAsia="Arial" w:hAnsi="Arial"/>
+          <w:b/>
+          <w:bCs/>
+          <w:color w:val="2E7D32"/>
+          <w:sz w:val="18"/>
+          <w:szCs w:val="18"/>
+        </w:rPr>
+        <w:t xml:space="preserve">✓  </w:t>
+      </w:r>
+      <w:r>
+        <w:rPr>
+          <w:rFonts w:ascii="Arial" w:cs="Arial" w:eastAsia="Arial" w:hAnsi="Arial"/>
+          <w:color w:val="1A1A1A"/>
+          <w:sz w:val="18"/>
+          <w:szCs w:val="18"/>
+        </w:rPr>
+        <w:t xml:space="preserve">Keep the console's INVENTORY and the chits on the table matching.</w:t>
+      </w:r>
+    </w:p>
+    <w:p>
+      <w:pPr>
+        <w:spacing w:after="40"/>
+        <w:ind w:left="260" w:hanging="260"/>
+      </w:pPr>
+      <w:r>
+        <w:rPr>
+          <w:rFonts w:ascii="Arial" w:cs="Arial" w:eastAsia="Arial" w:hAnsi="Arial"/>
+          <w:b/>
+          <w:bCs/>
+          <w:color w:val="B00000"/>
+          <w:sz w:val="18"/>
+          <w:szCs w:val="18"/>
+        </w:rPr>
+        <w:t xml:space="preserve">✗  </w:t>
+      </w:r>
+      <w:r>
+        <w:rPr>
+          <w:rFonts w:ascii="Arial" w:cs="Arial" w:eastAsia="Arial" w:hAnsi="Arial"/>
+          <w:color w:val="1A1A1A"/>
+          <w:sz w:val="18"/>
+          <w:szCs w:val="18"/>
+        </w:rPr>
+        <w:t xml:space="preserve">Leave the station.</w:t>
+      </w:r>
+    </w:p>
+    <w:p>
+      <w:pPr>
+        <w:spacing w:after="40"/>
+        <w:ind w:left="260" w:hanging="260"/>
+      </w:pPr>
+      <w:r>
+        <w:rPr>
+          <w:rFonts w:ascii="Arial" w:cs="Arial" w:eastAsia="Arial" w:hAnsi="Arial"/>
+          <w:b/>
+          <w:bCs/>
+          <w:color w:val="B00000"/>
+          <w:sz w:val="18"/>
+          <w:szCs w:val="18"/>
+        </w:rPr>
+        <w:t xml:space="preserve">✗  </w:t>
+      </w:r>
+      <w:r>
+        <w:rPr>
+          <w:rFonts w:ascii="Arial" w:cs="Arial" w:eastAsia="Arial" w:hAnsi="Arial"/>
+          <w:color w:val="1A1A1A"/>
+          <w:sz w:val="18"/>
+          <w:szCs w:val="18"/>
+        </w:rPr>
+        <w:t xml:space="preserve">Guess a code. Three wrong codes in a row lock the console for 20 seconds.</w:t>
+      </w:r>
+    </w:p>
+    <w:p>
+      <w:pPr>
+        <w:spacing w:after="40"/>
+        <w:ind w:left="260" w:hanging="260"/>
+      </w:pPr>
+      <w:r>
+        <w:rPr>
+          <w:rFonts w:ascii="Arial" w:cs="Arial" w:eastAsia="Arial" w:hAnsi="Arial"/>
+          <w:b/>
+          <w:bCs/>
+          <w:color w:val="8A5A00"/>
+          <w:sz w:val="18"/>
+          <w:szCs w:val="18"/>
+        </w:rPr>
+        <w:t xml:space="preserve">→  </w:t>
+      </w:r>
+      <w:r>
+        <w:rPr>
+          <w:rFonts w:ascii="Arial" w:cs="Arial" w:eastAsia="Arial" w:hAnsi="Arial"/>
+          <w:color w:val="1A1A1A"/>
+          <w:sz w:val="18"/>
+          <w:szCs w:val="18"/>
+        </w:rPr>
+        <w:t xml:space="preserve">RESOLUTION REJECTED: re-verify the source table or the sector that gave the value before trying again.</w:t>
+      </w:r>
+    </w:p>
+    <w:p>
+      <w:pPr>
+        <w:spacing w:after="40"/>
+        <w:ind w:left="260" w:hanging="260"/>
+      </w:pPr>
+      <w:r>
+        <w:rPr>
+          <w:rFonts w:ascii="Arial" w:cs="Arial" w:eastAsia="Arial" w:hAnsi="Arial"/>
+          <w:b/>
+          <w:bCs/>
+          <w:color w:val="8A5A00"/>
+          <w:sz w:val="18"/>
+          <w:szCs w:val="18"/>
+        </w:rPr>
+        <w:t xml:space="preserve">→  </w:t>
+      </w:r>
+      <w:r>
+        <w:rPr>
+          <w:rFonts w:ascii="Arial" w:cs="Arial" w:eastAsia="Arial" w:hAnsi="Arial"/>
+          <w:color w:val="1A1A1A"/>
+          <w:sz w:val="18"/>
+          <w:szCs w:val="18"/>
+        </w:rPr>
+        <w:t xml:space="preserve">MATERIALS NOT READY or INSUFFICIENT CREW: stop, stage what the procedure lists, then submit.</w:t>
       </w:r>
     </w:p>
     <w:p>
@@ -3696,93 +5824,205 @@
       </w:pPr>
       <w:r>
         <w:rPr>
-          <w:rFonts w:ascii="Courier New" w:cs="Courier New" w:eastAsia="Courier New" w:hAnsi="Courier New"/>
-          <w:color w:val="1A1A1A"/>
-          <w:sz w:val="18"/>
-          <w:szCs w:val="18"/>
-        </w:rPr>
-        <w:t xml:space="preserve">—  </w:t>
-      </w:r>
-      <w:r>
-        <w:rPr>
-          <w:rFonts w:ascii="Arial" w:cs="Arial" w:eastAsia="Arial" w:hAnsi="Arial"/>
-          <w:color w:val="1A1A1A"/>
-          <w:sz w:val="18"/>
-          <w:szCs w:val="18"/>
-        </w:rPr>
-        <w:t xml:space="preserve">You track physical chits and workers.</w:t>
-      </w:r>
-    </w:p>
-    <w:p>
-      <w:pPr>
-        <w:spacing w:after="40"/>
-        <w:ind w:left="260" w:hanging="260"/>
-      </w:pPr>
-      <w:r>
-        <w:rPr>
-          <w:rFonts w:ascii="Courier New" w:cs="Courier New" w:eastAsia="Courier New" w:hAnsi="Courier New"/>
-          <w:color w:val="1A1A1A"/>
-          <w:sz w:val="18"/>
-          <w:szCs w:val="18"/>
-        </w:rPr>
-        <w:t xml:space="preserve">—  </w:t>
-      </w:r>
-      <w:r>
-        <w:rPr>
-          <w:rFonts w:ascii="Arial" w:cs="Arial" w:eastAsia="Arial" w:hAnsi="Arial"/>
-          <w:color w:val="1A1A1A"/>
-          <w:sz w:val="18"/>
-          <w:szCs w:val="18"/>
-        </w:rPr>
-        <w:t xml:space="preserve">You keep the Station Operations Log current.</w:t>
-      </w:r>
-    </w:p>
-    <w:p>
-      <w:pPr>
-        <w:spacing w:after="40"/>
-        <w:ind w:left="260" w:hanging="260"/>
-      </w:pPr>
-      <w:r>
-        <w:rPr>
-          <w:rFonts w:ascii="Courier New" w:cs="Courier New" w:eastAsia="Courier New" w:hAnsi="Courier New"/>
-          <w:color w:val="1A1A1A"/>
-          <w:sz w:val="18"/>
-          <w:szCs w:val="18"/>
-        </w:rPr>
-        <w:t xml:space="preserve">—  </w:t>
-      </w:r>
-      <w:r>
-        <w:rPr>
-          <w:rFonts w:ascii="Arial" w:cs="Arial" w:eastAsia="Arial" w:hAnsi="Arial"/>
-          <w:color w:val="1A1A1A"/>
-          <w:sz w:val="18"/>
-          <w:szCs w:val="18"/>
-        </w:rPr>
-        <w:t xml:space="preserve">You assign crew to procedures.</w:t>
-      </w:r>
-    </w:p>
-    <w:p>
-      <w:pPr>
-        <w:spacing w:after="40"/>
-        <w:ind w:left="260" w:hanging="260"/>
-      </w:pPr>
-      <w:r>
-        <w:rPr>
-          <w:rFonts w:ascii="Courier New" w:cs="Courier New" w:eastAsia="Courier New" w:hAnsi="Courier New"/>
-          <w:color w:val="1A1A1A"/>
-          <w:sz w:val="18"/>
-          <w:szCs w:val="18"/>
-        </w:rPr>
-        <w:t xml:space="preserve">—  </w:t>
-      </w:r>
-      <w:r>
-        <w:rPr>
-          <w:rFonts w:ascii="Arial" w:cs="Arial" w:eastAsia="Arial" w:hAnsi="Arial"/>
-          <w:color w:val="1A1A1A"/>
-          <w:sz w:val="18"/>
-          <w:szCs w:val="18"/>
-        </w:rPr>
-        <w:t xml:space="preserve">You do not leave the station.</w:t>
+          <w:rFonts w:ascii="Arial" w:cs="Arial" w:eastAsia="Arial" w:hAnsi="Arial"/>
+          <w:b/>
+          <w:bCs/>
+          <w:color w:val="2E7D32"/>
+          <w:sz w:val="18"/>
+          <w:szCs w:val="18"/>
+        </w:rPr>
+        <w:t xml:space="preserve">✓  </w:t>
+      </w:r>
+      <w:r>
+        <w:rPr>
+          <w:rFonts w:ascii="Arial" w:cs="Arial" w:eastAsia="Arial" w:hAnsi="Arial"/>
+          <w:color w:val="1A1A1A"/>
+          <w:sz w:val="18"/>
+          <w:szCs w:val="18"/>
+        </w:rPr>
+        <w:t xml:space="preserve">Count the chits and workforce tokens, and move them whenever the console moves stock.</w:t>
+      </w:r>
+    </w:p>
+    <w:p>
+      <w:pPr>
+        <w:spacing w:after="40"/>
+        <w:ind w:left="260" w:hanging="260"/>
+      </w:pPr>
+      <w:r>
+        <w:rPr>
+          <w:rFonts w:ascii="Arial" w:cs="Arial" w:eastAsia="Arial" w:hAnsi="Arial"/>
+          <w:b/>
+          <w:bCs/>
+          <w:color w:val="2E7D32"/>
+          <w:sz w:val="18"/>
+          <w:szCs w:val="18"/>
+        </w:rPr>
+        <w:t xml:space="preserve">✓  </w:t>
+      </w:r>
+      <w:r>
+        <w:rPr>
+          <w:rFonts w:ascii="Arial" w:cs="Arial" w:eastAsia="Arial" w:hAnsi="Arial"/>
+          <w:color w:val="1A1A1A"/>
+          <w:sz w:val="18"/>
+          <w:szCs w:val="18"/>
+        </w:rPr>
+        <w:t xml:space="preserve">Keep the Station Operations Log in section 15: time, event, decision, who agreed.</w:t>
+      </w:r>
+    </w:p>
+    <w:p>
+      <w:pPr>
+        <w:spacing w:after="40"/>
+        <w:ind w:left="260" w:hanging="260"/>
+      </w:pPr>
+      <w:r>
+        <w:rPr>
+          <w:rFonts w:ascii="Arial" w:cs="Arial" w:eastAsia="Arial" w:hAnsi="Arial"/>
+          <w:b/>
+          <w:bCs/>
+          <w:color w:val="2E7D32"/>
+          <w:sz w:val="18"/>
+          <w:szCs w:val="18"/>
+        </w:rPr>
+        <w:t xml:space="preserve">✓  </w:t>
+      </w:r>
+      <w:r>
+        <w:rPr>
+          <w:rFonts w:ascii="Arial" w:cs="Arial" w:eastAsia="Arial" w:hAnsi="Arial"/>
+          <w:color w:val="1A1A1A"/>
+          <w:sz w:val="18"/>
+          <w:szCs w:val="18"/>
+        </w:rPr>
+        <w:t xml:space="preserve">Stage the workers and materials a procedure lists before the Systems Lead submits.</w:t>
+      </w:r>
+    </w:p>
+    <w:p>
+      <w:pPr>
+        <w:spacing w:after="40"/>
+        <w:ind w:left="260" w:hanging="260"/>
+      </w:pPr>
+      <w:r>
+        <w:rPr>
+          <w:rFonts w:ascii="Arial" w:cs="Arial" w:eastAsia="Arial" w:hAnsi="Arial"/>
+          <w:b/>
+          <w:bCs/>
+          <w:color w:val="2E7D32"/>
+          <w:sz w:val="18"/>
+          <w:szCs w:val="18"/>
+        </w:rPr>
+        <w:t xml:space="preserve">✓  </w:t>
+      </w:r>
+      <w:r>
+        <w:rPr>
+          <w:rFonts w:ascii="Arial" w:cs="Arial" w:eastAsia="Arial" w:hAnsi="Arial"/>
+          <w:color w:val="1A1A1A"/>
+          <w:sz w:val="18"/>
+          <w:szCs w:val="18"/>
+        </w:rPr>
+        <w:t xml:space="preserve">Watch NEXT UPKEEP and say out loud when the sector cannot afford it.</w:t>
+      </w:r>
+    </w:p>
+    <w:p>
+      <w:pPr>
+        <w:spacing w:after="40"/>
+        <w:ind w:left="260" w:hanging="260"/>
+      </w:pPr>
+      <w:r>
+        <w:rPr>
+          <w:rFonts w:ascii="Arial" w:cs="Arial" w:eastAsia="Arial" w:hAnsi="Arial"/>
+          <w:b/>
+          <w:bCs/>
+          <w:color w:val="B00000"/>
+          <w:sz w:val="18"/>
+          <w:szCs w:val="18"/>
+        </w:rPr>
+        <w:t xml:space="preserve">✗  </w:t>
+      </w:r>
+      <w:r>
+        <w:rPr>
+          <w:rFonts w:ascii="Arial" w:cs="Arial" w:eastAsia="Arial" w:hAnsi="Arial"/>
+          <w:color w:val="1A1A1A"/>
+          <w:sz w:val="18"/>
+          <w:szCs w:val="18"/>
+        </w:rPr>
+        <w:t xml:space="preserve">Leave the station. A worker can be lent to another sector only through a Transfer Chit, and a token moves with it.</w:t>
+      </w:r>
+    </w:p>
+    <w:p>
+      <w:pPr>
+        <w:spacing w:after="40"/>
+        <w:ind w:left="260" w:hanging="260"/>
+      </w:pPr>
+      <w:r>
+        <w:rPr>
+          <w:rFonts w:ascii="Arial" w:cs="Arial" w:eastAsia="Arial" w:hAnsi="Arial"/>
+          <w:b/>
+          <w:bCs/>
+          <w:color w:val="B00000"/>
+          <w:sz w:val="18"/>
+          <w:szCs w:val="18"/>
+        </w:rPr>
+        <w:t xml:space="preserve">✗  </w:t>
+      </w:r>
+      <w:r>
+        <w:rPr>
+          <w:rFonts w:ascii="Arial" w:cs="Arial" w:eastAsia="Arial" w:hAnsi="Arial"/>
+          <w:color w:val="1A1A1A"/>
+          <w:sz w:val="18"/>
+          <w:szCs w:val="18"/>
+        </w:rPr>
+        <w:t xml:space="preserve">Let the table and the console disagree for more than a minute.</w:t>
+      </w:r>
+    </w:p>
+    <w:p>
+      <w:pPr>
+        <w:spacing w:after="40"/>
+        <w:ind w:left="260" w:hanging="260"/>
+      </w:pPr>
+      <w:r>
+        <w:rPr>
+          <w:rFonts w:ascii="Arial" w:cs="Arial" w:eastAsia="Arial" w:hAnsi="Arial"/>
+          <w:b/>
+          <w:bCs/>
+          <w:color w:val="8A5A00"/>
+          <w:sz w:val="18"/>
+          <w:szCs w:val="18"/>
+        </w:rPr>
+        <w:t xml:space="preserve">→  </w:t>
+      </w:r>
+      <w:r>
+        <w:rPr>
+          <w:rFonts w:ascii="Arial" w:cs="Arial" w:eastAsia="Arial" w:hAnsi="Arial"/>
+          <w:color w:val="1A1A1A"/>
+          <w:sz w:val="18"/>
+          <w:szCs w:val="18"/>
+        </w:rPr>
+        <w:t xml:space="preserve">A worker is injured: turn the token face down and tell the Systems Lead to press REQUEST MED HEALING.</w:t>
+      </w:r>
+    </w:p>
+    <w:p>
+      <w:pPr>
+        <w:spacing w:after="40"/>
+        <w:ind w:left="260" w:hanging="260"/>
+      </w:pPr>
+      <w:r>
+        <w:rPr>
+          <w:rFonts w:ascii="Arial" w:cs="Arial" w:eastAsia="Arial" w:hAnsi="Arial"/>
+          <w:b/>
+          <w:bCs/>
+          <w:color w:val="8A5A00"/>
+          <w:sz w:val="18"/>
+          <w:szCs w:val="18"/>
+        </w:rPr>
+        <w:t xml:space="preserve">→  </w:t>
+      </w:r>
+      <w:r>
+        <w:rPr>
+          <w:rFonts w:ascii="Arial" w:cs="Arial" w:eastAsia="Arial" w:hAnsi="Arial"/>
+          <w:color w:val="1A1A1A"/>
+          <w:sz w:val="18"/>
+          <w:szCs w:val="18"/>
+        </w:rPr>
+        <w:t xml:space="preserve">A new round starts: run the NEW ROUND box in section 5 before anything else.</w:t>
       </w:r>
     </w:p>
     <w:p>
@@ -3890,93 +6130,205 @@
       </w:pPr>
       <w:r>
         <w:rPr>
-          <w:rFonts w:ascii="Courier New" w:cs="Courier New" w:eastAsia="Courier New" w:hAnsi="Courier New"/>
-          <w:color w:val="1A1A1A"/>
-          <w:sz w:val="18"/>
-          <w:szCs w:val="18"/>
-        </w:rPr>
-        <w:t xml:space="preserve">—  </w:t>
-      </w:r>
-      <w:r>
-        <w:rPr>
-          <w:rFonts w:ascii="Arial" w:cs="Arial" w:eastAsia="Arial" w:hAnsi="Arial"/>
-          <w:color w:val="1A1A1A"/>
-          <w:sz w:val="18"/>
-          <w:szCs w:val="18"/>
-        </w:rPr>
-        <w:t xml:space="preserve">You hold the final call inside this station.</w:t>
-      </w:r>
-    </w:p>
-    <w:p>
-      <w:pPr>
-        <w:spacing w:after="40"/>
-        <w:ind w:left="260" w:hanging="260"/>
-      </w:pPr>
-      <w:r>
-        <w:rPr>
-          <w:rFonts w:ascii="Courier New" w:cs="Courier New" w:eastAsia="Courier New" w:hAnsi="Courier New"/>
-          <w:color w:val="1A1A1A"/>
-          <w:sz w:val="18"/>
-          <w:szCs w:val="18"/>
-        </w:rPr>
-        <w:t xml:space="preserve">—  </w:t>
-      </w:r>
-      <w:r>
-        <w:rPr>
-          <w:rFonts w:ascii="Arial" w:cs="Arial" w:eastAsia="Arial" w:hAnsi="Arial"/>
-          <w:color w:val="1A1A1A"/>
-          <w:sz w:val="18"/>
-          <w:szCs w:val="18"/>
-        </w:rPr>
-        <w:t xml:space="preserve">You attend every Council sitting. Your voice is the sector's voice.</w:t>
-      </w:r>
-    </w:p>
-    <w:p>
-      <w:pPr>
-        <w:spacing w:after="40"/>
-        <w:ind w:left="260" w:hanging="260"/>
-      </w:pPr>
-      <w:r>
-        <w:rPr>
-          <w:rFonts w:ascii="Courier New" w:cs="Courier New" w:eastAsia="Courier New" w:hAnsi="Courier New"/>
-          <w:color w:val="1A1A1A"/>
-          <w:sz w:val="18"/>
-          <w:szCs w:val="18"/>
-        </w:rPr>
-        <w:t xml:space="preserve">—  </w:t>
-      </w:r>
-      <w:r>
-        <w:rPr>
-          <w:rFonts w:ascii="Arial" w:cs="Arial" w:eastAsia="Arial" w:hAnsi="Arial"/>
-          <w:color w:val="1A1A1A"/>
-          <w:sz w:val="18"/>
-          <w:szCs w:val="18"/>
-        </w:rPr>
-        <w:t xml:space="preserve">You cannot leave the station except for Council.</w:t>
-      </w:r>
-    </w:p>
-    <w:p>
-      <w:pPr>
-        <w:spacing w:after="40"/>
-        <w:ind w:left="260" w:hanging="260"/>
-      </w:pPr>
-      <w:r>
-        <w:rPr>
-          <w:rFonts w:ascii="Courier New" w:cs="Courier New" w:eastAsia="Courier New" w:hAnsi="Courier New"/>
-          <w:color w:val="1A1A1A"/>
-          <w:sz w:val="18"/>
-          <w:szCs w:val="18"/>
-        </w:rPr>
-        <w:t xml:space="preserve">—  </w:t>
-      </w:r>
-      <w:r>
-        <w:rPr>
-          <w:rFonts w:ascii="Arial" w:cs="Arial" w:eastAsia="Arial" w:hAnsi="Arial"/>
-          <w:color w:val="1A1A1A"/>
-          <w:sz w:val="18"/>
-          <w:szCs w:val="18"/>
-        </w:rPr>
-        <w:t xml:space="preserve">If you are not at Council, your sector has no voice.</w:t>
+          <w:rFonts w:ascii="Arial" w:cs="Arial" w:eastAsia="Arial" w:hAnsi="Arial"/>
+          <w:b/>
+          <w:bCs/>
+          <w:color w:val="2E7D32"/>
+          <w:sz w:val="18"/>
+          <w:szCs w:val="18"/>
+        </w:rPr>
+        <w:t xml:space="preserve">✓  </w:t>
+      </w:r>
+      <w:r>
+        <w:rPr>
+          <w:rFonts w:ascii="Arial" w:cs="Arial" w:eastAsia="Arial" w:hAnsi="Arial"/>
+          <w:color w:val="1A1A1A"/>
+          <w:sz w:val="18"/>
+          <w:szCs w:val="18"/>
+        </w:rPr>
+        <w:t xml:space="preserve">Make the final call inside the station when the team cannot agree.</w:t>
+      </w:r>
+    </w:p>
+    <w:p>
+      <w:pPr>
+        <w:spacing w:after="40"/>
+        <w:ind w:left="260" w:hanging="260"/>
+      </w:pPr>
+      <w:r>
+        <w:rPr>
+          <w:rFonts w:ascii="Arial" w:cs="Arial" w:eastAsia="Arial" w:hAnsi="Arial"/>
+          <w:b/>
+          <w:bCs/>
+          <w:color w:val="2E7D32"/>
+          <w:sz w:val="18"/>
+          <w:szCs w:val="18"/>
+        </w:rPr>
+        <w:t xml:space="preserve">✓  </w:t>
+      </w:r>
+      <w:r>
+        <w:rPr>
+          <w:rFonts w:ascii="Arial" w:cs="Arial" w:eastAsia="Arial" w:hAnsi="Arial"/>
+          <w:color w:val="1A1A1A"/>
+          <w:sz w:val="18"/>
+          <w:szCs w:val="18"/>
+        </w:rPr>
+        <w:t xml:space="preserve">Decide what the sector pays for, trades away, and keeps.</w:t>
+      </w:r>
+    </w:p>
+    <w:p>
+      <w:pPr>
+        <w:spacing w:after="40"/>
+        <w:ind w:left="260" w:hanging="260"/>
+      </w:pPr>
+      <w:r>
+        <w:rPr>
+          <w:rFonts w:ascii="Arial" w:cs="Arial" w:eastAsia="Arial" w:hAnsi="Arial"/>
+          <w:b/>
+          <w:bCs/>
+          <w:color w:val="2E7D32"/>
+          <w:sz w:val="18"/>
+          <w:szCs w:val="18"/>
+        </w:rPr>
+        <w:t xml:space="preserve">✓  </w:t>
+      </w:r>
+      <w:r>
+        <w:rPr>
+          <w:rFonts w:ascii="Arial" w:cs="Arial" w:eastAsia="Arial" w:hAnsi="Arial"/>
+          <w:color w:val="1A1A1A"/>
+          <w:sz w:val="18"/>
+          <w:szCs w:val="18"/>
+        </w:rPr>
+        <w:t xml:space="preserve">Go to the central Council table the moment COUNCIL IN SESSION shows on the console, with the Liaison.</w:t>
+      </w:r>
+    </w:p>
+    <w:p>
+      <w:pPr>
+        <w:spacing w:after="40"/>
+        <w:ind w:left="260" w:hanging="260"/>
+      </w:pPr>
+      <w:r>
+        <w:rPr>
+          <w:rFonts w:ascii="Arial" w:cs="Arial" w:eastAsia="Arial" w:hAnsi="Arial"/>
+          <w:b/>
+          <w:bCs/>
+          <w:color w:val="2E7D32"/>
+          <w:sz w:val="18"/>
+          <w:szCs w:val="18"/>
+        </w:rPr>
+        <w:t xml:space="preserve">✓  </w:t>
+      </w:r>
+      <w:r>
+        <w:rPr>
+          <w:rFonts w:ascii="Arial" w:cs="Arial" w:eastAsia="Arial" w:hAnsi="Arial"/>
+          <w:color w:val="1A1A1A"/>
+          <w:sz w:val="18"/>
+          <w:szCs w:val="18"/>
+        </w:rPr>
+        <w:t xml:space="preserve">Speak for the sector at Council. One seat, one voice: yours.</w:t>
+      </w:r>
+    </w:p>
+    <w:p>
+      <w:pPr>
+        <w:spacing w:after="40"/>
+        <w:ind w:left="260" w:hanging="260"/>
+      </w:pPr>
+      <w:r>
+        <w:rPr>
+          <w:rFonts w:ascii="Arial" w:cs="Arial" w:eastAsia="Arial" w:hAnsi="Arial"/>
+          <w:b/>
+          <w:bCs/>
+          <w:color w:val="B00000"/>
+          <w:sz w:val="18"/>
+          <w:szCs w:val="18"/>
+        </w:rPr>
+        <w:t xml:space="preserve">✗  </w:t>
+      </w:r>
+      <w:r>
+        <w:rPr>
+          <w:rFonts w:ascii="Arial" w:cs="Arial" w:eastAsia="Arial" w:hAnsi="Arial"/>
+          <w:color w:val="1A1A1A"/>
+          <w:sz w:val="18"/>
+          <w:szCs w:val="18"/>
+        </w:rPr>
+        <w:t xml:space="preserve">Leave the station for any reason except Council.</w:t>
+      </w:r>
+    </w:p>
+    <w:p>
+      <w:pPr>
+        <w:spacing w:after="40"/>
+        <w:ind w:left="260" w:hanging="260"/>
+      </w:pPr>
+      <w:r>
+        <w:rPr>
+          <w:rFonts w:ascii="Arial" w:cs="Arial" w:eastAsia="Arial" w:hAnsi="Arial"/>
+          <w:b/>
+          <w:bCs/>
+          <w:color w:val="B00000"/>
+          <w:sz w:val="18"/>
+          <w:szCs w:val="18"/>
+        </w:rPr>
+        <w:t xml:space="preserve">✗  </w:t>
+      </w:r>
+      <w:r>
+        <w:rPr>
+          <w:rFonts w:ascii="Arial" w:cs="Arial" w:eastAsia="Arial" w:hAnsi="Arial"/>
+          <w:color w:val="1A1A1A"/>
+          <w:sz w:val="18"/>
+          <w:szCs w:val="18"/>
+        </w:rPr>
+        <w:t xml:space="preserve">Sign Transfer Chits. That is the Liaison's signature.</w:t>
+      </w:r>
+    </w:p>
+    <w:p>
+      <w:pPr>
+        <w:spacing w:after="40"/>
+        <w:ind w:left="260" w:hanging="260"/>
+      </w:pPr>
+      <w:r>
+        <w:rPr>
+          <w:rFonts w:ascii="Arial" w:cs="Arial" w:eastAsia="Arial" w:hAnsi="Arial"/>
+          <w:b/>
+          <w:bCs/>
+          <w:color w:val="8A5A00"/>
+          <w:sz w:val="18"/>
+          <w:szCs w:val="18"/>
+        </w:rPr>
+        <w:t xml:space="preserve">→  </w:t>
+      </w:r>
+      <w:r>
+        <w:rPr>
+          <w:rFonts w:ascii="Arial" w:cs="Arial" w:eastAsia="Arial" w:hAnsi="Arial"/>
+          <w:color w:val="1A1A1A"/>
+          <w:sz w:val="18"/>
+          <w:szCs w:val="18"/>
+        </w:rPr>
+        <w:t xml:space="preserve">If you are not at Council, your sector has no voice for that sitting.</w:t>
+      </w:r>
+    </w:p>
+    <w:p>
+      <w:pPr>
+        <w:spacing w:after="40"/>
+        <w:ind w:left="260" w:hanging="260"/>
+      </w:pPr>
+      <w:r>
+        <w:rPr>
+          <w:rFonts w:ascii="Arial" w:cs="Arial" w:eastAsia="Arial" w:hAnsi="Arial"/>
+          <w:b/>
+          <w:bCs/>
+          <w:color w:val="8A5A00"/>
+          <w:sz w:val="18"/>
+          <w:szCs w:val="18"/>
+        </w:rPr>
+        <w:t xml:space="preserve">→  </w:t>
+      </w:r>
+      <w:r>
+        <w:rPr>
+          <w:rFonts w:ascii="Arial" w:cs="Arial" w:eastAsia="Arial" w:hAnsi="Arial"/>
+          <w:color w:val="1A1A1A"/>
+          <w:sz w:val="18"/>
+          <w:szCs w:val="18"/>
+        </w:rPr>
+        <w:t xml:space="preserve">If the team is three people, you also keep the Station Operations Log.</w:t>
       </w:r>
     </w:p>
     <w:p>
@@ -4079,93 +6431,205 @@
       </w:pPr>
       <w:r>
         <w:rPr>
-          <w:rFonts w:ascii="Courier New" w:cs="Courier New" w:eastAsia="Courier New" w:hAnsi="Courier New"/>
-          <w:color w:val="1A1A1A"/>
-          <w:sz w:val="18"/>
-          <w:szCs w:val="18"/>
-        </w:rPr>
-        <w:t xml:space="preserve">—  </w:t>
-      </w:r>
-      <w:r>
-        <w:rPr>
-          <w:rFonts w:ascii="Arial" w:cs="Arial" w:eastAsia="Arial" w:hAnsi="Arial"/>
-          <w:color w:val="1A1A1A"/>
-          <w:sz w:val="18"/>
-          <w:szCs w:val="18"/>
-        </w:rPr>
-        <w:t xml:space="preserve">All trade, negotiation and physical delivery goes through you.</w:t>
-      </w:r>
-    </w:p>
-    <w:p>
-      <w:pPr>
-        <w:spacing w:after="40"/>
-        <w:ind w:left="260" w:hanging="260"/>
-      </w:pPr>
-      <w:r>
-        <w:rPr>
-          <w:rFonts w:ascii="Courier New" w:cs="Courier New" w:eastAsia="Courier New" w:hAnsi="Courier New"/>
-          <w:color w:val="1A1A1A"/>
-          <w:sz w:val="18"/>
-          <w:szCs w:val="18"/>
-        </w:rPr>
-        <w:t xml:space="preserve">—  </w:t>
-      </w:r>
-      <w:r>
-        <w:rPr>
-          <w:rFonts w:ascii="Arial" w:cs="Arial" w:eastAsia="Arial" w:hAnsi="Arial"/>
-          <w:color w:val="1A1A1A"/>
-          <w:sz w:val="18"/>
-          <w:szCs w:val="18"/>
-        </w:rPr>
-        <w:t xml:space="preserve">You carry and sign every Transfer Chit.</w:t>
-      </w:r>
-    </w:p>
-    <w:p>
-      <w:pPr>
-        <w:spacing w:after="40"/>
-        <w:ind w:left="260" w:hanging="260"/>
-      </w:pPr>
-      <w:r>
-        <w:rPr>
-          <w:rFonts w:ascii="Courier New" w:cs="Courier New" w:eastAsia="Courier New" w:hAnsi="Courier New"/>
-          <w:color w:val="1A1A1A"/>
-          <w:sz w:val="18"/>
-          <w:szCs w:val="18"/>
-        </w:rPr>
-        <w:t xml:space="preserve">—  </w:t>
-      </w:r>
-      <w:r>
-        <w:rPr>
-          <w:rFonts w:ascii="Arial" w:cs="Arial" w:eastAsia="Arial" w:hAnsi="Arial"/>
-          <w:color w:val="1A1A1A"/>
-          <w:sz w:val="18"/>
-          <w:szCs w:val="18"/>
-        </w:rPr>
-        <w:t xml:space="preserve">You attend Council alongside the Chief.</w:t>
-      </w:r>
-    </w:p>
-    <w:p>
-      <w:pPr>
-        <w:spacing w:after="40"/>
-        <w:ind w:left="260" w:hanging="260"/>
-      </w:pPr>
-      <w:r>
-        <w:rPr>
-          <w:rFonts w:ascii="Courier New" w:cs="Courier New" w:eastAsia="Courier New" w:hAnsi="Courier New"/>
-          <w:color w:val="1A1A1A"/>
-          <w:sz w:val="18"/>
-          <w:szCs w:val="18"/>
-        </w:rPr>
-        <w:t xml:space="preserve">—  </w:t>
-      </w:r>
-      <w:r>
-        <w:rPr>
-          <w:rFonts w:ascii="Arial" w:cs="Arial" w:eastAsia="Arial" w:hAnsi="Arial"/>
-          <w:color w:val="1A1A1A"/>
-          <w:sz w:val="18"/>
-          <w:szCs w:val="18"/>
-        </w:rPr>
-        <w:t xml:space="preserve">While you are away, your station cannot trade.</w:t>
+          <w:rFonts w:ascii="Arial" w:cs="Arial" w:eastAsia="Arial" w:hAnsi="Arial"/>
+          <w:b/>
+          <w:bCs/>
+          <w:color w:val="2E7D32"/>
+          <w:sz w:val="18"/>
+          <w:szCs w:val="18"/>
+        </w:rPr>
+        <w:t xml:space="preserve">✓  </w:t>
+      </w:r>
+      <w:r>
+        <w:rPr>
+          <w:rFonts w:ascii="Arial" w:cs="Arial" w:eastAsia="Arial" w:hAnsi="Arial"/>
+          <w:color w:val="1A1A1A"/>
+          <w:sz w:val="18"/>
+          <w:szCs w:val="18"/>
+        </w:rPr>
+        <w:t xml:space="preserve">Carry every question to other stations: a specification value, a trade, a worker.</w:t>
+      </w:r>
+    </w:p>
+    <w:p>
+      <w:pPr>
+        <w:spacing w:after="40"/>
+        <w:ind w:left="260" w:hanging="260"/>
+      </w:pPr>
+      <w:r>
+        <w:rPr>
+          <w:rFonts w:ascii="Arial" w:cs="Arial" w:eastAsia="Arial" w:hAnsi="Arial"/>
+          <w:b/>
+          <w:bCs/>
+          <w:color w:val="2E7D32"/>
+          <w:sz w:val="18"/>
+          <w:szCs w:val="18"/>
+        </w:rPr>
+        <w:t xml:space="preserve">✓  </w:t>
+      </w:r>
+      <w:r>
+        <w:rPr>
+          <w:rFonts w:ascii="Arial" w:cs="Arial" w:eastAsia="Arial" w:hAnsi="Arial"/>
+          <w:color w:val="1A1A1A"/>
+          <w:sz w:val="18"/>
+          <w:szCs w:val="18"/>
+        </w:rPr>
+        <w:t xml:space="preserve">Negotiate every trade, fill in and sign every Transfer Chit, and carry it to Transport.</w:t>
+      </w:r>
+    </w:p>
+    <w:p>
+      <w:pPr>
+        <w:spacing w:after="40"/>
+        <w:ind w:left="260" w:hanging="260"/>
+      </w:pPr>
+      <w:r>
+        <w:rPr>
+          <w:rFonts w:ascii="Arial" w:cs="Arial" w:eastAsia="Arial" w:hAnsi="Arial"/>
+          <w:b/>
+          <w:bCs/>
+          <w:color w:val="2E7D32"/>
+          <w:sz w:val="18"/>
+          <w:szCs w:val="18"/>
+        </w:rPr>
+        <w:t xml:space="preserve">✓  </w:t>
+      </w:r>
+      <w:r>
+        <w:rPr>
+          <w:rFonts w:ascii="Arial" w:cs="Arial" w:eastAsia="Arial" w:hAnsi="Arial"/>
+          <w:color w:val="1A1A1A"/>
+          <w:sz w:val="18"/>
+          <w:szCs w:val="18"/>
+        </w:rPr>
+        <w:t xml:space="preserve">Bring the three-digit value your procedure needs back to the Systems Lead, written down.</w:t>
+      </w:r>
+    </w:p>
+    <w:p>
+      <w:pPr>
+        <w:spacing w:after="40"/>
+        <w:ind w:left="260" w:hanging="260"/>
+      </w:pPr>
+      <w:r>
+        <w:rPr>
+          <w:rFonts w:ascii="Arial" w:cs="Arial" w:eastAsia="Arial" w:hAnsi="Arial"/>
+          <w:b/>
+          <w:bCs/>
+          <w:color w:val="2E7D32"/>
+          <w:sz w:val="18"/>
+          <w:szCs w:val="18"/>
+        </w:rPr>
+        <w:t xml:space="preserve">✓  </w:t>
+      </w:r>
+      <w:r>
+        <w:rPr>
+          <w:rFonts w:ascii="Arial" w:cs="Arial" w:eastAsia="Arial" w:hAnsi="Arial"/>
+          <w:color w:val="1A1A1A"/>
+          <w:sz w:val="18"/>
+          <w:szCs w:val="18"/>
+        </w:rPr>
+        <w:t xml:space="preserve">Go to Council with the Chief when it is called. You may speak there; you hold no seat.</w:t>
+      </w:r>
+    </w:p>
+    <w:p>
+      <w:pPr>
+        <w:spacing w:after="40"/>
+        <w:ind w:left="260" w:hanging="260"/>
+      </w:pPr>
+      <w:r>
+        <w:rPr>
+          <w:rFonts w:ascii="Arial" w:cs="Arial" w:eastAsia="Arial" w:hAnsi="Arial"/>
+          <w:b/>
+          <w:bCs/>
+          <w:color w:val="B00000"/>
+          <w:sz w:val="18"/>
+          <w:szCs w:val="18"/>
+        </w:rPr>
+        <w:t xml:space="preserve">✗  </w:t>
+      </w:r>
+      <w:r>
+        <w:rPr>
+          <w:rFonts w:ascii="Arial" w:cs="Arial" w:eastAsia="Arial" w:hAnsi="Arial"/>
+          <w:color w:val="1A1A1A"/>
+          <w:sz w:val="18"/>
+          <w:szCs w:val="18"/>
+        </w:rPr>
+        <w:t xml:space="preserve">Send anyone else out. Nobody else leaves the station.</w:t>
+      </w:r>
+    </w:p>
+    <w:p>
+      <w:pPr>
+        <w:spacing w:after="40"/>
+        <w:ind w:left="260" w:hanging="260"/>
+      </w:pPr>
+      <w:r>
+        <w:rPr>
+          <w:rFonts w:ascii="Arial" w:cs="Arial" w:eastAsia="Arial" w:hAnsi="Arial"/>
+          <w:b/>
+          <w:bCs/>
+          <w:color w:val="B00000"/>
+          <w:sz w:val="18"/>
+          <w:szCs w:val="18"/>
+        </w:rPr>
+        <w:t xml:space="preserve">✗  </w:t>
+      </w:r>
+      <w:r>
+        <w:rPr>
+          <w:rFonts w:ascii="Arial" w:cs="Arial" w:eastAsia="Arial" w:hAnsi="Arial"/>
+          <w:color w:val="1A1A1A"/>
+          <w:sz w:val="18"/>
+          <w:szCs w:val="18"/>
+        </w:rPr>
+        <w:t xml:space="preserve">Hand over stock without a chit the receiving Liaison has signed.</w:t>
+      </w:r>
+    </w:p>
+    <w:p>
+      <w:pPr>
+        <w:spacing w:after="40"/>
+        <w:ind w:left="260" w:hanging="260"/>
+      </w:pPr>
+      <w:r>
+        <w:rPr>
+          <w:rFonts w:ascii="Arial" w:cs="Arial" w:eastAsia="Arial" w:hAnsi="Arial"/>
+          <w:b/>
+          <w:bCs/>
+          <w:color w:val="8A5A00"/>
+          <w:sz w:val="18"/>
+          <w:szCs w:val="18"/>
+        </w:rPr>
+        <w:t xml:space="preserve">→  </w:t>
+      </w:r>
+      <w:r>
+        <w:rPr>
+          <w:rFonts w:ascii="Arial" w:cs="Arial" w:eastAsia="Arial" w:hAnsi="Arial"/>
+          <w:color w:val="1A1A1A"/>
+          <w:sz w:val="18"/>
+          <w:szCs w:val="18"/>
+        </w:rPr>
+        <w:t xml:space="preserve">While you are away no chit can be signed, so no transfer can be completed.</w:t>
+      </w:r>
+    </w:p>
+    <w:p>
+      <w:pPr>
+        <w:spacing w:after="40"/>
+        <w:ind w:left="260" w:hanging="260"/>
+      </w:pPr>
+      <w:r>
+        <w:rPr>
+          <w:rFonts w:ascii="Arial" w:cs="Arial" w:eastAsia="Arial" w:hAnsi="Arial"/>
+          <w:b/>
+          <w:bCs/>
+          <w:color w:val="8A5A00"/>
+          <w:sz w:val="18"/>
+          <w:szCs w:val="18"/>
+        </w:rPr>
+        <w:t xml:space="preserve">→  </w:t>
+      </w:r>
+      <w:r>
+        <w:rPr>
+          <w:rFonts w:ascii="Arial" w:cs="Arial" w:eastAsia="Arial" w:hAnsi="Arial"/>
+          <w:color w:val="1A1A1A"/>
+          <w:sz w:val="18"/>
+          <w:szCs w:val="18"/>
+        </w:rPr>
+        <w:t xml:space="preserve">Before you go, tell the team what you are asking for and what you can offer.</w:t>
       </w:r>
     </w:p>
     <w:p>
@@ -4268,93 +6732,205 @@
       </w:pPr>
       <w:r>
         <w:rPr>
-          <w:rFonts w:ascii="Courier New" w:cs="Courier New" w:eastAsia="Courier New" w:hAnsi="Courier New"/>
-          <w:color w:val="1A1A1A"/>
-          <w:sz w:val="18"/>
-          <w:szCs w:val="18"/>
-        </w:rPr>
-        <w:t xml:space="preserve">—  </w:t>
-      </w:r>
-      <w:r>
-        <w:rPr>
-          <w:rFonts w:ascii="Arial" w:cs="Arial" w:eastAsia="Arial" w:hAnsi="Arial"/>
-          <w:color w:val="1A1A1A"/>
-          <w:sz w:val="18"/>
-          <w:szCs w:val="18"/>
-        </w:rPr>
-        <w:t xml:space="preserve">You look up every fault code and read the procedure aloud.</w:t>
-      </w:r>
-    </w:p>
-    <w:p>
-      <w:pPr>
-        <w:spacing w:after="40"/>
-        <w:ind w:left="260" w:hanging="260"/>
-      </w:pPr>
-      <w:r>
-        <w:rPr>
-          <w:rFonts w:ascii="Courier New" w:cs="Courier New" w:eastAsia="Courier New" w:hAnsi="Courier New"/>
-          <w:color w:val="1A1A1A"/>
-          <w:sz w:val="18"/>
-          <w:szCs w:val="18"/>
-        </w:rPr>
-        <w:t xml:space="preserve">—  </w:t>
-      </w:r>
-      <w:r>
-        <w:rPr>
-          <w:rFonts w:ascii="Arial" w:cs="Arial" w:eastAsia="Arial" w:hAnsi="Arial"/>
-          <w:color w:val="1A1A1A"/>
-          <w:sz w:val="18"/>
-          <w:szCs w:val="18"/>
-        </w:rPr>
-        <w:t xml:space="preserve">You enter resolution codes. Three wrong entries lock the console for 20 seconds.</w:t>
-      </w:r>
-    </w:p>
-    <w:p>
-      <w:pPr>
-        <w:spacing w:after="40"/>
-        <w:ind w:left="260" w:hanging="260"/>
-      </w:pPr>
-      <w:r>
-        <w:rPr>
-          <w:rFonts w:ascii="Courier New" w:cs="Courier New" w:eastAsia="Courier New" w:hAnsi="Courier New"/>
-          <w:color w:val="1A1A1A"/>
-          <w:sz w:val="18"/>
-          <w:szCs w:val="18"/>
-        </w:rPr>
-        <w:t xml:space="preserve">—  </w:t>
-      </w:r>
-      <w:r>
-        <w:rPr>
-          <w:rFonts w:ascii="Arial" w:cs="Arial" w:eastAsia="Arial" w:hAnsi="Arial"/>
-          <w:color w:val="1A1A1A"/>
-          <w:sz w:val="18"/>
-          <w:szCs w:val="18"/>
-        </w:rPr>
-        <w:t xml:space="preserve">You keep the console stock figures matching the chits on the table.</w:t>
-      </w:r>
-    </w:p>
-    <w:p>
-      <w:pPr>
-        <w:spacing w:after="40"/>
-        <w:ind w:left="260" w:hanging="260"/>
-      </w:pPr>
-      <w:r>
-        <w:rPr>
-          <w:rFonts w:ascii="Courier New" w:cs="Courier New" w:eastAsia="Courier New" w:hAnsi="Courier New"/>
-          <w:color w:val="1A1A1A"/>
-          <w:sz w:val="18"/>
-          <w:szCs w:val="18"/>
-        </w:rPr>
-        <w:t xml:space="preserve">—  </w:t>
-      </w:r>
-      <w:r>
-        <w:rPr>
-          <w:rFonts w:ascii="Arial" w:cs="Arial" w:eastAsia="Arial" w:hAnsi="Arial"/>
-          <w:color w:val="1A1A1A"/>
-          <w:sz w:val="18"/>
-          <w:szCs w:val="18"/>
-        </w:rPr>
-        <w:t xml:space="preserve">You do not leave the station.</w:t>
+          <w:rFonts w:ascii="Arial" w:cs="Arial" w:eastAsia="Arial" w:hAnsi="Arial"/>
+          <w:b/>
+          <w:bCs/>
+          <w:color w:val="2E7D32"/>
+          <w:sz w:val="18"/>
+          <w:szCs w:val="18"/>
+        </w:rPr>
+        <w:t xml:space="preserve">✓  </w:t>
+      </w:r>
+      <w:r>
+        <w:rPr>
+          <w:rFonts w:ascii="Arial" w:cs="Arial" w:eastAsia="Arial" w:hAnsi="Arial"/>
+          <w:color w:val="1A1A1A"/>
+          <w:sz w:val="18"/>
+          <w:szCs w:val="18"/>
+        </w:rPr>
+        <w:t xml:space="preserve">Look up every fault code in section 12 and read the procedure in section 13 aloud, all of it.</w:t>
+      </w:r>
+    </w:p>
+    <w:p>
+      <w:pPr>
+        <w:spacing w:after="40"/>
+        <w:ind w:left="260" w:hanging="260"/>
+      </w:pPr>
+      <w:r>
+        <w:rPr>
+          <w:rFonts w:ascii="Arial" w:cs="Arial" w:eastAsia="Arial" w:hAnsi="Arial"/>
+          <w:b/>
+          <w:bCs/>
+          <w:color w:val="2E7D32"/>
+          <w:sz w:val="18"/>
+          <w:szCs w:val="18"/>
+        </w:rPr>
+        <w:t xml:space="preserve">✓  </w:t>
+      </w:r>
+      <w:r>
+        <w:rPr>
+          <w:rFonts w:ascii="Arial" w:cs="Arial" w:eastAsia="Arial" w:hAnsi="Arial"/>
+          <w:color w:val="1A1A1A"/>
+          <w:sz w:val="18"/>
+          <w:szCs w:val="18"/>
+        </w:rPr>
+        <w:t xml:space="preserve">Enter the resolution code and the Workers assigned count, then press SUBMIT REPAIR.</w:t>
+      </w:r>
+    </w:p>
+    <w:p>
+      <w:pPr>
+        <w:spacing w:after="40"/>
+        <w:ind w:left="260" w:hanging="260"/>
+      </w:pPr>
+      <w:r>
+        <w:rPr>
+          <w:rFonts w:ascii="Arial" w:cs="Arial" w:eastAsia="Arial" w:hAnsi="Arial"/>
+          <w:b/>
+          <w:bCs/>
+          <w:color w:val="2E7D32"/>
+          <w:sz w:val="18"/>
+          <w:szCs w:val="18"/>
+        </w:rPr>
+        <w:t xml:space="preserve">✓  </w:t>
+      </w:r>
+      <w:r>
+        <w:rPr>
+          <w:rFonts w:ascii="Arial" w:cs="Arial" w:eastAsia="Arial" w:hAnsi="Arial"/>
+          <w:color w:val="1A1A1A"/>
+          <w:sz w:val="18"/>
+          <w:szCs w:val="18"/>
+        </w:rPr>
+        <w:t xml:space="preserve">Send and answer requests in RESOURCE EXCHANGE, and run the sector's own panel.</w:t>
+      </w:r>
+    </w:p>
+    <w:p>
+      <w:pPr>
+        <w:spacing w:after="40"/>
+        <w:ind w:left="260" w:hanging="260"/>
+      </w:pPr>
+      <w:r>
+        <w:rPr>
+          <w:rFonts w:ascii="Arial" w:cs="Arial" w:eastAsia="Arial" w:hAnsi="Arial"/>
+          <w:b/>
+          <w:bCs/>
+          <w:color w:val="2E7D32"/>
+          <w:sz w:val="18"/>
+          <w:szCs w:val="18"/>
+        </w:rPr>
+        <w:t xml:space="preserve">✓  </w:t>
+      </w:r>
+      <w:r>
+        <w:rPr>
+          <w:rFonts w:ascii="Arial" w:cs="Arial" w:eastAsia="Arial" w:hAnsi="Arial"/>
+          <w:color w:val="1A1A1A"/>
+          <w:sz w:val="18"/>
+          <w:szCs w:val="18"/>
+        </w:rPr>
+        <w:t xml:space="preserve">Keep the console's INVENTORY and the chits on the table matching.</w:t>
+      </w:r>
+    </w:p>
+    <w:p>
+      <w:pPr>
+        <w:spacing w:after="40"/>
+        <w:ind w:left="260" w:hanging="260"/>
+      </w:pPr>
+      <w:r>
+        <w:rPr>
+          <w:rFonts w:ascii="Arial" w:cs="Arial" w:eastAsia="Arial" w:hAnsi="Arial"/>
+          <w:b/>
+          <w:bCs/>
+          <w:color w:val="B00000"/>
+          <w:sz w:val="18"/>
+          <w:szCs w:val="18"/>
+        </w:rPr>
+        <w:t xml:space="preserve">✗  </w:t>
+      </w:r>
+      <w:r>
+        <w:rPr>
+          <w:rFonts w:ascii="Arial" w:cs="Arial" w:eastAsia="Arial" w:hAnsi="Arial"/>
+          <w:color w:val="1A1A1A"/>
+          <w:sz w:val="18"/>
+          <w:szCs w:val="18"/>
+        </w:rPr>
+        <w:t xml:space="preserve">Leave the station.</w:t>
+      </w:r>
+    </w:p>
+    <w:p>
+      <w:pPr>
+        <w:spacing w:after="40"/>
+        <w:ind w:left="260" w:hanging="260"/>
+      </w:pPr>
+      <w:r>
+        <w:rPr>
+          <w:rFonts w:ascii="Arial" w:cs="Arial" w:eastAsia="Arial" w:hAnsi="Arial"/>
+          <w:b/>
+          <w:bCs/>
+          <w:color w:val="B00000"/>
+          <w:sz w:val="18"/>
+          <w:szCs w:val="18"/>
+        </w:rPr>
+        <w:t xml:space="preserve">✗  </w:t>
+      </w:r>
+      <w:r>
+        <w:rPr>
+          <w:rFonts w:ascii="Arial" w:cs="Arial" w:eastAsia="Arial" w:hAnsi="Arial"/>
+          <w:color w:val="1A1A1A"/>
+          <w:sz w:val="18"/>
+          <w:szCs w:val="18"/>
+        </w:rPr>
+        <w:t xml:space="preserve">Guess a code. Three wrong codes in a row lock the console for 20 seconds.</w:t>
+      </w:r>
+    </w:p>
+    <w:p>
+      <w:pPr>
+        <w:spacing w:after="40"/>
+        <w:ind w:left="260" w:hanging="260"/>
+      </w:pPr>
+      <w:r>
+        <w:rPr>
+          <w:rFonts w:ascii="Arial" w:cs="Arial" w:eastAsia="Arial" w:hAnsi="Arial"/>
+          <w:b/>
+          <w:bCs/>
+          <w:color w:val="8A5A00"/>
+          <w:sz w:val="18"/>
+          <w:szCs w:val="18"/>
+        </w:rPr>
+        <w:t xml:space="preserve">→  </w:t>
+      </w:r>
+      <w:r>
+        <w:rPr>
+          <w:rFonts w:ascii="Arial" w:cs="Arial" w:eastAsia="Arial" w:hAnsi="Arial"/>
+          <w:color w:val="1A1A1A"/>
+          <w:sz w:val="18"/>
+          <w:szCs w:val="18"/>
+        </w:rPr>
+        <w:t xml:space="preserve">RESOLUTION REJECTED: re-verify the source table or the sector that gave the value before trying again.</w:t>
+      </w:r>
+    </w:p>
+    <w:p>
+      <w:pPr>
+        <w:spacing w:after="40"/>
+        <w:ind w:left="260" w:hanging="260"/>
+      </w:pPr>
+      <w:r>
+        <w:rPr>
+          <w:rFonts w:ascii="Arial" w:cs="Arial" w:eastAsia="Arial" w:hAnsi="Arial"/>
+          <w:b/>
+          <w:bCs/>
+          <w:color w:val="8A5A00"/>
+          <w:sz w:val="18"/>
+          <w:szCs w:val="18"/>
+        </w:rPr>
+        <w:t xml:space="preserve">→  </w:t>
+      </w:r>
+      <w:r>
+        <w:rPr>
+          <w:rFonts w:ascii="Arial" w:cs="Arial" w:eastAsia="Arial" w:hAnsi="Arial"/>
+          <w:color w:val="1A1A1A"/>
+          <w:sz w:val="18"/>
+          <w:szCs w:val="18"/>
+        </w:rPr>
+        <w:t xml:space="preserve">MATERIALS NOT READY or INSUFFICIENT CREW: stop, stage what the procedure lists, then submit.</w:t>
       </w:r>
     </w:p>
     <w:p>
@@ -4457,93 +7033,205 @@
       </w:pPr>
       <w:r>
         <w:rPr>
-          <w:rFonts w:ascii="Courier New" w:cs="Courier New" w:eastAsia="Courier New" w:hAnsi="Courier New"/>
-          <w:color w:val="1A1A1A"/>
-          <w:sz w:val="18"/>
-          <w:szCs w:val="18"/>
-        </w:rPr>
-        <w:t xml:space="preserve">—  </w:t>
-      </w:r>
-      <w:r>
-        <w:rPr>
-          <w:rFonts w:ascii="Arial" w:cs="Arial" w:eastAsia="Arial" w:hAnsi="Arial"/>
-          <w:color w:val="1A1A1A"/>
-          <w:sz w:val="18"/>
-          <w:szCs w:val="18"/>
-        </w:rPr>
-        <w:t xml:space="preserve">You track physical chits and workers.</w:t>
-      </w:r>
-    </w:p>
-    <w:p>
-      <w:pPr>
-        <w:spacing w:after="40"/>
-        <w:ind w:left="260" w:hanging="260"/>
-      </w:pPr>
-      <w:r>
-        <w:rPr>
-          <w:rFonts w:ascii="Courier New" w:cs="Courier New" w:eastAsia="Courier New" w:hAnsi="Courier New"/>
-          <w:color w:val="1A1A1A"/>
-          <w:sz w:val="18"/>
-          <w:szCs w:val="18"/>
-        </w:rPr>
-        <w:t xml:space="preserve">—  </w:t>
-      </w:r>
-      <w:r>
-        <w:rPr>
-          <w:rFonts w:ascii="Arial" w:cs="Arial" w:eastAsia="Arial" w:hAnsi="Arial"/>
-          <w:color w:val="1A1A1A"/>
-          <w:sz w:val="18"/>
-          <w:szCs w:val="18"/>
-        </w:rPr>
-        <w:t xml:space="preserve">You keep the Station Operations Log current.</w:t>
-      </w:r>
-    </w:p>
-    <w:p>
-      <w:pPr>
-        <w:spacing w:after="40"/>
-        <w:ind w:left="260" w:hanging="260"/>
-      </w:pPr>
-      <w:r>
-        <w:rPr>
-          <w:rFonts w:ascii="Courier New" w:cs="Courier New" w:eastAsia="Courier New" w:hAnsi="Courier New"/>
-          <w:color w:val="1A1A1A"/>
-          <w:sz w:val="18"/>
-          <w:szCs w:val="18"/>
-        </w:rPr>
-        <w:t xml:space="preserve">—  </w:t>
-      </w:r>
-      <w:r>
-        <w:rPr>
-          <w:rFonts w:ascii="Arial" w:cs="Arial" w:eastAsia="Arial" w:hAnsi="Arial"/>
-          <w:color w:val="1A1A1A"/>
-          <w:sz w:val="18"/>
-          <w:szCs w:val="18"/>
-        </w:rPr>
-        <w:t xml:space="preserve">You assign crew to procedures.</w:t>
-      </w:r>
-    </w:p>
-    <w:p>
-      <w:pPr>
-        <w:spacing w:after="40"/>
-        <w:ind w:left="260" w:hanging="260"/>
-      </w:pPr>
-      <w:r>
-        <w:rPr>
-          <w:rFonts w:ascii="Courier New" w:cs="Courier New" w:eastAsia="Courier New" w:hAnsi="Courier New"/>
-          <w:color w:val="1A1A1A"/>
-          <w:sz w:val="18"/>
-          <w:szCs w:val="18"/>
-        </w:rPr>
-        <w:t xml:space="preserve">—  </w:t>
-      </w:r>
-      <w:r>
-        <w:rPr>
-          <w:rFonts w:ascii="Arial" w:cs="Arial" w:eastAsia="Arial" w:hAnsi="Arial"/>
-          <w:color w:val="1A1A1A"/>
-          <w:sz w:val="18"/>
-          <w:szCs w:val="18"/>
-        </w:rPr>
-        <w:t xml:space="preserve">You do not leave the station.</w:t>
+          <w:rFonts w:ascii="Arial" w:cs="Arial" w:eastAsia="Arial" w:hAnsi="Arial"/>
+          <w:b/>
+          <w:bCs/>
+          <w:color w:val="2E7D32"/>
+          <w:sz w:val="18"/>
+          <w:szCs w:val="18"/>
+        </w:rPr>
+        <w:t xml:space="preserve">✓  </w:t>
+      </w:r>
+      <w:r>
+        <w:rPr>
+          <w:rFonts w:ascii="Arial" w:cs="Arial" w:eastAsia="Arial" w:hAnsi="Arial"/>
+          <w:color w:val="1A1A1A"/>
+          <w:sz w:val="18"/>
+          <w:szCs w:val="18"/>
+        </w:rPr>
+        <w:t xml:space="preserve">Count the chits and workforce tokens, and move them whenever the console moves stock.</w:t>
+      </w:r>
+    </w:p>
+    <w:p>
+      <w:pPr>
+        <w:spacing w:after="40"/>
+        <w:ind w:left="260" w:hanging="260"/>
+      </w:pPr>
+      <w:r>
+        <w:rPr>
+          <w:rFonts w:ascii="Arial" w:cs="Arial" w:eastAsia="Arial" w:hAnsi="Arial"/>
+          <w:b/>
+          <w:bCs/>
+          <w:color w:val="2E7D32"/>
+          <w:sz w:val="18"/>
+          <w:szCs w:val="18"/>
+        </w:rPr>
+        <w:t xml:space="preserve">✓  </w:t>
+      </w:r>
+      <w:r>
+        <w:rPr>
+          <w:rFonts w:ascii="Arial" w:cs="Arial" w:eastAsia="Arial" w:hAnsi="Arial"/>
+          <w:color w:val="1A1A1A"/>
+          <w:sz w:val="18"/>
+          <w:szCs w:val="18"/>
+        </w:rPr>
+        <w:t xml:space="preserve">Keep the Station Operations Log in section 15: time, event, decision, who agreed.</w:t>
+      </w:r>
+    </w:p>
+    <w:p>
+      <w:pPr>
+        <w:spacing w:after="40"/>
+        <w:ind w:left="260" w:hanging="260"/>
+      </w:pPr>
+      <w:r>
+        <w:rPr>
+          <w:rFonts w:ascii="Arial" w:cs="Arial" w:eastAsia="Arial" w:hAnsi="Arial"/>
+          <w:b/>
+          <w:bCs/>
+          <w:color w:val="2E7D32"/>
+          <w:sz w:val="18"/>
+          <w:szCs w:val="18"/>
+        </w:rPr>
+        <w:t xml:space="preserve">✓  </w:t>
+      </w:r>
+      <w:r>
+        <w:rPr>
+          <w:rFonts w:ascii="Arial" w:cs="Arial" w:eastAsia="Arial" w:hAnsi="Arial"/>
+          <w:color w:val="1A1A1A"/>
+          <w:sz w:val="18"/>
+          <w:szCs w:val="18"/>
+        </w:rPr>
+        <w:t xml:space="preserve">Stage the workers and materials a procedure lists before the Systems Lead submits.</w:t>
+      </w:r>
+    </w:p>
+    <w:p>
+      <w:pPr>
+        <w:spacing w:after="40"/>
+        <w:ind w:left="260" w:hanging="260"/>
+      </w:pPr>
+      <w:r>
+        <w:rPr>
+          <w:rFonts w:ascii="Arial" w:cs="Arial" w:eastAsia="Arial" w:hAnsi="Arial"/>
+          <w:b/>
+          <w:bCs/>
+          <w:color w:val="2E7D32"/>
+          <w:sz w:val="18"/>
+          <w:szCs w:val="18"/>
+        </w:rPr>
+        <w:t xml:space="preserve">✓  </w:t>
+      </w:r>
+      <w:r>
+        <w:rPr>
+          <w:rFonts w:ascii="Arial" w:cs="Arial" w:eastAsia="Arial" w:hAnsi="Arial"/>
+          <w:color w:val="1A1A1A"/>
+          <w:sz w:val="18"/>
+          <w:szCs w:val="18"/>
+        </w:rPr>
+        <w:t xml:space="preserve">Watch NEXT UPKEEP and say out loud when the sector cannot afford it.</w:t>
+      </w:r>
+    </w:p>
+    <w:p>
+      <w:pPr>
+        <w:spacing w:after="40"/>
+        <w:ind w:left="260" w:hanging="260"/>
+      </w:pPr>
+      <w:r>
+        <w:rPr>
+          <w:rFonts w:ascii="Arial" w:cs="Arial" w:eastAsia="Arial" w:hAnsi="Arial"/>
+          <w:b/>
+          <w:bCs/>
+          <w:color w:val="B00000"/>
+          <w:sz w:val="18"/>
+          <w:szCs w:val="18"/>
+        </w:rPr>
+        <w:t xml:space="preserve">✗  </w:t>
+      </w:r>
+      <w:r>
+        <w:rPr>
+          <w:rFonts w:ascii="Arial" w:cs="Arial" w:eastAsia="Arial" w:hAnsi="Arial"/>
+          <w:color w:val="1A1A1A"/>
+          <w:sz w:val="18"/>
+          <w:szCs w:val="18"/>
+        </w:rPr>
+        <w:t xml:space="preserve">Leave the station. A worker can be lent to another sector only through a Transfer Chit, and a token moves with it.</w:t>
+      </w:r>
+    </w:p>
+    <w:p>
+      <w:pPr>
+        <w:spacing w:after="40"/>
+        <w:ind w:left="260" w:hanging="260"/>
+      </w:pPr>
+      <w:r>
+        <w:rPr>
+          <w:rFonts w:ascii="Arial" w:cs="Arial" w:eastAsia="Arial" w:hAnsi="Arial"/>
+          <w:b/>
+          <w:bCs/>
+          <w:color w:val="B00000"/>
+          <w:sz w:val="18"/>
+          <w:szCs w:val="18"/>
+        </w:rPr>
+        <w:t xml:space="preserve">✗  </w:t>
+      </w:r>
+      <w:r>
+        <w:rPr>
+          <w:rFonts w:ascii="Arial" w:cs="Arial" w:eastAsia="Arial" w:hAnsi="Arial"/>
+          <w:color w:val="1A1A1A"/>
+          <w:sz w:val="18"/>
+          <w:szCs w:val="18"/>
+        </w:rPr>
+        <w:t xml:space="preserve">Let the table and the console disagree for more than a minute.</w:t>
+      </w:r>
+    </w:p>
+    <w:p>
+      <w:pPr>
+        <w:spacing w:after="40"/>
+        <w:ind w:left="260" w:hanging="260"/>
+      </w:pPr>
+      <w:r>
+        <w:rPr>
+          <w:rFonts w:ascii="Arial" w:cs="Arial" w:eastAsia="Arial" w:hAnsi="Arial"/>
+          <w:b/>
+          <w:bCs/>
+          <w:color w:val="8A5A00"/>
+          <w:sz w:val="18"/>
+          <w:szCs w:val="18"/>
+        </w:rPr>
+        <w:t xml:space="preserve">→  </w:t>
+      </w:r>
+      <w:r>
+        <w:rPr>
+          <w:rFonts w:ascii="Arial" w:cs="Arial" w:eastAsia="Arial" w:hAnsi="Arial"/>
+          <w:color w:val="1A1A1A"/>
+          <w:sz w:val="18"/>
+          <w:szCs w:val="18"/>
+        </w:rPr>
+        <w:t xml:space="preserve">A worker is injured: turn the token face down and tell the Systems Lead to press REQUEST MED HEALING.</w:t>
+      </w:r>
+    </w:p>
+    <w:p>
+      <w:pPr>
+        <w:spacing w:after="40"/>
+        <w:ind w:left="260" w:hanging="260"/>
+      </w:pPr>
+      <w:r>
+        <w:rPr>
+          <w:rFonts w:ascii="Arial" w:cs="Arial" w:eastAsia="Arial" w:hAnsi="Arial"/>
+          <w:b/>
+          <w:bCs/>
+          <w:color w:val="8A5A00"/>
+          <w:sz w:val="18"/>
+          <w:szCs w:val="18"/>
+        </w:rPr>
+        <w:t xml:space="preserve">→  </w:t>
+      </w:r>
+      <w:r>
+        <w:rPr>
+          <w:rFonts w:ascii="Arial" w:cs="Arial" w:eastAsia="Arial" w:hAnsi="Arial"/>
+          <w:color w:val="1A1A1A"/>
+          <w:sz w:val="18"/>
+          <w:szCs w:val="18"/>
+        </w:rPr>
+        <w:t xml:space="preserve">A new round starts: run the NEW ROUND box in section 5 before anything else.</w:t>
       </w:r>
     </w:p>
     <w:p>
